--- a/DM/пастор/dm_24_25.docx
+++ b/DM/пастор/dm_24_25.docx
@@ -2235,9 +2235,6 @@
         </w:tabs>
         <w:spacing w:before="67" w:line="249" w:lineRule="auto"/>
         <w:ind w:left="374" w:right="118" w:firstLine="0"/>
-        <w:rPr>
-          <w:lang w:val="en-US"/>
-        </w:rPr>
       </w:pPr>
       <w:r>
         <w:rPr>
@@ -2255,7 +2252,11 @@
       </w:r>
       <w:proofErr w:type="gramEnd"/>
       <w:r>
-        <w:t xml:space="preserve"> {0, 1}</w:t>
+        <w:t xml:space="preserve"> {0, </w:t>
+      </w:r>
+      <w:proofErr w:type="gramStart"/>
+      <w:r>
+        <w:t>1}</w:t>
       </w:r>
       <w:r>
         <w:rPr>
@@ -2263,6 +2264,7 @@
         </w:rPr>
         <w:t>n</w:t>
       </w:r>
+      <w:proofErr w:type="gramEnd"/>
       <w:r>
         <w:t xml:space="preserve"> → {0, 1}. • Всего есть 2</w:t>
       </w:r>
@@ -2275,7 +2277,6 @@
       <w:r>
         <w:rPr>
           <w:vertAlign w:val="superscript"/>
-          <w:lang w:val="en-US"/>
         </w:rPr>
         <w:t>^</w:t>
       </w:r>
@@ -2297,9 +2298,6 @@
         </w:tabs>
         <w:spacing w:before="67" w:line="249" w:lineRule="auto"/>
         <w:ind w:left="374" w:right="118" w:firstLine="0"/>
-        <w:rPr>
-          <w:lang w:val="en-US"/>
-        </w:rPr>
       </w:pPr>
       <w:r>
         <w:rPr>
@@ -2316,9 +2314,6 @@
         </w:tabs>
         <w:spacing w:before="67" w:line="249" w:lineRule="auto"/>
         <w:ind w:left="374" w:right="118" w:firstLine="0"/>
-        <w:rPr>
-          <w:lang w:val="en-US"/>
-        </w:rPr>
       </w:pPr>
       <w:r>
         <w:t xml:space="preserve">• Булевы функции можно задавать при помощи таблиц истинности. </w:t>
@@ -2332,9 +2327,6 @@
         </w:tabs>
         <w:spacing w:before="67" w:line="249" w:lineRule="auto"/>
         <w:ind w:left="374" w:right="118" w:firstLine="0"/>
-        <w:rPr>
-          <w:lang w:val="en-US"/>
-        </w:rPr>
       </w:pPr>
       <w:r>
         <w:t xml:space="preserve">• Таблица истинности — это таблица с 2n строками (где n — число переменных), первые n столбцов которой соответствуют значениям переменных, а (n + 1)-й столбец содержит значения функции. </w:t>
@@ -2348,9 +2340,6 @@
         </w:tabs>
         <w:spacing w:before="67" w:line="249" w:lineRule="auto"/>
         <w:ind w:left="374" w:right="118" w:firstLine="0"/>
-        <w:rPr>
-          <w:lang w:val="en-US"/>
-        </w:rPr>
       </w:pPr>
       <w:r>
         <w:t>• Каждая строка соответствует одной из 2n возможных комбинаций значений аргументов: соответствующая строка из нулей и единиц записывается в первые n клеток данной строки, а в (n + 1)-й клетке записывается значение функции при данных значениях аргументов (оно также может быть равно либо нулю, либо единице).</w:t>
@@ -2371,9 +2360,9 @@
       </w:pPr>
       <w:r>
         <w:rPr>
+          <w:noProof/>
           <w:lang w:val="en-US"/>
         </w:rPr>
-        <w:lastRenderedPageBreak/>
         <w:drawing>
           <wp:inline distT="0" distB="0" distL="0" distR="0" wp14:anchorId="003B4B0F" wp14:editId="10D99662">
             <wp:extent cx="6933565" cy="4298315"/>
@@ -2466,7 +2455,6 @@
         <w:ind w:left="374" w:right="117" w:firstLine="0"/>
         <w:rPr>
           <w:color w:val="0070C0"/>
-          <w:lang w:val="en-US"/>
         </w:rPr>
       </w:pPr>
       <w:r>
@@ -2484,9 +2472,6 @@
         </w:tabs>
         <w:spacing w:line="249" w:lineRule="auto"/>
         <w:ind w:left="374" w:right="117" w:firstLine="0"/>
-        <w:rPr>
-          <w:lang w:val="en-US"/>
-        </w:rPr>
       </w:pPr>
       <w:r>
         <w:t xml:space="preserve">• Алфавит исчисления высказываний состоит из следующих символов: </w:t>
@@ -2500,9 +2485,6 @@
         </w:tabs>
         <w:spacing w:line="249" w:lineRule="auto"/>
         <w:ind w:left="374" w:right="117" w:firstLine="0"/>
-        <w:rPr>
-          <w:lang w:val="en-US"/>
-        </w:rPr>
       </w:pPr>
       <w:r>
         <w:t xml:space="preserve">1. пропозициональные переменные: как правило, обозначаются латинскими буквами, возможно, с индексами; </w:t>
@@ -2516,9 +2498,6 @@
         </w:tabs>
         <w:spacing w:line="249" w:lineRule="auto"/>
         <w:ind w:left="374" w:right="117" w:firstLine="0"/>
-        <w:rPr>
-          <w:lang w:val="en-US"/>
-        </w:rPr>
       </w:pPr>
       <w:r>
         <w:t xml:space="preserve">2. пропозициональные связки: ¬, &amp;, </w:t>
@@ -2550,9 +2529,6 @@
         </w:tabs>
         <w:spacing w:line="249" w:lineRule="auto"/>
         <w:ind w:left="374" w:right="117" w:firstLine="0"/>
-        <w:rPr>
-          <w:lang w:val="en-US"/>
-        </w:rPr>
       </w:pPr>
       <w:r>
         <w:t>3. скобки: (</w:t>
@@ -2574,9 +2550,6 @@
         </w:tabs>
         <w:spacing w:line="249" w:lineRule="auto"/>
         <w:ind w:left="374" w:right="117" w:firstLine="0"/>
-        <w:rPr>
-          <w:lang w:val="en-US"/>
-        </w:rPr>
       </w:pPr>
       <w:r>
         <w:t xml:space="preserve">• Пропозициональной формулой называется последовательность символов в указанном выше алфавите, которая строится по следующим принципам: 1. любая переменная — формула; </w:t>
@@ -2590,9 +2563,6 @@
         </w:tabs>
         <w:spacing w:line="249" w:lineRule="auto"/>
         <w:ind w:left="374" w:right="117" w:firstLine="0"/>
-        <w:rPr>
-          <w:lang w:val="en-US"/>
-        </w:rPr>
       </w:pPr>
       <w:r>
         <w:t xml:space="preserve">2. если A — формула, то ¬A — формула; </w:t>
@@ -2606,9 +2576,6 @@
         </w:tabs>
         <w:spacing w:line="249" w:lineRule="auto"/>
         <w:ind w:left="374" w:right="117" w:firstLine="0"/>
-        <w:rPr>
-          <w:lang w:val="en-US"/>
-        </w:rPr>
       </w:pPr>
       <w:r>
         <w:t xml:space="preserve">3. если A, B — формулы, то (A &amp; B), (A </w:t>
@@ -2640,9 +2607,6 @@
         </w:tabs>
         <w:spacing w:line="249" w:lineRule="auto"/>
         <w:ind w:left="374" w:right="117" w:firstLine="0"/>
-        <w:rPr>
-          <w:lang w:val="en-US"/>
-        </w:rPr>
       </w:pPr>
       <w:r>
         <w:t xml:space="preserve">Пример ((¬x </w:t>
@@ -2674,9 +2638,6 @@
         </w:tabs>
         <w:spacing w:line="249" w:lineRule="auto"/>
         <w:ind w:left="374" w:right="117" w:firstLine="0"/>
-        <w:rPr>
-          <w:lang w:val="en-US"/>
-        </w:rPr>
       </w:pPr>
       <w:proofErr w:type="gramStart"/>
       <w:r>
@@ -2704,9 +2665,6 @@
         </w:tabs>
         <w:spacing w:line="249" w:lineRule="auto"/>
         <w:ind w:left="374" w:right="117" w:firstLine="0"/>
-        <w:rPr>
-          <w:lang w:val="en-US"/>
-        </w:rPr>
       </w:pPr>
       <w:r>
         <w:rPr>
@@ -2723,9 +2681,6 @@
         </w:tabs>
         <w:spacing w:line="249" w:lineRule="auto"/>
         <w:ind w:left="374" w:right="117" w:firstLine="0"/>
-        <w:rPr>
-          <w:lang w:val="en-US"/>
-        </w:rPr>
       </w:pPr>
       <w:r>
         <w:t xml:space="preserve">• Каждой пропозициональной формуле соответствует булева функция. </w:t>
@@ -2739,9 +2694,6 @@
         </w:tabs>
         <w:spacing w:line="249" w:lineRule="auto"/>
         <w:ind w:left="374" w:right="117" w:firstLine="0"/>
-        <w:rPr>
-          <w:lang w:val="en-US"/>
-        </w:rPr>
       </w:pPr>
       <w:r>
         <w:t xml:space="preserve">• Однако, это соответствие — не биекция. Например, формулам (¬x </w:t>
@@ -2775,7 +2727,6 @@
         <w:ind w:left="374" w:right="117" w:firstLine="0"/>
         <w:rPr>
           <w:color w:val="0070C0"/>
-          <w:lang w:val="en-US"/>
         </w:rPr>
       </w:pPr>
       <w:r>
@@ -2816,9 +2767,6 @@
         </w:tabs>
         <w:spacing w:line="249" w:lineRule="auto"/>
         <w:ind w:left="374" w:right="117" w:firstLine="0"/>
-        <w:rPr>
-          <w:lang w:val="en-US"/>
-        </w:rPr>
       </w:pPr>
       <w:r>
         <w:t xml:space="preserve">• Обозначение: A </w:t>
@@ -2841,9 +2789,6 @@
         </w:tabs>
         <w:spacing w:line="249" w:lineRule="auto"/>
         <w:ind w:left="374" w:right="117" w:firstLine="0"/>
-        <w:rPr>
-          <w:lang w:val="en-US"/>
-        </w:rPr>
       </w:pPr>
       <w:r>
         <w:t xml:space="preserve">Примеры </w:t>
@@ -2857,9 +2802,6 @@
         </w:tabs>
         <w:spacing w:line="249" w:lineRule="auto"/>
         <w:ind w:left="374" w:right="117" w:firstLine="0"/>
-        <w:rPr>
-          <w:lang w:val="en-US"/>
-        </w:rPr>
       </w:pPr>
       <w:r>
         <w:t xml:space="preserve">1. ¬¬x </w:t>
@@ -2882,9 +2824,6 @@
         </w:tabs>
         <w:spacing w:line="249" w:lineRule="auto"/>
         <w:ind w:left="374" w:right="117" w:firstLine="0"/>
-        <w:rPr>
-          <w:lang w:val="en-US"/>
-        </w:rPr>
       </w:pPr>
       <w:r>
         <w:t xml:space="preserve">2. </w:t>
@@ -2924,9 +2863,6 @@
         </w:tabs>
         <w:spacing w:line="249" w:lineRule="auto"/>
         <w:ind w:left="374" w:right="117" w:firstLine="0"/>
-        <w:rPr>
-          <w:lang w:val="en-US"/>
-        </w:rPr>
       </w:pPr>
       <w:r>
         <w:t xml:space="preserve">3. </w:t>
@@ -2966,9 +2902,6 @@
         </w:tabs>
         <w:spacing w:line="249" w:lineRule="auto"/>
         <w:ind w:left="374" w:right="117" w:firstLine="0"/>
-        <w:rPr>
-          <w:lang w:val="en-US"/>
-        </w:rPr>
       </w:pPr>
       <w:r>
         <w:t xml:space="preserve">4. (x </w:t>
@@ -3009,9 +2942,6 @@
         </w:tabs>
         <w:spacing w:line="249" w:lineRule="auto"/>
         <w:ind w:left="374" w:right="117" w:firstLine="0"/>
-        <w:rPr>
-          <w:lang w:val="en-US"/>
-        </w:rPr>
       </w:pPr>
       <w:r>
         <w:t xml:space="preserve">5. </w:t>
@@ -3051,9 +2981,6 @@
         </w:tabs>
         <w:spacing w:line="249" w:lineRule="auto"/>
         <w:ind w:left="374" w:right="117" w:firstLine="0"/>
-        <w:rPr>
-          <w:lang w:val="en-US"/>
-        </w:rPr>
       </w:pPr>
       <w:r>
         <w:t xml:space="preserve">6. (x &amp; (y </w:t>
@@ -3094,9 +3021,6 @@
         </w:tabs>
         <w:spacing w:line="249" w:lineRule="auto"/>
         <w:ind w:left="374" w:right="117" w:firstLine="0"/>
-        <w:rPr>
-          <w:lang w:val="en-US"/>
-        </w:rPr>
       </w:pPr>
       <w:r>
         <w:t xml:space="preserve">7. (x </w:t>
@@ -3148,7 +3072,6 @@
         <w:ind w:left="374" w:right="117" w:firstLine="0"/>
         <w:rPr>
           <w:color w:val="0070C0"/>
-          <w:lang w:val="en-US"/>
         </w:rPr>
       </w:pPr>
       <w:r>
@@ -3166,9 +3089,6 @@
         </w:tabs>
         <w:spacing w:line="249" w:lineRule="auto"/>
         <w:ind w:left="374" w:right="117" w:firstLine="0"/>
-        <w:rPr>
-          <w:lang w:val="en-US"/>
-        </w:rPr>
       </w:pPr>
       <w:r>
         <w:rPr>
@@ -3188,12 +3108,8 @@
         </w:tabs>
         <w:spacing w:line="249" w:lineRule="auto"/>
         <w:ind w:left="374" w:right="117" w:firstLine="0"/>
-        <w:rPr>
-          <w:lang w:val="en-US"/>
-        </w:rPr>
-      </w:pPr>
-      <w:r>
-        <w:lastRenderedPageBreak/>
+      </w:pPr>
+      <w:r>
         <w:t xml:space="preserve">• Формула A называется </w:t>
       </w:r>
       <w:r>
@@ -3247,9 +3163,6 @@
         </w:tabs>
         <w:spacing w:line="249" w:lineRule="auto"/>
         <w:ind w:left="374" w:right="117" w:firstLine="0"/>
-        <w:rPr>
-          <w:lang w:val="en-US"/>
-        </w:rPr>
       </w:pPr>
       <w:r>
         <w:t xml:space="preserve">• Формула A называется </w:t>
@@ -3282,9 +3195,6 @@
         </w:tabs>
         <w:spacing w:line="249" w:lineRule="auto"/>
         <w:ind w:left="374" w:right="117" w:firstLine="0"/>
-        <w:rPr>
-          <w:lang w:val="en-US"/>
-        </w:rPr>
       </w:pPr>
       <w:r>
         <w:t xml:space="preserve">Примеры </w:t>
@@ -3298,9 +3208,6 @@
         </w:tabs>
         <w:spacing w:line="249" w:lineRule="auto"/>
         <w:ind w:left="374" w:right="117" w:firstLine="0"/>
-        <w:rPr>
-          <w:lang w:val="en-US"/>
-        </w:rPr>
       </w:pPr>
       <w:r>
         <w:t xml:space="preserve">1. (x </w:t>
@@ -4006,11 +3913,11 @@
         <w:ind w:left="374" w:right="116" w:firstLine="0"/>
       </w:pPr>
       <w:r>
-        <w:t>4. к</w:t>
+        <w:t xml:space="preserve">4. </w:t>
       </w:r>
       <w:proofErr w:type="spellStart"/>
       <w:r>
-        <w:t>лозы</w:t>
+        <w:t>клозы</w:t>
       </w:r>
       <w:proofErr w:type="spellEnd"/>
       <w:r>
@@ -4333,7 +4240,11 @@
         <w:t>∈</w:t>
       </w:r>
       <w:r>
-        <w:t xml:space="preserve"> {0, 1}</w:t>
+        <w:t xml:space="preserve"> {0, </w:t>
+      </w:r>
+      <w:proofErr w:type="gramStart"/>
+      <w:r>
+        <w:t>1}</w:t>
       </w:r>
       <w:r>
         <w:rPr>
@@ -4341,6 +4252,7 @@
         </w:rPr>
         <w:t>n</w:t>
       </w:r>
+      <w:proofErr w:type="gramEnd"/>
       <w:r>
         <w:t xml:space="preserve"> можно поставить в соответствие простой конъюнкт (L1 &amp; . . . &amp; </w:t>
       </w:r>
@@ -4356,10 +4268,12 @@
         <w:t>{</w:t>
       </w:r>
       <w:proofErr w:type="spellStart"/>
+      <w:proofErr w:type="gramStart"/>
       <w:r>
         <w:t>xi</w:t>
       </w:r>
       <w:proofErr w:type="spellEnd"/>
+      <w:proofErr w:type="gramEnd"/>
       <w:r>
         <w:t xml:space="preserve"> </w:t>
       </w:r>
@@ -4387,6 +4301,7 @@
         <w:t xml:space="preserve"> ¬</w:t>
       </w:r>
       <w:proofErr w:type="spellStart"/>
+      <w:proofErr w:type="gramStart"/>
       <w:r>
         <w:t>xi</w:t>
       </w:r>
@@ -4397,6 +4312,7 @@
       <w:r>
         <w:t xml:space="preserve"> когда</w:t>
       </w:r>
+      <w:proofErr w:type="gramEnd"/>
       <w:r>
         <w:t xml:space="preserve"> </w:t>
       </w:r>
@@ -4525,7 +4441,15 @@
       </w:r>
       <w:proofErr w:type="gramEnd"/>
       <w:r>
-        <w:t xml:space="preserve"> единственна, поскольку ее отрицание — это СДНФ, соответствующая ¬f , а она единственна. </w:t>
+        <w:t xml:space="preserve"> единственна, поскольку ее отрицание — это СДНФ, соответствующая ¬</w:t>
+      </w:r>
+      <w:proofErr w:type="gramStart"/>
+      <w:r>
+        <w:t>f ,</w:t>
+      </w:r>
+      <w:proofErr w:type="gramEnd"/>
+      <w:r>
+        <w:t xml:space="preserve"> а она единственна. </w:t>
       </w:r>
     </w:p>
     <w:p>
@@ -4541,7 +4465,6 @@
         <w:rPr>
           <w:color w:val="0070C0"/>
         </w:rPr>
-        <w:lastRenderedPageBreak/>
         <w:t>Полные системы булевых функций</w:t>
       </w:r>
     </w:p>
@@ -4906,7 +4829,15 @@
         <w:t>∨</w:t>
       </w:r>
       <w:r>
-        <w:t xml:space="preserve"> ¬B), ¬(A </w:t>
+        <w:t xml:space="preserve"> ¬B), </w:t>
+      </w:r>
+      <w:proofErr w:type="gramStart"/>
+      <w:r>
+        <w:t>¬(</w:t>
+      </w:r>
+      <w:proofErr w:type="gramEnd"/>
+      <w:r>
+        <w:t xml:space="preserve">A </w:t>
       </w:r>
       <w:r>
         <w:rPr>
@@ -5454,9 +5385,6 @@
         </w:tabs>
         <w:spacing w:before="3"/>
         <w:ind w:left="795" w:firstLine="0"/>
-        <w:rPr>
-          <w:lang w:val="en-US"/>
-        </w:rPr>
       </w:pPr>
       <w:r>
         <w:t xml:space="preserve">• Каждая формальная теория должна включать в себя множество формул, называемых аксиомами и конечное множество правил вывода (отношений между формулами, позволяющих из некоторых формул выводить другие). </w:t>
@@ -5476,9 +5404,9 @@
       </w:pPr>
       <w:r>
         <w:rPr>
+          <w:noProof/>
           <w:lang w:val="en-US"/>
         </w:rPr>
-        <w:lastRenderedPageBreak/>
         <w:drawing>
           <wp:inline distT="0" distB="0" distL="0" distR="0" wp14:anchorId="62DD0ADF" wp14:editId="54F6FE61">
             <wp:extent cx="6115050" cy="2143125"/>
@@ -5530,6 +5458,7 @@
       </w:pPr>
       <w:r>
         <w:rPr>
+          <w:noProof/>
           <w:lang w:val="en-US"/>
         </w:rPr>
         <w:drawing>
@@ -5583,9 +5512,9 @@
       </w:pPr>
       <w:r>
         <w:rPr>
+          <w:noProof/>
           <w:lang w:val="en-US"/>
         </w:rPr>
-        <w:lastRenderedPageBreak/>
         <w:drawing>
           <wp:inline distT="0" distB="0" distL="0" distR="0" wp14:anchorId="72415939" wp14:editId="5A4B2784">
             <wp:extent cx="6933565" cy="4438015"/>
@@ -5674,6 +5603,9 @@
         <w:t xml:space="preserve">   </w:t>
       </w:r>
       <w:r>
+        <w:rPr>
+          <w:noProof/>
+        </w:rPr>
         <w:drawing>
           <wp:inline distT="0" distB="0" distL="0" distR="0" wp14:anchorId="0833C1EF" wp14:editId="44A39995">
             <wp:extent cx="6829425" cy="4629150"/>
@@ -5719,9 +5651,6 @@
         <w:spacing w:before="8" w:line="249" w:lineRule="auto"/>
         <w:ind w:left="-269" w:right="116"/>
         <w:jc w:val="both"/>
-        <w:rPr>
-          <w:lang w:val="en-US"/>
-        </w:rPr>
       </w:pPr>
       <w:r>
         <w:rPr>
@@ -5738,9 +5667,6 @@
         <w:spacing w:before="8" w:line="249" w:lineRule="auto"/>
         <w:ind w:left="-269" w:right="116"/>
         <w:jc w:val="both"/>
-        <w:rPr>
-          <w:lang w:val="en-US"/>
-        </w:rPr>
       </w:pPr>
       <w:r>
         <w:rPr>
@@ -5757,12 +5683,8 @@
         <w:spacing w:before="8" w:line="249" w:lineRule="auto"/>
         <w:ind w:left="-269" w:right="116"/>
         <w:jc w:val="both"/>
-        <w:rPr>
-          <w:lang w:val="en-US"/>
-        </w:rPr>
-      </w:pPr>
-      <w:r>
-        <w:lastRenderedPageBreak/>
+      </w:pPr>
+      <w:r>
         <w:t xml:space="preserve">• В принципе, обозначения для предметных констант, переменных, функциональных и предикатных символов могут быть и другими. Но они должны быть заранее определены. </w:t>
       </w:r>
     </w:p>
@@ -5774,9 +5696,6 @@
         <w:spacing w:before="8" w:line="249" w:lineRule="auto"/>
         <w:ind w:left="-269" w:right="116"/>
         <w:jc w:val="both"/>
-        <w:rPr>
-          <w:lang w:val="en-US"/>
-        </w:rPr>
       </w:pPr>
       <w:r>
         <w:t xml:space="preserve">• Список всех используемых предметных констант, функциональных и предикатных символов (с указанием их местности) называется </w:t>
@@ -5802,7 +5721,6 @@
         <w:jc w:val="both"/>
         <w:rPr>
           <w:color w:val="0070C0"/>
-          <w:lang w:val="en-US"/>
         </w:rPr>
       </w:pPr>
       <w:r>
@@ -5820,9 +5738,6 @@
         <w:spacing w:before="8" w:line="249" w:lineRule="auto"/>
         <w:ind w:left="-269" w:right="116"/>
         <w:jc w:val="both"/>
-        <w:rPr>
-          <w:lang w:val="en-US"/>
-        </w:rPr>
       </w:pPr>
       <w:r>
         <w:t xml:space="preserve">• </w:t>
@@ -5846,9 +5761,6 @@
         <w:spacing w:before="8" w:line="249" w:lineRule="auto"/>
         <w:ind w:left="-269" w:right="116"/>
         <w:jc w:val="both"/>
-        <w:rPr>
-          <w:lang w:val="en-US"/>
-        </w:rPr>
       </w:pPr>
       <w:r>
         <w:t xml:space="preserve">1. любая предметная константа и любая предметная переменная — терм; </w:t>
@@ -5862,9 +5774,6 @@
         <w:spacing w:before="8" w:line="249" w:lineRule="auto"/>
         <w:ind w:left="-269" w:right="116"/>
         <w:jc w:val="both"/>
-        <w:rPr>
-          <w:lang w:val="en-US"/>
-        </w:rPr>
       </w:pPr>
       <w:r>
         <w:t>2. если f</w:t>
@@ -5898,7 +5807,11 @@
       <w:proofErr w:type="spellEnd"/>
       <w:proofErr w:type="gramEnd"/>
       <w:r>
-        <w:t xml:space="preserve"> — термы, то f</w:t>
+        <w:t xml:space="preserve"> — термы, то </w:t>
+      </w:r>
+      <w:proofErr w:type="gramStart"/>
+      <w:r>
+        <w:t>f</w:t>
       </w:r>
       <w:proofErr w:type="spellStart"/>
       <w:r>
@@ -5916,13 +5829,22 @@
         <w:t>m</w:t>
       </w:r>
       <w:r>
-        <w:t>(t1, . . . ,</w:t>
+        <w:t>(</w:t>
+      </w:r>
+      <w:proofErr w:type="gramEnd"/>
+      <w:r>
+        <w:t xml:space="preserve">t1, </w:t>
+      </w:r>
+      <w:proofErr w:type="gramStart"/>
+      <w:r>
+        <w:t>. . . ,</w:t>
       </w:r>
       <w:proofErr w:type="spellStart"/>
       <w:r>
         <w:t>tm</w:t>
       </w:r>
       <w:proofErr w:type="spellEnd"/>
+      <w:proofErr w:type="gramEnd"/>
       <w:r>
         <w:t xml:space="preserve">) — терм; </w:t>
       </w:r>
@@ -5935,9 +5857,6 @@
         <w:spacing w:before="8" w:line="249" w:lineRule="auto"/>
         <w:ind w:left="-269" w:right="116"/>
         <w:jc w:val="both"/>
-        <w:rPr>
-          <w:lang w:val="en-US"/>
-        </w:rPr>
       </w:pPr>
       <w:r>
         <w:t>3. выражение является термом только в том случае, если это следует из правил 1 и 2.</w:t>
@@ -6006,13 +5925,18 @@
       </w:r>
       <w:proofErr w:type="gramEnd"/>
       <w:r>
-        <w:t>t1, . . . ,</w:t>
+        <w:t xml:space="preserve">t1, </w:t>
+      </w:r>
+      <w:proofErr w:type="gramStart"/>
+      <w:r>
+        <w:t>. . . ,</w:t>
       </w:r>
       <w:proofErr w:type="spellStart"/>
       <w:r>
         <w:t>tn</w:t>
       </w:r>
       <w:proofErr w:type="spellEnd"/>
+      <w:proofErr w:type="gramEnd"/>
       <w:r>
         <w:t>), где P</w:t>
       </w:r>
@@ -6030,16 +5954,18 @@
         <w:t>n</w:t>
       </w:r>
       <w:r>
-        <w:t xml:space="preserve"> </w:t>
-      </w:r>
-      <w:r>
-        <w:t>— n-местный предикатный символ и t1, . . . ,</w:t>
+        <w:t xml:space="preserve"> — n-местный предикатный символ и t1, </w:t>
+      </w:r>
+      <w:proofErr w:type="gramStart"/>
+      <w:r>
+        <w:t>. . . ,</w:t>
       </w:r>
       <w:proofErr w:type="spellStart"/>
       <w:r>
         <w:t>tn</w:t>
       </w:r>
       <w:proofErr w:type="spellEnd"/>
+      <w:proofErr w:type="gramEnd"/>
       <w:r>
         <w:t xml:space="preserve"> — термы. элементарные формулы также называют </w:t>
       </w:r>
@@ -6062,9 +5988,6 @@
         <w:spacing w:before="8" w:line="249" w:lineRule="auto"/>
         <w:ind w:left="-269" w:right="116"/>
         <w:jc w:val="both"/>
-        <w:rPr>
-          <w:lang w:val="en-US"/>
-        </w:rPr>
       </w:pPr>
       <w:r>
         <w:t xml:space="preserve">• </w:t>
@@ -6088,9 +6011,6 @@
         <w:spacing w:before="8" w:line="249" w:lineRule="auto"/>
         <w:ind w:left="-269" w:right="116"/>
         <w:jc w:val="both"/>
-        <w:rPr>
-          <w:lang w:val="en-US"/>
-        </w:rPr>
       </w:pPr>
       <w:r>
         <w:t xml:space="preserve">1. любая элементарная формула — формула; </w:t>
@@ -6104,9 +6024,6 @@
         <w:spacing w:before="8" w:line="249" w:lineRule="auto"/>
         <w:ind w:left="-269" w:right="116"/>
         <w:jc w:val="both"/>
-        <w:rPr>
-          <w:lang w:val="en-US"/>
-        </w:rPr>
       </w:pPr>
       <w:r>
         <w:t xml:space="preserve">2. если A — формула, то ¬A — формула; </w:t>
@@ -6120,9 +6037,6 @@
         <w:spacing w:before="8" w:line="249" w:lineRule="auto"/>
         <w:ind w:left="-269" w:right="116"/>
         <w:jc w:val="both"/>
-        <w:rPr>
-          <w:lang w:val="en-US"/>
-        </w:rPr>
       </w:pPr>
       <w:r>
         <w:t xml:space="preserve">3. если A, B — формулы, то (A &amp; B), (A </w:t>
@@ -6154,9 +6068,6 @@
         <w:spacing w:before="8" w:line="249" w:lineRule="auto"/>
         <w:ind w:left="-269" w:right="116"/>
         <w:jc w:val="both"/>
-        <w:rPr>
-          <w:lang w:val="en-US"/>
-        </w:rPr>
       </w:pPr>
       <w:r>
         <w:t xml:space="preserve">4. если A — формула и x — предметная переменная, то </w:t>
@@ -6188,9 +6099,6 @@
         <w:spacing w:before="8" w:line="249" w:lineRule="auto"/>
         <w:ind w:left="-269" w:right="116"/>
         <w:jc w:val="both"/>
-        <w:rPr>
-          <w:lang w:val="en-US"/>
-        </w:rPr>
       </w:pPr>
       <w:r>
         <w:t xml:space="preserve">5. выражение является формулой только в том случае, если это следует из правил 1-4. </w:t>
@@ -6204,9 +6112,6 @@
         <w:spacing w:before="8" w:line="249" w:lineRule="auto"/>
         <w:ind w:left="-269" w:right="116"/>
         <w:jc w:val="both"/>
-        <w:rPr>
-          <w:lang w:val="en-US"/>
-        </w:rPr>
       </w:pPr>
       <w:r>
         <w:t xml:space="preserve">• В формулах вида </w:t>
@@ -6256,9 +6161,6 @@
         <w:spacing w:before="8" w:line="249" w:lineRule="auto"/>
         <w:ind w:left="-269" w:right="116"/>
         <w:jc w:val="both"/>
-        <w:rPr>
-          <w:lang w:val="en-US"/>
-        </w:rPr>
       </w:pPr>
       <w:r>
         <w:rPr>
@@ -6278,9 +6180,6 @@
         <w:spacing w:before="8" w:line="249" w:lineRule="auto"/>
         <w:ind w:left="-269" w:right="116"/>
         <w:jc w:val="both"/>
-        <w:rPr>
-          <w:lang w:val="en-US"/>
-        </w:rPr>
       </w:pPr>
       <w:r>
         <w:t xml:space="preserve">• Вхождение переменной x в формулу F называется </w:t>
@@ -6340,9 +6239,6 @@
         <w:spacing w:before="8" w:line="249" w:lineRule="auto"/>
         <w:ind w:left="-269" w:right="116"/>
         <w:jc w:val="both"/>
-        <w:rPr>
-          <w:lang w:val="en-US"/>
-        </w:rPr>
       </w:pPr>
       <w:r>
         <w:t xml:space="preserve">• В противном случае, вхождение переменной x в данную формулу называется </w:t>
@@ -6366,9 +6262,6 @@
         <w:spacing w:before="8" w:line="249" w:lineRule="auto"/>
         <w:ind w:left="-269" w:right="116"/>
         <w:jc w:val="both"/>
-        <w:rPr>
-          <w:lang w:val="en-US"/>
-        </w:rPr>
       </w:pPr>
       <w:r>
         <w:t xml:space="preserve">• Одна и та же переменная может иметь свободные и связанные вхождения в одну и ту же формулу. </w:t>
@@ -6398,9 +6291,6 @@
         <w:spacing w:before="8" w:line="249" w:lineRule="auto"/>
         <w:ind w:left="-269" w:right="116"/>
         <w:jc w:val="both"/>
-        <w:rPr>
-          <w:lang w:val="en-US"/>
-        </w:rPr>
       </w:pPr>
       <w:r>
         <w:t xml:space="preserve">В формуле (f (x) = 0 </w:t>
@@ -6496,9 +6386,6 @@
         <w:spacing w:before="8" w:line="249" w:lineRule="auto"/>
         <w:ind w:left="-269" w:right="116"/>
         <w:jc w:val="both"/>
-        <w:rPr>
-          <w:lang w:val="en-US"/>
-        </w:rPr>
       </w:pPr>
       <w:r>
         <w:rPr>
@@ -6515,9 +6402,6 @@
         <w:spacing w:before="8" w:line="249" w:lineRule="auto"/>
         <w:ind w:left="-269" w:right="116"/>
         <w:jc w:val="both"/>
-        <w:rPr>
-          <w:lang w:val="en-US"/>
-        </w:rPr>
       </w:pPr>
       <w:r>
         <w:t xml:space="preserve">• Если в формуле нет свободных переменных, она называется </w:t>
@@ -6543,10 +6427,18 @@
         <w:jc w:val="both"/>
       </w:pPr>
       <w:r>
-        <w:t xml:space="preserve">• Если свободные вхождения переменных в формуле есть, то можно подставить вместо них какие-либо термы и получить новую формулу. I Пусть F — формула, x1, </w:t>
+        <w:t xml:space="preserve">• Если свободные вхождения переменных в формуле есть, то можно подставить вместо них какие-либо термы и получить новую формулу. </w:t>
       </w:r>
       <w:proofErr w:type="gramStart"/>
       <w:r>
+        <w:t>I Пусть</w:t>
+      </w:r>
+      <w:proofErr w:type="gramEnd"/>
+      <w:r>
+        <w:t xml:space="preserve"> F — формула, x1, </w:t>
+      </w:r>
+      <w:proofErr w:type="gramStart"/>
+      <w:r>
         <w:t>. . . ,</w:t>
       </w:r>
       <w:proofErr w:type="gramEnd"/>
@@ -6559,13 +6451,18 @@
       </w:r>
       <w:proofErr w:type="spellEnd"/>
       <w:r>
-        <w:t xml:space="preserve"> — переменные и t1, . . . ,</w:t>
+        <w:t xml:space="preserve"> — переменные и t1, </w:t>
+      </w:r>
+      <w:proofErr w:type="gramStart"/>
+      <w:r>
+        <w:t>. . . ,</w:t>
       </w:r>
       <w:proofErr w:type="spellStart"/>
       <w:r>
         <w:t>tn</w:t>
       </w:r>
       <w:proofErr w:type="spellEnd"/>
+      <w:proofErr w:type="gramEnd"/>
       <w:r>
         <w:t xml:space="preserve"> — термы. Тогда через </w:t>
       </w:r>
@@ -6575,23 +6472,41 @@
       </w:r>
       <w:proofErr w:type="gramEnd"/>
       <w:r>
-        <w:t>t1, . . . ,</w:t>
+        <w:t xml:space="preserve">t1, </w:t>
+      </w:r>
+      <w:proofErr w:type="gramStart"/>
+      <w:r>
+        <w:t>. . . ,</w:t>
       </w:r>
       <w:proofErr w:type="spellStart"/>
       <w:r>
         <w:t>tn</w:t>
       </w:r>
       <w:proofErr w:type="spellEnd"/>
-      <w:r>
-        <w:t>) обозначается результат подстановки термов t1, . . . ,</w:t>
+      <w:proofErr w:type="gramEnd"/>
+      <w:r>
+        <w:t xml:space="preserve">) обозначается результат подстановки термов t1, </w:t>
+      </w:r>
+      <w:proofErr w:type="gramStart"/>
+      <w:r>
+        <w:t>. . . ,</w:t>
       </w:r>
       <w:proofErr w:type="spellStart"/>
       <w:r>
         <w:t>tn</w:t>
       </w:r>
       <w:proofErr w:type="spellEnd"/>
-      <w:r>
-        <w:t xml:space="preserve"> в F вместо всех свободных вхождений переменных x1, . . . , </w:t>
+      <w:proofErr w:type="gramEnd"/>
+      <w:r>
+        <w:t xml:space="preserve"> в F вместо всех свободных вхождений переменных x1, </w:t>
+      </w:r>
+      <w:proofErr w:type="gramStart"/>
+      <w:r>
+        <w:t>. . . ,</w:t>
+      </w:r>
+      <w:proofErr w:type="gramEnd"/>
+      <w:r>
+        <w:t xml:space="preserve"> </w:t>
       </w:r>
       <w:proofErr w:type="spellStart"/>
       <w:r>
@@ -6599,7 +6514,15 @@
       </w:r>
       <w:proofErr w:type="spellEnd"/>
       <w:r>
-        <w:t>. I Также результат подстановки терма t вместо всех свободных вхождений переменной x в формулу F обозначают [F]</w:t>
+        <w:t xml:space="preserve">. </w:t>
+      </w:r>
+      <w:proofErr w:type="gramStart"/>
+      <w:r>
+        <w:t>I Также</w:t>
+      </w:r>
+      <w:proofErr w:type="gramEnd"/>
+      <w:r>
+        <w:t xml:space="preserve"> результат подстановки терма t вместо всех свободных вхождений переменной x в формулу F обозначают [F]</w:t>
       </w:r>
       <w:proofErr w:type="spellStart"/>
       <w:proofErr w:type="gramStart"/>
@@ -6629,9 +6552,6 @@
         <w:spacing w:before="8" w:line="249" w:lineRule="auto"/>
         <w:ind w:left="-269" w:right="116"/>
         <w:jc w:val="both"/>
-        <w:rPr>
-          <w:lang w:val="en-US"/>
-        </w:rPr>
       </w:pPr>
       <w:r>
         <w:t xml:space="preserve">• Терм t называется </w:t>
@@ -6858,9 +6778,6 @@
         </w:tabs>
         <w:spacing w:line="280" w:lineRule="exact"/>
         <w:ind w:left="374"/>
-        <w:rPr>
-          <w:lang w:val="en-US"/>
-        </w:rPr>
       </w:pPr>
       <w:r>
         <w:rPr>
@@ -6876,9 +6793,6 @@
         </w:tabs>
         <w:spacing w:line="280" w:lineRule="exact"/>
         <w:ind w:left="374"/>
-        <w:rPr>
-          <w:lang w:val="en-US"/>
-        </w:rPr>
       </w:pPr>
       <w:r>
         <w:t xml:space="preserve">• Выбираем множество D — область интерпретации. </w:t>
@@ -6891,9 +6805,6 @@
         </w:tabs>
         <w:spacing w:line="280" w:lineRule="exact"/>
         <w:ind w:left="374"/>
-        <w:rPr>
-          <w:lang w:val="en-US"/>
-        </w:rPr>
       </w:pPr>
       <w:r>
         <w:t xml:space="preserve">• Каждой предметной константе </w:t>
@@ -6923,9 +6834,6 @@
         </w:tabs>
         <w:spacing w:line="280" w:lineRule="exact"/>
         <w:ind w:left="374"/>
-        <w:rPr>
-          <w:lang w:val="en-US"/>
-        </w:rPr>
       </w:pPr>
       <w:r>
         <w:t xml:space="preserve">• Каждому n-местному функциональному символу f n i ставим в соответствие n-местную операцию на D (т. е. отображение </w:t>
@@ -6951,9 +6859,6 @@
         </w:tabs>
         <w:spacing w:line="280" w:lineRule="exact"/>
         <w:ind w:left="374"/>
-        <w:rPr>
-          <w:lang w:val="en-US"/>
-        </w:rPr>
       </w:pPr>
       <w:r>
         <w:t xml:space="preserve">• Каждому n-местному предикатному символу P n i ставим в соответствие n-местное отношение на D (т. е. подмножество </w:t>
@@ -6991,9 +6896,6 @@
         </w:tabs>
         <w:spacing w:line="280" w:lineRule="exact"/>
         <w:ind w:left="374"/>
-        <w:rPr>
-          <w:lang w:val="en-US"/>
-        </w:rPr>
       </w:pPr>
       <w:r>
         <w:t xml:space="preserve">• Каждой незамкнутой формуле будет соответствовать отношение на множестве D (k-местное отношение, где k — число свободных переменных). </w:t>
@@ -7006,9 +6908,6 @@
         </w:tabs>
         <w:spacing w:line="280" w:lineRule="exact"/>
         <w:ind w:left="374"/>
-        <w:rPr>
-          <w:lang w:val="en-US"/>
-        </w:rPr>
       </w:pPr>
       <w:r>
         <w:t xml:space="preserve">Примеры </w:t>
@@ -7021,9 +6920,6 @@
         </w:tabs>
         <w:spacing w:line="280" w:lineRule="exact"/>
         <w:ind w:left="374"/>
-        <w:rPr>
-          <w:lang w:val="en-US"/>
-        </w:rPr>
       </w:pPr>
       <w:r>
         <w:t xml:space="preserve">1. Формула </w:t>
@@ -7078,12 +6974,8 @@
         </w:tabs>
         <w:spacing w:line="280" w:lineRule="exact"/>
         <w:ind w:left="374"/>
-        <w:rPr>
-          <w:lang w:val="en-US"/>
-        </w:rPr>
-      </w:pPr>
-      <w:r>
-        <w:lastRenderedPageBreak/>
+      </w:pPr>
+      <w:r>
         <w:t xml:space="preserve">• Формула F называется </w:t>
       </w:r>
       <w:r>
@@ -7152,9 +7044,6 @@
         </w:tabs>
         <w:spacing w:line="280" w:lineRule="exact"/>
         <w:ind w:left="374"/>
-        <w:rPr>
-          <w:lang w:val="en-US"/>
-        </w:rPr>
       </w:pPr>
       <w:r>
         <w:t xml:space="preserve">• Формула F называется (логически) </w:t>
@@ -7177,9 +7066,6 @@
         </w:tabs>
         <w:spacing w:line="280" w:lineRule="exact"/>
         <w:ind w:left="374"/>
-        <w:rPr>
-          <w:lang w:val="en-US"/>
-        </w:rPr>
       </w:pPr>
       <w:r>
         <w:t xml:space="preserve">• Формула F называется </w:t>
@@ -7513,19 +7399,14 @@
     </w:p>
     <w:p>
       <w:pPr>
-        <w:tabs>
-          <w:tab w:val="left" w:pos="795"/>
-        </w:tabs>
-        <w:spacing w:before="67"/>
-        <w:ind w:left="374"/>
-        <w:rPr>
-          <w:sz w:val="24"/>
+        <w:pStyle w:val="a5"/>
+        <w:rPr>
           <w:lang w:val="en-US"/>
         </w:rPr>
       </w:pPr>
       <w:r>
         <w:rPr>
-          <w:sz w:val="24"/>
+          <w:noProof/>
           <w:lang w:val="en-US"/>
         </w:rPr>
         <w:drawing>
@@ -7860,9 +7741,6 @@
         </w:tabs>
         <w:spacing w:before="8" w:line="249" w:lineRule="auto"/>
         <w:ind w:left="374" w:right="116" w:firstLine="0"/>
-        <w:rPr>
-          <w:lang w:val="en-US"/>
-        </w:rPr>
       </w:pPr>
       <w:r>
         <w:rPr>
@@ -7879,9 +7757,6 @@
         </w:tabs>
         <w:spacing w:before="8" w:line="249" w:lineRule="auto"/>
         <w:ind w:left="374" w:right="116" w:firstLine="0"/>
-        <w:rPr>
-          <w:lang w:val="en-US"/>
-        </w:rPr>
       </w:pPr>
       <w:r>
         <w:rPr>
@@ -7943,9 +7818,6 @@
         </w:tabs>
         <w:spacing w:before="8" w:line="249" w:lineRule="auto"/>
         <w:ind w:left="374" w:right="116" w:firstLine="0"/>
-        <w:rPr>
-          <w:lang w:val="en-US"/>
-        </w:rPr>
       </w:pPr>
       <w:r>
         <w:t xml:space="preserve">• Это число можно интерпретировать как </w:t>
@@ -7959,9 +7831,6 @@
         </w:tabs>
         <w:spacing w:before="8" w:line="249" w:lineRule="auto"/>
         <w:ind w:left="374" w:right="116" w:firstLine="0"/>
-        <w:rPr>
-          <w:lang w:val="en-US"/>
-        </w:rPr>
       </w:pPr>
       <w:r>
         <w:rPr>
@@ -7978,7 +7847,23 @@
       </w:r>
       <w:proofErr w:type="gramEnd"/>
       <w:r>
-        <w:t xml:space="preserve"> [1..k] → [1..n]; </w:t>
+        <w:t xml:space="preserve"> [</w:t>
+      </w:r>
+      <w:proofErr w:type="gramStart"/>
+      <w:r>
+        <w:t>1..</w:t>
+      </w:r>
+      <w:proofErr w:type="gramEnd"/>
+      <w:r>
+        <w:t>k] → [</w:t>
+      </w:r>
+      <w:proofErr w:type="gramStart"/>
+      <w:r>
+        <w:t>1..</w:t>
+      </w:r>
+      <w:proofErr w:type="gramEnd"/>
+      <w:r>
+        <w:t xml:space="preserve">n]; </w:t>
       </w:r>
     </w:p>
     <w:p>
@@ -7989,9 +7874,6 @@
         </w:tabs>
         <w:spacing w:before="8" w:line="249" w:lineRule="auto"/>
         <w:ind w:left="374" w:right="116" w:firstLine="0"/>
-        <w:rPr>
-          <w:lang w:val="en-US"/>
-        </w:rPr>
       </w:pPr>
       <w:r>
         <w:rPr>
@@ -8022,7 +7904,6 @@
         <w:ind w:left="374" w:right="116" w:firstLine="0"/>
         <w:rPr>
           <w:color w:val="0070C0"/>
-          <w:lang w:val="en-US"/>
         </w:rPr>
       </w:pPr>
       <w:r>
@@ -8047,6 +7928,7 @@
       </w:pPr>
       <w:r>
         <w:rPr>
+          <w:noProof/>
           <w:color w:val="0070C0"/>
           <w:lang w:val="en-US"/>
         </w:rPr>
@@ -8095,9 +7977,6 @@
         </w:tabs>
         <w:spacing w:before="8" w:line="249" w:lineRule="auto"/>
         <w:ind w:left="374" w:right="116" w:firstLine="0"/>
-        <w:rPr>
-          <w:lang w:val="en-US"/>
-        </w:rPr>
       </w:pPr>
       <w:r>
         <w:rPr>
@@ -8118,9 +7997,6 @@
         </w:tabs>
         <w:spacing w:before="8" w:line="249" w:lineRule="auto"/>
         <w:ind w:left="374" w:right="116" w:firstLine="0"/>
-        <w:rPr>
-          <w:lang w:val="en-US"/>
-        </w:rPr>
       </w:pPr>
       <w:r>
         <w:t xml:space="preserve">• Расположим в ряд k шариков и n − 1 перегородку. </w:t>
@@ -8134,12 +8010,8 @@
         </w:tabs>
         <w:spacing w:before="8" w:line="249" w:lineRule="auto"/>
         <w:ind w:left="374" w:right="116" w:firstLine="0"/>
-        <w:rPr>
-          <w:lang w:val="en-US"/>
-        </w:rPr>
-      </w:pPr>
-      <w:r>
-        <w:lastRenderedPageBreak/>
+      </w:pPr>
+      <w:r>
         <w:t xml:space="preserve">• Всего есть </w:t>
       </w:r>
       <w:r>
@@ -8181,10 +8053,7 @@
         <w:t>-1</w:t>
       </w:r>
       <w:r>
-        <w:t xml:space="preserve"> </w:t>
-      </w:r>
-      <w:r>
-        <w:t xml:space="preserve">таких расположений. </w:t>
+        <w:t xml:space="preserve"> таких расположений. </w:t>
       </w:r>
     </w:p>
     <w:p>
@@ -8195,9 +8064,6 @@
         </w:tabs>
         <w:spacing w:before="8" w:line="249" w:lineRule="auto"/>
         <w:ind w:left="374" w:right="116" w:firstLine="0"/>
-        <w:rPr>
-          <w:lang w:val="en-US"/>
-        </w:rPr>
       </w:pPr>
       <w:r>
         <w:t xml:space="preserve">• Обозначим через t1 число шариков до первой перегородки; t2 — между первой и второй перегородками; </w:t>
@@ -8275,9 +8141,6 @@
         </w:tabs>
         <w:spacing w:before="8" w:line="249" w:lineRule="auto"/>
         <w:ind w:left="374" w:right="116" w:firstLine="0"/>
-        <w:rPr>
-          <w:lang w:val="en-US"/>
-        </w:rPr>
       </w:pPr>
       <w:r>
         <w:t>Число решений уравнения t</w:t>
@@ -8388,9 +8251,6 @@
         </w:tabs>
         <w:spacing w:before="8" w:line="249" w:lineRule="auto"/>
         <w:ind w:left="374" w:right="116" w:firstLine="0"/>
-        <w:rPr>
-          <w:lang w:val="en-US"/>
-        </w:rPr>
       </w:pPr>
       <w:r>
         <w:t xml:space="preserve">Пусть X = {x1, x2, </w:t>
@@ -8420,9 +8280,6 @@
         </w:tabs>
         <w:spacing w:before="8" w:line="249" w:lineRule="auto"/>
         <w:ind w:left="374" w:right="116" w:firstLine="0"/>
-        <w:rPr>
-          <w:lang w:val="en-US"/>
-        </w:rPr>
       </w:pPr>
       <w:r>
         <w:t xml:space="preserve">• Строим биекцию между решениями уравнения (1) и неупорядоченными наборами из k элементов множества X. </w:t>
@@ -8436,9 +8293,6 @@
         </w:tabs>
         <w:spacing w:before="8" w:line="249" w:lineRule="auto"/>
         <w:ind w:left="374" w:right="116" w:firstLine="0"/>
-        <w:rPr>
-          <w:lang w:val="en-US"/>
-        </w:rPr>
       </w:pPr>
       <w:r>
         <w:t>• Каждому решению (t</w:t>
@@ -8449,15 +8303,28 @@
       </w:r>
       <w:proofErr w:type="gramEnd"/>
       <w:r>
-        <w:t>2, . . . ,</w:t>
+        <w:t xml:space="preserve">2, </w:t>
+      </w:r>
+      <w:proofErr w:type="gramStart"/>
+      <w:r>
+        <w:t>. . . ,</w:t>
       </w:r>
       <w:proofErr w:type="spellStart"/>
       <w:r>
         <w:t>tn</w:t>
       </w:r>
       <w:proofErr w:type="spellEnd"/>
-      <w:r>
-        <w:t xml:space="preserve">) ставим в соответствие набор, состоящий из t1 экземпляров элемента x1, t2 экземпляров x2, . . . , </w:t>
+      <w:proofErr w:type="gramEnd"/>
+      <w:r>
+        <w:t xml:space="preserve">) ставим в соответствие набор, состоящий из t1 экземпляров элемента x1, t2 экземпляров x2, </w:t>
+      </w:r>
+      <w:proofErr w:type="gramStart"/>
+      <w:r>
+        <w:t>. . . ,</w:t>
+      </w:r>
+      <w:proofErr w:type="gramEnd"/>
+      <w:r>
+        <w:t xml:space="preserve"> </w:t>
       </w:r>
       <w:proofErr w:type="spellStart"/>
       <w:r>
@@ -8494,13 +8361,18 @@
       </w:r>
       <w:proofErr w:type="gramEnd"/>
       <w:r>
-        <w:t>2, . . . ,</w:t>
+        <w:t xml:space="preserve">2, </w:t>
+      </w:r>
+      <w:proofErr w:type="gramStart"/>
+      <w:r>
+        <w:t>. . . ,</w:t>
       </w:r>
       <w:proofErr w:type="spellStart"/>
       <w:r>
         <w:t>tn</w:t>
       </w:r>
       <w:proofErr w:type="spellEnd"/>
+      <w:proofErr w:type="gramEnd"/>
       <w:r>
         <w:t xml:space="preserve">), где </w:t>
       </w:r>
@@ -8682,6 +8554,7 @@
       </w:pPr>
       <w:r>
         <w:rPr>
+          <w:noProof/>
           <w:sz w:val="32"/>
           <w:szCs w:val="28"/>
         </w:rPr>
@@ -8738,11 +8611,11 @@
       </w:pPr>
       <w:r>
         <w:rPr>
+          <w:noProof/>
           <w:sz w:val="32"/>
           <w:szCs w:val="28"/>
           <w:lang w:val="en-US"/>
         </w:rPr>
-        <w:lastRenderedPageBreak/>
         <w:drawing>
           <wp:inline distT="0" distB="0" distL="0" distR="0" wp14:anchorId="60F9CA1D" wp14:editId="75F92282">
             <wp:extent cx="6933565" cy="4334510"/>
@@ -8958,6 +8831,7 @@
       </w:pPr>
       <w:r>
         <w:rPr>
+          <w:noProof/>
           <w:sz w:val="32"/>
           <w:szCs w:val="28"/>
         </w:rPr>
@@ -9014,11 +8888,11 @@
       </w:pPr>
       <w:r>
         <w:rPr>
+          <w:noProof/>
           <w:sz w:val="32"/>
           <w:szCs w:val="28"/>
           <w:lang w:val="en-US"/>
         </w:rPr>
-        <w:lastRenderedPageBreak/>
         <w:drawing>
           <wp:inline distT="0" distB="0" distL="0" distR="0" wp14:anchorId="6E19EE86" wp14:editId="5A05187C">
             <wp:extent cx="6933565" cy="4615815"/>
@@ -9196,11 +9070,11 @@
       </w:pPr>
       <w:r>
         <w:rPr>
+          <w:noProof/>
           <w:sz w:val="32"/>
           <w:szCs w:val="28"/>
           <w:lang w:val="en-US"/>
         </w:rPr>
-        <w:lastRenderedPageBreak/>
         <w:drawing>
           <wp:inline distT="0" distB="0" distL="0" distR="0" wp14:anchorId="0F335160" wp14:editId="3EC5799C">
             <wp:extent cx="6886575" cy="2628900"/>
@@ -9400,9 +9274,6 @@
         </w:tabs>
         <w:spacing w:before="4"/>
         <w:ind w:left="795" w:firstLine="0"/>
-        <w:rPr>
-          <w:lang w:val="en-US"/>
-        </w:rPr>
       </w:pPr>
       <w:r>
         <w:rPr>
@@ -9419,9 +9290,6 @@
         </w:tabs>
         <w:spacing w:before="4"/>
         <w:ind w:left="795" w:firstLine="0"/>
-        <w:rPr>
-          <w:lang w:val="en-US"/>
-        </w:rPr>
       </w:pPr>
       <w:r>
         <w:t xml:space="preserve">Примеры </w:t>
@@ -9435,9 +9303,6 @@
         </w:tabs>
         <w:spacing w:before="4"/>
         <w:ind w:left="795" w:firstLine="0"/>
-        <w:rPr>
-          <w:lang w:val="en-US"/>
-        </w:rPr>
       </w:pPr>
       <w:r>
         <w:t xml:space="preserve">1. Пусть A, B — конечные множества. Тогда |A </w:t>
@@ -9504,6 +9369,9 @@
         </w:rPr>
       </w:pPr>
       <w:r>
+        <w:rPr>
+          <w:noProof/>
+        </w:rPr>
         <w:drawing>
           <wp:inline distT="0" distB="0" distL="0" distR="0" wp14:anchorId="5C7CD971" wp14:editId="3CAEB1AC">
             <wp:extent cx="5638800" cy="3743325"/>
@@ -9555,9 +9423,9 @@
       </w:pPr>
       <w:r>
         <w:rPr>
+          <w:noProof/>
           <w:lang w:val="en-US"/>
         </w:rPr>
-        <w:lastRenderedPageBreak/>
         <w:drawing>
           <wp:inline distT="0" distB="0" distL="0" distR="0" wp14:anchorId="287542FA" wp14:editId="35972D23">
             <wp:extent cx="6743700" cy="3810000"/>
@@ -9831,9 +9699,6 @@
         </w:tabs>
         <w:spacing w:before="7" w:line="249" w:lineRule="auto"/>
         <w:ind w:left="374" w:right="117" w:firstLine="0"/>
-        <w:rPr>
-          <w:lang w:val="en-US"/>
-        </w:rPr>
       </w:pPr>
       <w:r>
         <w:t xml:space="preserve">• Перестановкой на множестве M называется произвольная биекция </w:t>
@@ -9855,9 +9720,6 @@
         </w:tabs>
         <w:spacing w:before="7" w:line="249" w:lineRule="auto"/>
         <w:ind w:left="374" w:right="117" w:firstLine="0"/>
-        <w:rPr>
-          <w:lang w:val="en-US"/>
-        </w:rPr>
       </w:pPr>
       <w:r>
         <w:t xml:space="preserve">• Неподвижной точкой перестановки σ называется такой элемент x </w:t>
@@ -9880,9 +9742,6 @@
         </w:tabs>
         <w:spacing w:before="7" w:line="249" w:lineRule="auto"/>
         <w:ind w:left="374" w:right="117" w:firstLine="0"/>
-        <w:rPr>
-          <w:lang w:val="en-US"/>
-        </w:rPr>
       </w:pPr>
       <w:r>
         <w:t xml:space="preserve">• </w:t>
@@ -9934,9 +9793,6 @@
         </w:tabs>
         <w:spacing w:before="7" w:line="249" w:lineRule="auto"/>
         <w:ind w:left="374" w:right="117" w:firstLine="0"/>
-        <w:rPr>
-          <w:lang w:val="en-US"/>
-        </w:rPr>
       </w:pPr>
       <w:r>
         <w:t xml:space="preserve"> Мы знаем, что |</w:t>
@@ -9974,7 +9830,6 @@
         <w:ind w:left="374" w:right="117" w:firstLine="0"/>
         <w:rPr>
           <w:color w:val="0070C0"/>
-          <w:lang w:val="en-US"/>
         </w:rPr>
       </w:pPr>
       <w:r>
@@ -9992,9 +9847,6 @@
         </w:tabs>
         <w:spacing w:before="7" w:line="249" w:lineRule="auto"/>
         <w:ind w:left="374" w:right="117" w:firstLine="0"/>
-        <w:rPr>
-          <w:lang w:val="en-US"/>
-        </w:rPr>
       </w:pPr>
       <w:r>
         <w:t xml:space="preserve">D(n) — число перестановок из </w:t>
@@ -10057,6 +9909,7 @@
       </w:pPr>
       <w:r>
         <w:rPr>
+          <w:noProof/>
           <w:color w:val="0070C0"/>
           <w:lang w:val="en-US"/>
         </w:rPr>
@@ -10120,7 +9973,6 @@
           <w:sz w:val="32"/>
           <w:szCs w:val="28"/>
         </w:rPr>
-        <w:lastRenderedPageBreak/>
         <mc:AlternateContent>
           <mc:Choice Requires="wps">
             <w:drawing>
@@ -10521,12 +10373,7 @@
     </w:p>
     <w:p>
       <w:pPr>
-        <w:pStyle w:val="1"/>
-        <w:tabs>
-          <w:tab w:val="left" w:pos="4615"/>
-        </w:tabs>
-        <w:spacing w:before="246"/>
-        <w:ind w:left="0" w:firstLine="0"/>
+        <w:pStyle w:val="a5"/>
       </w:pPr>
       <w:r>
         <w:rPr>
@@ -10571,14 +10418,12 @@
     </w:p>
     <w:p>
       <w:pPr>
-        <w:pStyle w:val="1"/>
-        <w:tabs>
-          <w:tab w:val="left" w:pos="4615"/>
-        </w:tabs>
-        <w:spacing w:before="246"/>
-        <w:ind w:left="0" w:firstLine="0"/>
-      </w:pPr>
-      <w:r>
+        <w:pStyle w:val="a5"/>
+      </w:pPr>
+      <w:r>
+        <w:rPr>
+          <w:noProof/>
+        </w:rPr>
         <w:drawing>
           <wp:inline distT="0" distB="0" distL="0" distR="0" wp14:anchorId="1AAEAA6F" wp14:editId="39CD1C72">
             <wp:extent cx="6657975" cy="4114800"/>
@@ -10774,15 +10619,12 @@
     </w:p>
     <w:p>
       <w:pPr>
-        <w:pStyle w:val="1"/>
-        <w:tabs>
-          <w:tab w:val="left" w:pos="4615"/>
-        </w:tabs>
-        <w:spacing w:before="246"/>
-        <w:ind w:left="0" w:firstLine="0"/>
-      </w:pPr>
-      <w:r>
-        <w:lastRenderedPageBreak/>
+        <w:pStyle w:val="a5"/>
+      </w:pPr>
+      <w:r>
+        <w:rPr>
+          <w:noProof/>
+        </w:rPr>
         <w:drawing>
           <wp:inline distT="0" distB="0" distL="0" distR="0" wp14:anchorId="54F63E12" wp14:editId="05B8177A">
             <wp:extent cx="6543675" cy="2686050"/>
@@ -10849,14 +10691,12 @@
     </w:p>
     <w:p>
       <w:pPr>
-        <w:pStyle w:val="1"/>
-        <w:tabs>
-          <w:tab w:val="left" w:pos="4615"/>
-        </w:tabs>
-        <w:spacing w:before="246"/>
-        <w:ind w:left="0" w:firstLine="0"/>
-      </w:pPr>
-      <w:r>
+        <w:pStyle w:val="a5"/>
+      </w:pPr>
+      <w:r>
+        <w:rPr>
+          <w:noProof/>
+        </w:rPr>
         <w:drawing>
           <wp:inline distT="0" distB="0" distL="0" distR="0" wp14:anchorId="5FA7D9F2" wp14:editId="4B8009D5">
             <wp:extent cx="6933565" cy="4547870"/>
@@ -11999,15 +11839,7 @@
           <w:w w:val="105"/>
           <w:sz w:val="24"/>
         </w:rPr>
-        <w:t xml:space="preserve">последовательности, </w:t>
-      </w:r>
-      <w:r>
-        <w:rPr>
-          <w:w w:val="105"/>
-          <w:sz w:val="24"/>
-        </w:rPr>
-        <w:lastRenderedPageBreak/>
-        <w:t>последовательности единиц и минус единиц, пути на клетчатой сетке).</w:t>
+        <w:t>последовательности, последовательности единиц и минус единиц, пути на клетчатой сетке).</w:t>
       </w:r>
     </w:p>
     <w:p>
@@ -12454,6 +12286,4711 @@
         </w:rPr>
         <w:t>формула.</w:t>
       </w:r>
+    </w:p>
+    <w:p>
+      <w:pPr>
+        <w:pStyle w:val="1"/>
+        <w:spacing w:before="197"/>
+        <w:ind w:right="92"/>
+        <w:jc w:val="center"/>
+      </w:pPr>
+      <w:r>
+        <w:rPr>
+          <w:w w:val="105"/>
+        </w:rPr>
+        <w:t>Вопросы,</w:t>
+      </w:r>
+      <w:r>
+        <w:rPr>
+          <w:spacing w:val="29"/>
+          <w:w w:val="105"/>
+        </w:rPr>
+        <w:t xml:space="preserve"> </w:t>
+      </w:r>
+      <w:r>
+        <w:rPr>
+          <w:w w:val="105"/>
+        </w:rPr>
+        <w:t>2</w:t>
+      </w:r>
+      <w:r>
+        <w:rPr>
+          <w:spacing w:val="30"/>
+          <w:w w:val="105"/>
+        </w:rPr>
+        <w:t xml:space="preserve"> </w:t>
+      </w:r>
+      <w:r>
+        <w:rPr>
+          <w:spacing w:val="-2"/>
+          <w:w w:val="105"/>
+        </w:rPr>
+        <w:t>семестр</w:t>
+      </w:r>
+    </w:p>
+    <w:p>
+      <w:pPr>
+        <w:pStyle w:val="a5"/>
+        <w:numPr>
+          <w:ilvl w:val="0"/>
+          <w:numId w:val="6"/>
+        </w:numPr>
+        <w:tabs>
+          <w:tab w:val="left" w:pos="795"/>
+        </w:tabs>
+        <w:spacing w:before="103" w:line="294" w:lineRule="exact"/>
+        <w:ind w:left="795" w:hanging="421"/>
+        <w:rPr>
+          <w:sz w:val="24"/>
+        </w:rPr>
+      </w:pPr>
+      <w:r>
+        <w:rPr>
+          <w:spacing w:val="-8"/>
+          <w:sz w:val="24"/>
+        </w:rPr>
+        <w:t>Треугольник</w:t>
+      </w:r>
+      <w:r>
+        <w:rPr>
+          <w:spacing w:val="7"/>
+          <w:sz w:val="24"/>
+        </w:rPr>
+        <w:t xml:space="preserve"> </w:t>
+      </w:r>
+      <w:r>
+        <w:rPr>
+          <w:spacing w:val="-2"/>
+          <w:sz w:val="24"/>
+        </w:rPr>
+        <w:t>Белла.</w:t>
+      </w:r>
+    </w:p>
+    <w:p>
+      <w:pPr>
+        <w:pStyle w:val="a5"/>
+        <w:numPr>
+          <w:ilvl w:val="0"/>
+          <w:numId w:val="6"/>
+        </w:numPr>
+        <w:tabs>
+          <w:tab w:val="left" w:pos="795"/>
+        </w:tabs>
+        <w:spacing w:line="289" w:lineRule="exact"/>
+        <w:ind w:left="795" w:hanging="421"/>
+        <w:rPr>
+          <w:sz w:val="24"/>
+        </w:rPr>
+      </w:pPr>
+      <w:r>
+        <w:rPr>
+          <w:spacing w:val="-6"/>
+          <w:sz w:val="24"/>
+        </w:rPr>
+        <w:t>Числа</w:t>
+      </w:r>
+      <w:r>
+        <w:rPr>
+          <w:spacing w:val="-7"/>
+          <w:sz w:val="24"/>
+        </w:rPr>
+        <w:t xml:space="preserve"> </w:t>
+      </w:r>
+      <w:r>
+        <w:rPr>
+          <w:spacing w:val="-6"/>
+          <w:sz w:val="24"/>
+        </w:rPr>
+        <w:t>Стирлинга второго рода. Определение</w:t>
+      </w:r>
+      <w:r>
+        <w:rPr>
+          <w:spacing w:val="-7"/>
+          <w:sz w:val="24"/>
+        </w:rPr>
+        <w:t xml:space="preserve"> </w:t>
+      </w:r>
+      <w:r>
+        <w:rPr>
+          <w:spacing w:val="-6"/>
+          <w:sz w:val="24"/>
+        </w:rPr>
+        <w:t>и значения для частных случаев.</w:t>
+      </w:r>
+    </w:p>
+    <w:p>
+      <w:pPr>
+        <w:pStyle w:val="a5"/>
+        <w:numPr>
+          <w:ilvl w:val="0"/>
+          <w:numId w:val="6"/>
+        </w:numPr>
+        <w:tabs>
+          <w:tab w:val="left" w:pos="795"/>
+        </w:tabs>
+        <w:spacing w:line="289" w:lineRule="exact"/>
+        <w:ind w:left="795" w:hanging="421"/>
+        <w:rPr>
+          <w:sz w:val="24"/>
+        </w:rPr>
+      </w:pPr>
+      <w:r>
+        <w:rPr>
+          <w:spacing w:val="-8"/>
+          <w:sz w:val="24"/>
+        </w:rPr>
+        <w:t>Рекуррентная</w:t>
+      </w:r>
+      <w:r>
+        <w:rPr>
+          <w:spacing w:val="3"/>
+          <w:sz w:val="24"/>
+        </w:rPr>
+        <w:t xml:space="preserve"> </w:t>
+      </w:r>
+      <w:r>
+        <w:rPr>
+          <w:spacing w:val="-8"/>
+          <w:sz w:val="24"/>
+        </w:rPr>
+        <w:t>формула</w:t>
+      </w:r>
+      <w:r>
+        <w:rPr>
+          <w:spacing w:val="3"/>
+          <w:sz w:val="24"/>
+        </w:rPr>
+        <w:t xml:space="preserve"> </w:t>
+      </w:r>
+      <w:r>
+        <w:rPr>
+          <w:spacing w:val="-8"/>
+          <w:sz w:val="24"/>
+        </w:rPr>
+        <w:t>для</w:t>
+      </w:r>
+      <w:r>
+        <w:rPr>
+          <w:spacing w:val="3"/>
+          <w:sz w:val="24"/>
+        </w:rPr>
+        <w:t xml:space="preserve"> </w:t>
+      </w:r>
+      <w:r>
+        <w:rPr>
+          <w:spacing w:val="-8"/>
+          <w:sz w:val="24"/>
+        </w:rPr>
+        <w:t>чисел</w:t>
+      </w:r>
+      <w:r>
+        <w:rPr>
+          <w:spacing w:val="3"/>
+          <w:sz w:val="24"/>
+        </w:rPr>
+        <w:t xml:space="preserve"> </w:t>
+      </w:r>
+      <w:r>
+        <w:rPr>
+          <w:spacing w:val="-8"/>
+          <w:sz w:val="24"/>
+        </w:rPr>
+        <w:t>Стирлинга</w:t>
+      </w:r>
+      <w:r>
+        <w:rPr>
+          <w:spacing w:val="4"/>
+          <w:sz w:val="24"/>
+        </w:rPr>
+        <w:t xml:space="preserve"> </w:t>
+      </w:r>
+      <w:r>
+        <w:rPr>
+          <w:spacing w:val="-8"/>
+          <w:sz w:val="24"/>
+        </w:rPr>
+        <w:t>второго</w:t>
+      </w:r>
+      <w:r>
+        <w:rPr>
+          <w:spacing w:val="3"/>
+          <w:sz w:val="24"/>
+        </w:rPr>
+        <w:t xml:space="preserve"> </w:t>
+      </w:r>
+      <w:r>
+        <w:rPr>
+          <w:spacing w:val="-8"/>
+          <w:sz w:val="24"/>
+        </w:rPr>
+        <w:t>рода.</w:t>
+      </w:r>
+    </w:p>
+    <w:p>
+      <w:pPr>
+        <w:pStyle w:val="a5"/>
+        <w:numPr>
+          <w:ilvl w:val="0"/>
+          <w:numId w:val="6"/>
+        </w:numPr>
+        <w:tabs>
+          <w:tab w:val="left" w:pos="807"/>
+        </w:tabs>
+        <w:spacing w:before="3" w:line="232" w:lineRule="auto"/>
+        <w:ind w:right="115" w:firstLine="351"/>
+        <w:rPr>
+          <w:sz w:val="24"/>
+        </w:rPr>
+      </w:pPr>
+      <w:r>
+        <w:rPr>
+          <w:spacing w:val="-4"/>
+          <w:sz w:val="24"/>
+        </w:rPr>
+        <w:t>Связь</w:t>
+      </w:r>
+      <w:r>
+        <w:rPr>
+          <w:sz w:val="24"/>
+        </w:rPr>
+        <w:t xml:space="preserve"> </w:t>
+      </w:r>
+      <w:r>
+        <w:rPr>
+          <w:spacing w:val="-4"/>
+          <w:sz w:val="24"/>
+        </w:rPr>
+        <w:t>чисел</w:t>
+      </w:r>
+      <w:r>
+        <w:rPr>
+          <w:sz w:val="24"/>
+        </w:rPr>
+        <w:t xml:space="preserve"> </w:t>
+      </w:r>
+      <w:r>
+        <w:rPr>
+          <w:spacing w:val="-4"/>
+          <w:sz w:val="24"/>
+        </w:rPr>
+        <w:t>Стирлинга</w:t>
+      </w:r>
+      <w:r>
+        <w:rPr>
+          <w:sz w:val="24"/>
+        </w:rPr>
+        <w:t xml:space="preserve"> </w:t>
+      </w:r>
+      <w:r>
+        <w:rPr>
+          <w:spacing w:val="-4"/>
+          <w:sz w:val="24"/>
+        </w:rPr>
+        <w:t>второго</w:t>
+      </w:r>
+      <w:r>
+        <w:rPr>
+          <w:sz w:val="24"/>
+        </w:rPr>
+        <w:t xml:space="preserve"> </w:t>
+      </w:r>
+      <w:r>
+        <w:rPr>
+          <w:spacing w:val="-4"/>
+          <w:sz w:val="24"/>
+        </w:rPr>
+        <w:t>рода</w:t>
+      </w:r>
+      <w:r>
+        <w:rPr>
+          <w:sz w:val="24"/>
+        </w:rPr>
+        <w:t xml:space="preserve"> </w:t>
+      </w:r>
+      <w:r>
+        <w:rPr>
+          <w:spacing w:val="-4"/>
+          <w:sz w:val="24"/>
+        </w:rPr>
+        <w:t>и</w:t>
+      </w:r>
+      <w:r>
+        <w:rPr>
+          <w:sz w:val="24"/>
+        </w:rPr>
+        <w:t xml:space="preserve"> </w:t>
+      </w:r>
+      <w:r>
+        <w:rPr>
+          <w:spacing w:val="-4"/>
+          <w:sz w:val="24"/>
+        </w:rPr>
+        <w:t>числа</w:t>
+      </w:r>
+      <w:r>
+        <w:rPr>
+          <w:sz w:val="24"/>
+        </w:rPr>
+        <w:t xml:space="preserve"> </w:t>
+      </w:r>
+      <w:r>
+        <w:rPr>
+          <w:spacing w:val="-4"/>
+          <w:sz w:val="24"/>
+        </w:rPr>
+        <w:t>сюръекций.</w:t>
+      </w:r>
+      <w:r>
+        <w:rPr>
+          <w:sz w:val="24"/>
+        </w:rPr>
+        <w:t xml:space="preserve"> </w:t>
+      </w:r>
+      <w:r>
+        <w:rPr>
+          <w:spacing w:val="-4"/>
+          <w:sz w:val="24"/>
+        </w:rPr>
+        <w:t>Явная</w:t>
+      </w:r>
+      <w:r>
+        <w:rPr>
+          <w:sz w:val="24"/>
+        </w:rPr>
+        <w:t xml:space="preserve"> </w:t>
+      </w:r>
+      <w:r>
+        <w:rPr>
+          <w:spacing w:val="-4"/>
+          <w:sz w:val="24"/>
+        </w:rPr>
+        <w:t>формула</w:t>
+      </w:r>
+      <w:r>
+        <w:rPr>
+          <w:sz w:val="24"/>
+        </w:rPr>
+        <w:t xml:space="preserve"> </w:t>
+      </w:r>
+      <w:r>
+        <w:rPr>
+          <w:spacing w:val="-4"/>
+          <w:sz w:val="24"/>
+        </w:rPr>
+        <w:t>для</w:t>
+      </w:r>
+      <w:r>
+        <w:rPr>
+          <w:sz w:val="24"/>
+        </w:rPr>
+        <w:t xml:space="preserve"> </w:t>
+      </w:r>
+      <w:r>
+        <w:rPr>
+          <w:spacing w:val="-4"/>
+          <w:sz w:val="24"/>
+        </w:rPr>
+        <w:t>чисел</w:t>
+      </w:r>
+      <w:r>
+        <w:rPr>
+          <w:sz w:val="24"/>
+        </w:rPr>
+        <w:t xml:space="preserve"> </w:t>
+      </w:r>
+      <w:r>
+        <w:rPr>
+          <w:spacing w:val="-4"/>
+          <w:sz w:val="24"/>
+        </w:rPr>
+        <w:t xml:space="preserve">Стир- </w:t>
+      </w:r>
+      <w:r>
+        <w:rPr>
+          <w:sz w:val="24"/>
+        </w:rPr>
+        <w:t xml:space="preserve">линга </w:t>
+      </w:r>
+      <w:r>
+        <w:rPr>
+          <w:sz w:val="24"/>
+        </w:rPr>
+        <w:lastRenderedPageBreak/>
+        <w:t>второго рода.</w:t>
+      </w:r>
+    </w:p>
+    <w:p>
+      <w:pPr>
+        <w:pStyle w:val="a5"/>
+        <w:numPr>
+          <w:ilvl w:val="0"/>
+          <w:numId w:val="6"/>
+        </w:numPr>
+        <w:tabs>
+          <w:tab w:val="left" w:pos="795"/>
+        </w:tabs>
+        <w:spacing w:line="286" w:lineRule="exact"/>
+        <w:ind w:left="795" w:hanging="421"/>
+        <w:rPr>
+          <w:sz w:val="24"/>
+        </w:rPr>
+      </w:pPr>
+      <w:r>
+        <w:rPr>
+          <w:spacing w:val="-6"/>
+          <w:sz w:val="24"/>
+        </w:rPr>
+        <w:t>Числа</w:t>
+      </w:r>
+      <w:r>
+        <w:rPr>
+          <w:spacing w:val="-4"/>
+          <w:sz w:val="24"/>
+        </w:rPr>
+        <w:t xml:space="preserve"> </w:t>
+      </w:r>
+      <w:r>
+        <w:rPr>
+          <w:spacing w:val="-6"/>
+          <w:sz w:val="24"/>
+        </w:rPr>
+        <w:t>Стирлинга</w:t>
+      </w:r>
+      <w:r>
+        <w:rPr>
+          <w:spacing w:val="-3"/>
+          <w:sz w:val="24"/>
+        </w:rPr>
+        <w:t xml:space="preserve"> </w:t>
+      </w:r>
+      <w:r>
+        <w:rPr>
+          <w:spacing w:val="-6"/>
+          <w:sz w:val="24"/>
+        </w:rPr>
+        <w:t>второго</w:t>
+      </w:r>
+      <w:r>
+        <w:rPr>
+          <w:spacing w:val="-4"/>
+          <w:sz w:val="24"/>
+        </w:rPr>
+        <w:t xml:space="preserve"> </w:t>
+      </w:r>
+      <w:r>
+        <w:rPr>
+          <w:spacing w:val="-6"/>
+          <w:sz w:val="24"/>
+        </w:rPr>
+        <w:t>рода</w:t>
+      </w:r>
+      <w:r>
+        <w:rPr>
+          <w:spacing w:val="-3"/>
+          <w:sz w:val="24"/>
+        </w:rPr>
+        <w:t xml:space="preserve"> </w:t>
+      </w:r>
+      <w:r>
+        <w:rPr>
+          <w:spacing w:val="-6"/>
+          <w:sz w:val="24"/>
+        </w:rPr>
+        <w:t>и</w:t>
+      </w:r>
+      <w:r>
+        <w:rPr>
+          <w:spacing w:val="-4"/>
+          <w:sz w:val="24"/>
+        </w:rPr>
+        <w:t xml:space="preserve"> </w:t>
+      </w:r>
+      <w:r>
+        <w:rPr>
+          <w:spacing w:val="-6"/>
+          <w:sz w:val="24"/>
+        </w:rPr>
+        <w:t>многочлены.</w:t>
+      </w:r>
+    </w:p>
+    <w:p>
+      <w:pPr>
+        <w:pStyle w:val="a5"/>
+        <w:numPr>
+          <w:ilvl w:val="0"/>
+          <w:numId w:val="6"/>
+        </w:numPr>
+        <w:tabs>
+          <w:tab w:val="left" w:pos="795"/>
+        </w:tabs>
+        <w:spacing w:line="289" w:lineRule="exact"/>
+        <w:ind w:left="795" w:hanging="421"/>
+        <w:rPr>
+          <w:sz w:val="24"/>
+        </w:rPr>
+      </w:pPr>
+      <w:r>
+        <w:rPr>
+          <w:spacing w:val="-8"/>
+          <w:sz w:val="24"/>
+        </w:rPr>
+        <w:t>Числа</w:t>
+      </w:r>
+      <w:r>
+        <w:rPr>
+          <w:spacing w:val="-3"/>
+          <w:sz w:val="24"/>
+        </w:rPr>
+        <w:t xml:space="preserve"> </w:t>
+      </w:r>
+      <w:r>
+        <w:rPr>
+          <w:spacing w:val="-8"/>
+          <w:sz w:val="24"/>
+        </w:rPr>
+        <w:t>Стирлинга</w:t>
+      </w:r>
+      <w:r>
+        <w:rPr>
+          <w:spacing w:val="-3"/>
+          <w:sz w:val="24"/>
+        </w:rPr>
+        <w:t xml:space="preserve"> </w:t>
+      </w:r>
+      <w:r>
+        <w:rPr>
+          <w:spacing w:val="-8"/>
+          <w:sz w:val="24"/>
+        </w:rPr>
+        <w:t>первого</w:t>
+      </w:r>
+      <w:r>
+        <w:rPr>
+          <w:spacing w:val="-3"/>
+          <w:sz w:val="24"/>
+        </w:rPr>
+        <w:t xml:space="preserve"> </w:t>
+      </w:r>
+      <w:r>
+        <w:rPr>
+          <w:spacing w:val="-8"/>
+          <w:sz w:val="24"/>
+        </w:rPr>
+        <w:t>рода.</w:t>
+      </w:r>
+      <w:r>
+        <w:rPr>
+          <w:spacing w:val="-3"/>
+          <w:sz w:val="24"/>
+        </w:rPr>
+        <w:t xml:space="preserve"> </w:t>
+      </w:r>
+      <w:r>
+        <w:rPr>
+          <w:spacing w:val="-8"/>
+          <w:sz w:val="24"/>
+        </w:rPr>
+        <w:t>Определение</w:t>
+      </w:r>
+      <w:r>
+        <w:rPr>
+          <w:spacing w:val="-3"/>
+          <w:sz w:val="24"/>
+        </w:rPr>
+        <w:t xml:space="preserve"> </w:t>
+      </w:r>
+      <w:r>
+        <w:rPr>
+          <w:spacing w:val="-8"/>
+          <w:sz w:val="24"/>
+        </w:rPr>
+        <w:t>и</w:t>
+      </w:r>
+      <w:r>
+        <w:rPr>
+          <w:spacing w:val="-3"/>
+          <w:sz w:val="24"/>
+        </w:rPr>
+        <w:t xml:space="preserve"> </w:t>
+      </w:r>
+      <w:r>
+        <w:rPr>
+          <w:spacing w:val="-8"/>
+          <w:sz w:val="24"/>
+        </w:rPr>
+        <w:t>рекуррентная</w:t>
+      </w:r>
+      <w:r>
+        <w:rPr>
+          <w:spacing w:val="-3"/>
+          <w:sz w:val="24"/>
+        </w:rPr>
+        <w:t xml:space="preserve"> </w:t>
+      </w:r>
+      <w:r>
+        <w:rPr>
+          <w:spacing w:val="-8"/>
+          <w:sz w:val="24"/>
+        </w:rPr>
+        <w:t>формула.</w:t>
+      </w:r>
+    </w:p>
+    <w:p>
+      <w:pPr>
+        <w:pStyle w:val="a5"/>
+        <w:numPr>
+          <w:ilvl w:val="0"/>
+          <w:numId w:val="6"/>
+        </w:numPr>
+        <w:tabs>
+          <w:tab w:val="left" w:pos="795"/>
+        </w:tabs>
+        <w:spacing w:line="289" w:lineRule="exact"/>
+        <w:ind w:left="795" w:hanging="421"/>
+        <w:rPr>
+          <w:sz w:val="24"/>
+        </w:rPr>
+      </w:pPr>
+      <w:r>
+        <w:rPr>
+          <w:spacing w:val="-6"/>
+          <w:sz w:val="24"/>
+        </w:rPr>
+        <w:t>Числа</w:t>
+      </w:r>
+      <w:r>
+        <w:rPr>
+          <w:spacing w:val="-8"/>
+          <w:sz w:val="24"/>
+        </w:rPr>
+        <w:t xml:space="preserve"> </w:t>
+      </w:r>
+      <w:r>
+        <w:rPr>
+          <w:spacing w:val="-6"/>
+          <w:sz w:val="24"/>
+        </w:rPr>
+        <w:t>Стирлинга</w:t>
+      </w:r>
+      <w:r>
+        <w:rPr>
+          <w:spacing w:val="-7"/>
+          <w:sz w:val="24"/>
+        </w:rPr>
+        <w:t xml:space="preserve"> </w:t>
+      </w:r>
+      <w:r>
+        <w:rPr>
+          <w:spacing w:val="-6"/>
+          <w:sz w:val="24"/>
+        </w:rPr>
+        <w:t>первого</w:t>
+      </w:r>
+      <w:r>
+        <w:rPr>
+          <w:spacing w:val="-8"/>
+          <w:sz w:val="24"/>
+        </w:rPr>
+        <w:t xml:space="preserve"> </w:t>
+      </w:r>
+      <w:r>
+        <w:rPr>
+          <w:spacing w:val="-6"/>
+          <w:sz w:val="24"/>
+        </w:rPr>
+        <w:t>рода</w:t>
+      </w:r>
+      <w:r>
+        <w:rPr>
+          <w:spacing w:val="-7"/>
+          <w:sz w:val="24"/>
+        </w:rPr>
+        <w:t xml:space="preserve"> </w:t>
+      </w:r>
+      <w:r>
+        <w:rPr>
+          <w:spacing w:val="-6"/>
+          <w:sz w:val="24"/>
+        </w:rPr>
+        <w:t>и</w:t>
+      </w:r>
+      <w:r>
+        <w:rPr>
+          <w:spacing w:val="-8"/>
+          <w:sz w:val="24"/>
+        </w:rPr>
+        <w:t xml:space="preserve"> </w:t>
+      </w:r>
+      <w:r>
+        <w:rPr>
+          <w:spacing w:val="-6"/>
+          <w:sz w:val="24"/>
+        </w:rPr>
+        <w:t>многочлены.</w:t>
+      </w:r>
+    </w:p>
+    <w:p>
+      <w:pPr>
+        <w:pStyle w:val="a5"/>
+        <w:numPr>
+          <w:ilvl w:val="0"/>
+          <w:numId w:val="6"/>
+        </w:numPr>
+        <w:tabs>
+          <w:tab w:val="left" w:pos="795"/>
+        </w:tabs>
+        <w:spacing w:line="294" w:lineRule="exact"/>
+        <w:ind w:left="795" w:hanging="421"/>
+        <w:rPr>
+          <w:sz w:val="24"/>
+        </w:rPr>
+      </w:pPr>
+      <w:r>
+        <w:rPr>
+          <w:spacing w:val="-6"/>
+          <w:sz w:val="24"/>
+        </w:rPr>
+        <w:t>Связь</w:t>
+      </w:r>
+      <w:r>
+        <w:rPr>
+          <w:spacing w:val="-2"/>
+          <w:sz w:val="24"/>
+        </w:rPr>
+        <w:t xml:space="preserve"> </w:t>
+      </w:r>
+      <w:r>
+        <w:rPr>
+          <w:spacing w:val="-6"/>
+          <w:sz w:val="24"/>
+        </w:rPr>
+        <w:t>чисел</w:t>
+      </w:r>
+      <w:r>
+        <w:rPr>
+          <w:spacing w:val="-1"/>
+          <w:sz w:val="24"/>
+        </w:rPr>
+        <w:t xml:space="preserve"> </w:t>
+      </w:r>
+      <w:r>
+        <w:rPr>
+          <w:spacing w:val="-6"/>
+          <w:sz w:val="24"/>
+        </w:rPr>
+        <w:t>Стирлинга</w:t>
+      </w:r>
+      <w:r>
+        <w:rPr>
+          <w:spacing w:val="-1"/>
+          <w:sz w:val="24"/>
+        </w:rPr>
+        <w:t xml:space="preserve"> </w:t>
+      </w:r>
+      <w:r>
+        <w:rPr>
+          <w:spacing w:val="-6"/>
+          <w:sz w:val="24"/>
+        </w:rPr>
+        <w:t>первого</w:t>
+      </w:r>
+      <w:r>
+        <w:rPr>
+          <w:spacing w:val="-1"/>
+          <w:sz w:val="24"/>
+        </w:rPr>
+        <w:t xml:space="preserve"> </w:t>
+      </w:r>
+      <w:r>
+        <w:rPr>
+          <w:spacing w:val="-6"/>
+          <w:sz w:val="24"/>
+        </w:rPr>
+        <w:t>и</w:t>
+      </w:r>
+      <w:r>
+        <w:rPr>
+          <w:spacing w:val="-2"/>
+          <w:sz w:val="24"/>
+        </w:rPr>
+        <w:t xml:space="preserve"> </w:t>
+      </w:r>
+      <w:r>
+        <w:rPr>
+          <w:spacing w:val="-6"/>
+          <w:sz w:val="24"/>
+        </w:rPr>
+        <w:t>второго</w:t>
+      </w:r>
+      <w:r>
+        <w:rPr>
+          <w:spacing w:val="-1"/>
+          <w:sz w:val="24"/>
+        </w:rPr>
+        <w:t xml:space="preserve"> </w:t>
+      </w:r>
+      <w:r>
+        <w:rPr>
+          <w:spacing w:val="-6"/>
+          <w:sz w:val="24"/>
+        </w:rPr>
+        <w:t>рода.</w:t>
+      </w:r>
+    </w:p>
+    <w:p>
+      <w:pPr>
+        <w:pStyle w:val="2"/>
+        <w:numPr>
+          <w:ilvl w:val="0"/>
+          <w:numId w:val="7"/>
+        </w:numPr>
+        <w:tabs>
+          <w:tab w:val="left" w:pos="4597"/>
+        </w:tabs>
+        <w:spacing w:before="234"/>
+        <w:ind w:left="4597" w:hanging="466"/>
+        <w:jc w:val="both"/>
+      </w:pPr>
+      <w:r>
+        <w:t>Цепи</w:t>
+      </w:r>
+      <w:r>
+        <w:rPr>
+          <w:spacing w:val="19"/>
+        </w:rPr>
+        <w:t xml:space="preserve"> </w:t>
+      </w:r>
+      <w:r>
+        <w:t>и</w:t>
+      </w:r>
+      <w:r>
+        <w:rPr>
+          <w:spacing w:val="20"/>
+        </w:rPr>
+        <w:t xml:space="preserve"> </w:t>
+      </w:r>
+      <w:proofErr w:type="spellStart"/>
+      <w:r>
+        <w:rPr>
+          <w:spacing w:val="-2"/>
+        </w:rPr>
+        <w:t>антицепи</w:t>
+      </w:r>
+      <w:proofErr w:type="spellEnd"/>
+    </w:p>
+    <w:p>
+      <w:pPr>
+        <w:pStyle w:val="a5"/>
+        <w:numPr>
+          <w:ilvl w:val="0"/>
+          <w:numId w:val="6"/>
+        </w:numPr>
+        <w:tabs>
+          <w:tab w:val="left" w:pos="825"/>
+        </w:tabs>
+        <w:spacing w:before="62" w:line="232" w:lineRule="auto"/>
+        <w:ind w:right="116" w:firstLine="351"/>
+        <w:jc w:val="both"/>
+        <w:rPr>
+          <w:sz w:val="32"/>
+          <w:szCs w:val="28"/>
+        </w:rPr>
+      </w:pPr>
+      <w:r>
+        <w:rPr>
+          <w:spacing w:val="-4"/>
+          <w:sz w:val="32"/>
+          <w:szCs w:val="28"/>
+        </w:rPr>
+        <w:t>Цепи</w:t>
+      </w:r>
+      <w:r>
+        <w:rPr>
+          <w:spacing w:val="-8"/>
+          <w:sz w:val="32"/>
+          <w:szCs w:val="28"/>
+        </w:rPr>
+        <w:t xml:space="preserve"> </w:t>
+      </w:r>
+      <w:r>
+        <w:rPr>
+          <w:spacing w:val="-4"/>
+          <w:sz w:val="32"/>
+          <w:szCs w:val="28"/>
+        </w:rPr>
+        <w:t>и</w:t>
+      </w:r>
+      <w:r>
+        <w:rPr>
+          <w:spacing w:val="-8"/>
+          <w:sz w:val="32"/>
+          <w:szCs w:val="28"/>
+        </w:rPr>
+        <w:t xml:space="preserve"> </w:t>
+      </w:r>
+      <w:proofErr w:type="spellStart"/>
+      <w:r>
+        <w:rPr>
+          <w:spacing w:val="-4"/>
+          <w:sz w:val="32"/>
+          <w:szCs w:val="28"/>
+        </w:rPr>
+        <w:t>антицепи</w:t>
+      </w:r>
+      <w:proofErr w:type="spellEnd"/>
+      <w:r>
+        <w:rPr>
+          <w:spacing w:val="-8"/>
+          <w:sz w:val="32"/>
+          <w:szCs w:val="28"/>
+        </w:rPr>
+        <w:t xml:space="preserve"> </w:t>
+      </w:r>
+      <w:r>
+        <w:rPr>
+          <w:spacing w:val="-4"/>
+          <w:sz w:val="32"/>
+          <w:szCs w:val="28"/>
+        </w:rPr>
+        <w:t>в</w:t>
+      </w:r>
+      <w:r>
+        <w:rPr>
+          <w:spacing w:val="-8"/>
+          <w:sz w:val="32"/>
+          <w:szCs w:val="28"/>
+        </w:rPr>
+        <w:t xml:space="preserve"> </w:t>
+      </w:r>
+      <w:r>
+        <w:rPr>
+          <w:spacing w:val="-4"/>
+          <w:sz w:val="32"/>
+          <w:szCs w:val="28"/>
+        </w:rPr>
+        <w:t>конечном</w:t>
+      </w:r>
+      <w:r>
+        <w:rPr>
+          <w:spacing w:val="-8"/>
+          <w:sz w:val="32"/>
+          <w:szCs w:val="28"/>
+        </w:rPr>
+        <w:t xml:space="preserve"> </w:t>
+      </w:r>
+      <w:r>
+        <w:rPr>
+          <w:spacing w:val="-4"/>
+          <w:sz w:val="32"/>
+          <w:szCs w:val="28"/>
+        </w:rPr>
+        <w:t>частично</w:t>
+      </w:r>
+      <w:r>
+        <w:rPr>
+          <w:spacing w:val="-8"/>
+          <w:sz w:val="32"/>
+          <w:szCs w:val="28"/>
+        </w:rPr>
+        <w:t xml:space="preserve"> </w:t>
+      </w:r>
+      <w:r>
+        <w:rPr>
+          <w:spacing w:val="-4"/>
+          <w:sz w:val="32"/>
+          <w:szCs w:val="28"/>
+        </w:rPr>
+        <w:t>упорядоченном</w:t>
+      </w:r>
+      <w:r>
+        <w:rPr>
+          <w:spacing w:val="-8"/>
+          <w:sz w:val="32"/>
+          <w:szCs w:val="28"/>
+        </w:rPr>
+        <w:t xml:space="preserve"> </w:t>
+      </w:r>
+      <w:r>
+        <w:rPr>
+          <w:spacing w:val="-4"/>
+          <w:sz w:val="32"/>
+          <w:szCs w:val="28"/>
+        </w:rPr>
+        <w:t>множестве.</w:t>
+      </w:r>
+      <w:r>
+        <w:rPr>
+          <w:spacing w:val="-8"/>
+          <w:sz w:val="32"/>
+          <w:szCs w:val="28"/>
+        </w:rPr>
+        <w:t xml:space="preserve"> </w:t>
+      </w:r>
+      <w:r>
+        <w:rPr>
+          <w:spacing w:val="-4"/>
+          <w:sz w:val="32"/>
+          <w:szCs w:val="28"/>
+        </w:rPr>
+        <w:t>Представление</w:t>
+      </w:r>
+      <w:r>
+        <w:rPr>
+          <w:spacing w:val="-8"/>
+          <w:sz w:val="32"/>
+          <w:szCs w:val="28"/>
+        </w:rPr>
+        <w:t xml:space="preserve"> </w:t>
+      </w:r>
+      <w:r>
+        <w:rPr>
+          <w:spacing w:val="-4"/>
+          <w:sz w:val="32"/>
+          <w:szCs w:val="28"/>
+        </w:rPr>
+        <w:t>частич</w:t>
+      </w:r>
+      <w:r>
+        <w:rPr>
+          <w:spacing w:val="-2"/>
+          <w:sz w:val="32"/>
+          <w:szCs w:val="28"/>
+        </w:rPr>
+        <w:t>но</w:t>
+      </w:r>
+      <w:r>
+        <w:rPr>
+          <w:spacing w:val="-11"/>
+          <w:sz w:val="32"/>
+          <w:szCs w:val="28"/>
+        </w:rPr>
+        <w:t xml:space="preserve"> </w:t>
+      </w:r>
+      <w:r>
+        <w:rPr>
+          <w:spacing w:val="-2"/>
+          <w:sz w:val="32"/>
+          <w:szCs w:val="28"/>
+        </w:rPr>
+        <w:t>упорядоченного</w:t>
+      </w:r>
+      <w:r>
+        <w:rPr>
+          <w:spacing w:val="-11"/>
+          <w:sz w:val="32"/>
+          <w:szCs w:val="28"/>
+        </w:rPr>
+        <w:t xml:space="preserve"> </w:t>
+      </w:r>
+      <w:r>
+        <w:rPr>
+          <w:spacing w:val="-2"/>
+          <w:sz w:val="32"/>
+          <w:szCs w:val="28"/>
+        </w:rPr>
+        <w:t>множества</w:t>
+      </w:r>
+      <w:r>
+        <w:rPr>
+          <w:spacing w:val="-11"/>
+          <w:sz w:val="32"/>
+          <w:szCs w:val="28"/>
+        </w:rPr>
+        <w:t xml:space="preserve"> </w:t>
+      </w:r>
+      <w:r>
+        <w:rPr>
+          <w:spacing w:val="-2"/>
+          <w:sz w:val="32"/>
+          <w:szCs w:val="28"/>
+        </w:rPr>
+        <w:t>в</w:t>
+      </w:r>
+      <w:r>
+        <w:rPr>
+          <w:spacing w:val="-11"/>
+          <w:sz w:val="32"/>
+          <w:szCs w:val="28"/>
+        </w:rPr>
+        <w:t xml:space="preserve"> </w:t>
+      </w:r>
+      <w:r>
+        <w:rPr>
+          <w:spacing w:val="-2"/>
+          <w:sz w:val="32"/>
+          <w:szCs w:val="28"/>
+        </w:rPr>
+        <w:t>виде</w:t>
+      </w:r>
+      <w:r>
+        <w:rPr>
+          <w:spacing w:val="-11"/>
+          <w:sz w:val="32"/>
+          <w:szCs w:val="28"/>
+        </w:rPr>
+        <w:t xml:space="preserve"> </w:t>
+      </w:r>
+      <w:r>
+        <w:rPr>
+          <w:spacing w:val="-2"/>
+          <w:sz w:val="32"/>
+          <w:szCs w:val="28"/>
+        </w:rPr>
+        <w:t>орграфа.</w:t>
+      </w:r>
+      <w:r>
+        <w:rPr>
+          <w:spacing w:val="-11"/>
+          <w:sz w:val="32"/>
+          <w:szCs w:val="28"/>
+        </w:rPr>
+        <w:t xml:space="preserve"> </w:t>
+      </w:r>
+      <w:r>
+        <w:rPr>
+          <w:spacing w:val="-2"/>
+          <w:sz w:val="32"/>
+          <w:szCs w:val="28"/>
+        </w:rPr>
+        <w:t>Цепи</w:t>
+      </w:r>
+      <w:r>
+        <w:rPr>
+          <w:spacing w:val="-11"/>
+          <w:sz w:val="32"/>
+          <w:szCs w:val="28"/>
+        </w:rPr>
+        <w:t xml:space="preserve"> </w:t>
+      </w:r>
+      <w:r>
+        <w:rPr>
+          <w:spacing w:val="-2"/>
+          <w:sz w:val="32"/>
+          <w:szCs w:val="28"/>
+        </w:rPr>
+        <w:t>и</w:t>
+      </w:r>
+      <w:r>
+        <w:rPr>
+          <w:spacing w:val="-11"/>
+          <w:sz w:val="32"/>
+          <w:szCs w:val="28"/>
+        </w:rPr>
+        <w:t xml:space="preserve"> </w:t>
+      </w:r>
+      <w:proofErr w:type="spellStart"/>
+      <w:r>
+        <w:rPr>
+          <w:spacing w:val="-2"/>
+          <w:sz w:val="32"/>
+          <w:szCs w:val="28"/>
+        </w:rPr>
+        <w:t>антицепи</w:t>
+      </w:r>
+      <w:proofErr w:type="spellEnd"/>
+      <w:r>
+        <w:rPr>
+          <w:spacing w:val="-11"/>
+          <w:sz w:val="32"/>
+          <w:szCs w:val="28"/>
+        </w:rPr>
+        <w:t xml:space="preserve"> </w:t>
+      </w:r>
+      <w:r>
+        <w:rPr>
+          <w:spacing w:val="-2"/>
+          <w:sz w:val="32"/>
+          <w:szCs w:val="28"/>
+        </w:rPr>
+        <w:t>с</w:t>
+      </w:r>
+      <w:r>
+        <w:rPr>
+          <w:spacing w:val="-11"/>
+          <w:sz w:val="32"/>
+          <w:szCs w:val="28"/>
+        </w:rPr>
+        <w:t xml:space="preserve"> </w:t>
+      </w:r>
+      <w:r>
+        <w:rPr>
+          <w:spacing w:val="-2"/>
+          <w:sz w:val="32"/>
+          <w:szCs w:val="28"/>
+        </w:rPr>
+        <w:t>точки</w:t>
+      </w:r>
+      <w:r>
+        <w:rPr>
+          <w:spacing w:val="-11"/>
+          <w:sz w:val="32"/>
+          <w:szCs w:val="28"/>
+        </w:rPr>
+        <w:t xml:space="preserve"> </w:t>
+      </w:r>
+      <w:r>
+        <w:rPr>
+          <w:spacing w:val="-2"/>
+          <w:sz w:val="32"/>
+          <w:szCs w:val="28"/>
+        </w:rPr>
+        <w:t>зрения</w:t>
+      </w:r>
+      <w:r>
+        <w:rPr>
+          <w:spacing w:val="-11"/>
+          <w:sz w:val="32"/>
+          <w:szCs w:val="28"/>
+        </w:rPr>
+        <w:t xml:space="preserve"> </w:t>
+      </w:r>
+      <w:r>
+        <w:rPr>
+          <w:spacing w:val="-2"/>
+          <w:sz w:val="32"/>
+          <w:szCs w:val="28"/>
+        </w:rPr>
+        <w:t>графов.</w:t>
+      </w:r>
+      <w:r>
+        <w:rPr>
+          <w:spacing w:val="-11"/>
+          <w:sz w:val="32"/>
+          <w:szCs w:val="28"/>
+        </w:rPr>
+        <w:t xml:space="preserve"> </w:t>
+      </w:r>
+      <w:r>
+        <w:rPr>
+          <w:spacing w:val="-2"/>
+          <w:sz w:val="32"/>
+          <w:szCs w:val="28"/>
+        </w:rPr>
+        <w:t>Теорема Мирского.</w:t>
+      </w:r>
+    </w:p>
+    <w:p>
+      <w:pPr>
+        <w:pStyle w:val="a5"/>
+        <w:tabs>
+          <w:tab w:val="left" w:pos="825"/>
+        </w:tabs>
+        <w:spacing w:before="62" w:line="232" w:lineRule="auto"/>
+        <w:ind w:left="374" w:right="116" w:firstLine="0"/>
+        <w:jc w:val="both"/>
+        <w:rPr>
+          <w:sz w:val="24"/>
+        </w:rPr>
+      </w:pPr>
+      <w:r>
+        <w:rPr>
+          <w:sz w:val="24"/>
+        </w:rPr>
+        <w:t>• Напомним, что частично упорядоченным множеством называется упорядоченная пара (</w:t>
+      </w:r>
+      <w:proofErr w:type="gramStart"/>
+      <w:r>
+        <w:rPr>
+          <w:sz w:val="24"/>
+        </w:rPr>
+        <w:t>X,</w:t>
+      </w:r>
+      <w:r>
+        <w:rPr>
+          <w:rFonts w:ascii="Cambria Math" w:hAnsi="Cambria Math" w:cs="Cambria Math"/>
+          <w:sz w:val="24"/>
+        </w:rPr>
+        <w:t>≻</w:t>
+      </w:r>
+      <w:proofErr w:type="gramEnd"/>
+      <w:r>
+        <w:rPr>
+          <w:sz w:val="24"/>
+        </w:rPr>
+        <w:t xml:space="preserve">), где X — множество и </w:t>
+      </w:r>
+      <w:r>
+        <w:rPr>
+          <w:rFonts w:ascii="Cambria Math" w:hAnsi="Cambria Math" w:cs="Cambria Math"/>
+          <w:sz w:val="24"/>
+        </w:rPr>
+        <w:t>≻</w:t>
+      </w:r>
+      <w:r>
+        <w:rPr>
+          <w:sz w:val="24"/>
+        </w:rPr>
+        <w:t xml:space="preserve"> — отношение частичного порядка на X. </w:t>
+      </w:r>
+    </w:p>
+    <w:p>
+      <w:pPr>
+        <w:pStyle w:val="a5"/>
+        <w:tabs>
+          <w:tab w:val="left" w:pos="825"/>
+        </w:tabs>
+        <w:spacing w:before="62" w:line="232" w:lineRule="auto"/>
+        <w:ind w:left="374" w:right="116" w:firstLine="0"/>
+        <w:jc w:val="both"/>
+        <w:rPr>
+          <w:sz w:val="24"/>
+        </w:rPr>
+      </w:pPr>
+      <w:r>
+        <w:rPr>
+          <w:sz w:val="24"/>
+        </w:rPr>
+        <w:t xml:space="preserve">• Для определенности будем считать, что </w:t>
+      </w:r>
+      <w:r>
+        <w:rPr>
+          <w:rFonts w:ascii="Cambria Math" w:hAnsi="Cambria Math" w:cs="Cambria Math"/>
+          <w:sz w:val="24"/>
+        </w:rPr>
+        <w:t>≻</w:t>
+      </w:r>
+      <w:r>
+        <w:rPr>
+          <w:sz w:val="24"/>
+        </w:rPr>
+        <w:t xml:space="preserve"> — отношение строгого частичного порядка, то есть оно </w:t>
+      </w:r>
+      <w:proofErr w:type="spellStart"/>
+      <w:r>
+        <w:rPr>
+          <w:sz w:val="24"/>
+        </w:rPr>
+        <w:t>иррефлексивно</w:t>
+      </w:r>
+      <w:proofErr w:type="spellEnd"/>
+      <w:r>
+        <w:rPr>
+          <w:sz w:val="24"/>
+        </w:rPr>
+        <w:t xml:space="preserve">, антисимметрично и транзитивно. </w:t>
+      </w:r>
+    </w:p>
+    <w:p>
+      <w:pPr>
+        <w:pStyle w:val="a5"/>
+        <w:tabs>
+          <w:tab w:val="left" w:pos="825"/>
+        </w:tabs>
+        <w:spacing w:before="62" w:line="232" w:lineRule="auto"/>
+        <w:ind w:left="374" w:right="116" w:firstLine="0"/>
+        <w:jc w:val="both"/>
+        <w:rPr>
+          <w:sz w:val="24"/>
+        </w:rPr>
+      </w:pPr>
+      <w:r>
+        <w:rPr>
+          <w:color w:val="1F497D" w:themeColor="text2"/>
+          <w:sz w:val="24"/>
+        </w:rPr>
+        <w:t xml:space="preserve">Определение </w:t>
+      </w:r>
+    </w:p>
+    <w:p>
+      <w:pPr>
+        <w:pStyle w:val="a5"/>
+        <w:tabs>
+          <w:tab w:val="left" w:pos="825"/>
+        </w:tabs>
+        <w:spacing w:before="62" w:line="232" w:lineRule="auto"/>
+        <w:ind w:left="374" w:right="116" w:firstLine="0"/>
+        <w:jc w:val="both"/>
+        <w:rPr>
+          <w:sz w:val="24"/>
+        </w:rPr>
+      </w:pPr>
+      <w:r>
+        <w:rPr>
+          <w:sz w:val="24"/>
+        </w:rPr>
+        <w:t>Пусть (</w:t>
+      </w:r>
+      <w:proofErr w:type="gramStart"/>
+      <w:r>
+        <w:rPr>
+          <w:sz w:val="24"/>
+        </w:rPr>
+        <w:t>M,</w:t>
+      </w:r>
+      <w:r>
+        <w:rPr>
+          <w:rFonts w:ascii="Cambria Math" w:hAnsi="Cambria Math" w:cs="Cambria Math"/>
+          <w:sz w:val="24"/>
+        </w:rPr>
+        <w:t>≻</w:t>
+      </w:r>
+      <w:proofErr w:type="gramEnd"/>
+      <w:r>
+        <w:rPr>
+          <w:sz w:val="24"/>
+        </w:rPr>
+        <w:t xml:space="preserve">) — конечное частично упорядоченное множество. </w:t>
+      </w:r>
+    </w:p>
+    <w:p>
+      <w:pPr>
+        <w:pStyle w:val="a5"/>
+        <w:tabs>
+          <w:tab w:val="left" w:pos="825"/>
+        </w:tabs>
+        <w:spacing w:before="62" w:line="232" w:lineRule="auto"/>
+        <w:ind w:left="374" w:right="116" w:firstLine="0"/>
+        <w:jc w:val="both"/>
+        <w:rPr>
+          <w:sz w:val="24"/>
+        </w:rPr>
+      </w:pPr>
+      <w:r>
+        <w:rPr>
+          <w:sz w:val="24"/>
+        </w:rPr>
+        <w:t xml:space="preserve">• </w:t>
+      </w:r>
+      <w:r>
+        <w:rPr>
+          <w:b/>
+          <w:sz w:val="24"/>
+        </w:rPr>
+        <w:t>Цепью</w:t>
+      </w:r>
+      <w:r>
+        <w:rPr>
+          <w:sz w:val="24"/>
+        </w:rPr>
+        <w:t xml:space="preserve"> в M называется линейно упорядоченное подмножество X </w:t>
+      </w:r>
+      <w:r>
+        <w:rPr>
+          <w:rFonts w:ascii="Cambria Math" w:hAnsi="Cambria Math" w:cs="Cambria Math"/>
+          <w:sz w:val="24"/>
+        </w:rPr>
+        <w:t>⊂</w:t>
+      </w:r>
+      <w:r>
+        <w:rPr>
+          <w:sz w:val="24"/>
+        </w:rPr>
+        <w:t xml:space="preserve"> M </w:t>
+      </w:r>
+    </w:p>
+    <w:p>
+      <w:pPr>
+        <w:pStyle w:val="a5"/>
+        <w:tabs>
+          <w:tab w:val="left" w:pos="825"/>
+        </w:tabs>
+        <w:spacing w:before="62" w:line="232" w:lineRule="auto"/>
+        <w:ind w:left="374" w:right="116" w:firstLine="0"/>
+        <w:jc w:val="both"/>
+        <w:rPr>
+          <w:sz w:val="24"/>
+        </w:rPr>
+      </w:pPr>
+      <w:r>
+        <w:rPr>
+          <w:rFonts w:ascii="Cambria Math" w:hAnsi="Cambria Math" w:cs="Cambria Math"/>
+          <w:sz w:val="24"/>
+        </w:rPr>
+        <w:t>▶</w:t>
+      </w:r>
+      <w:r>
+        <w:rPr>
+          <w:sz w:val="24"/>
+        </w:rPr>
+        <w:t xml:space="preserve"> т.е. элементы X образуют монотонную последовательность x</w:t>
+      </w:r>
+      <w:r>
+        <w:rPr>
+          <w:sz w:val="24"/>
+          <w:vertAlign w:val="subscript"/>
+        </w:rPr>
+        <w:t>1</w:t>
+      </w:r>
+      <w:r>
+        <w:rPr>
+          <w:sz w:val="24"/>
+        </w:rPr>
+        <w:t xml:space="preserve"> </w:t>
+      </w:r>
+      <w:r>
+        <w:rPr>
+          <w:rFonts w:ascii="Cambria Math" w:hAnsi="Cambria Math" w:cs="Cambria Math"/>
+          <w:sz w:val="24"/>
+        </w:rPr>
+        <w:t>≻</w:t>
+      </w:r>
+      <w:r>
+        <w:rPr>
+          <w:sz w:val="24"/>
+        </w:rPr>
+        <w:t xml:space="preserve"> x</w:t>
+      </w:r>
+      <w:r>
+        <w:rPr>
+          <w:sz w:val="24"/>
+          <w:vertAlign w:val="subscript"/>
+        </w:rPr>
+        <w:t>2</w:t>
+      </w:r>
+      <w:r>
+        <w:rPr>
+          <w:sz w:val="24"/>
+        </w:rPr>
+        <w:t xml:space="preserve"> </w:t>
+      </w:r>
+      <w:r>
+        <w:rPr>
+          <w:rFonts w:ascii="Cambria Math" w:hAnsi="Cambria Math" w:cs="Cambria Math"/>
+          <w:sz w:val="24"/>
+        </w:rPr>
+        <w:t>≻</w:t>
+      </w:r>
+      <w:r>
+        <w:rPr>
+          <w:sz w:val="24"/>
+        </w:rPr>
+        <w:t xml:space="preserve"> ... </w:t>
+      </w:r>
+      <w:r>
+        <w:rPr>
+          <w:rFonts w:ascii="Cambria Math" w:hAnsi="Cambria Math" w:cs="Cambria Math"/>
+          <w:sz w:val="24"/>
+        </w:rPr>
+        <w:t>≻</w:t>
+      </w:r>
+      <w:r>
+        <w:rPr>
+          <w:sz w:val="24"/>
+        </w:rPr>
+        <w:t xml:space="preserve"> </w:t>
+      </w:r>
+      <w:proofErr w:type="spellStart"/>
+      <w:r>
+        <w:rPr>
+          <w:sz w:val="24"/>
+        </w:rPr>
+        <w:t>x</w:t>
+      </w:r>
+      <w:r>
+        <w:rPr>
+          <w:sz w:val="24"/>
+          <w:vertAlign w:val="subscript"/>
+        </w:rPr>
+        <w:t>m</w:t>
+      </w:r>
+      <w:proofErr w:type="spellEnd"/>
+      <w:r>
+        <w:rPr>
+          <w:sz w:val="24"/>
+        </w:rPr>
+        <w:t xml:space="preserve">. </w:t>
+      </w:r>
+    </w:p>
+    <w:p>
+      <w:pPr>
+        <w:pStyle w:val="a5"/>
+        <w:tabs>
+          <w:tab w:val="left" w:pos="825"/>
+        </w:tabs>
+        <w:spacing w:before="62" w:line="232" w:lineRule="auto"/>
+        <w:ind w:left="374" w:right="116" w:firstLine="0"/>
+        <w:jc w:val="both"/>
+        <w:rPr>
+          <w:sz w:val="24"/>
+        </w:rPr>
+      </w:pPr>
+      <w:r>
+        <w:rPr>
+          <w:sz w:val="24"/>
+        </w:rPr>
+        <w:t xml:space="preserve">• </w:t>
+      </w:r>
+      <w:proofErr w:type="spellStart"/>
+      <w:r>
+        <w:rPr>
+          <w:b/>
+          <w:sz w:val="24"/>
+        </w:rPr>
+        <w:t>Антицепью</w:t>
+      </w:r>
+      <w:proofErr w:type="spellEnd"/>
+      <w:r>
+        <w:rPr>
+          <w:sz w:val="24"/>
+        </w:rPr>
+        <w:t xml:space="preserve"> в M называется подмножество Y </w:t>
+      </w:r>
+      <w:r>
+        <w:rPr>
+          <w:rFonts w:ascii="Cambria Math" w:hAnsi="Cambria Math" w:cs="Cambria Math"/>
+          <w:sz w:val="24"/>
+        </w:rPr>
+        <w:t>⊂</w:t>
+      </w:r>
+      <w:r>
+        <w:rPr>
+          <w:sz w:val="24"/>
+        </w:rPr>
+        <w:t xml:space="preserve"> M, любые два различных элемента которого несравнимы </w:t>
+      </w:r>
+    </w:p>
+    <w:p>
+      <w:pPr>
+        <w:pStyle w:val="a5"/>
+        <w:tabs>
+          <w:tab w:val="left" w:pos="825"/>
+        </w:tabs>
+        <w:spacing w:before="62" w:line="232" w:lineRule="auto"/>
+        <w:ind w:left="374" w:right="116" w:firstLine="0"/>
+        <w:jc w:val="both"/>
+        <w:rPr>
+          <w:sz w:val="24"/>
+          <w:lang w:val="en-US"/>
+        </w:rPr>
+      </w:pPr>
+      <w:r>
+        <w:rPr>
+          <w:rFonts w:ascii="Cambria Math" w:hAnsi="Cambria Math" w:cs="Cambria Math"/>
+          <w:sz w:val="24"/>
+        </w:rPr>
+        <w:t>▶</w:t>
+      </w:r>
+      <w:r>
+        <w:rPr>
+          <w:sz w:val="24"/>
+        </w:rPr>
+        <w:t xml:space="preserve"> т.е. такие y</w:t>
+      </w:r>
+      <w:proofErr w:type="gramStart"/>
+      <w:r>
+        <w:rPr>
+          <w:sz w:val="24"/>
+        </w:rPr>
+        <w:t>1,y2,...</w:t>
+      </w:r>
+      <w:proofErr w:type="gramEnd"/>
+      <w:r>
+        <w:rPr>
+          <w:sz w:val="24"/>
+        </w:rPr>
+        <w:t>,</w:t>
+      </w:r>
+      <w:proofErr w:type="spellStart"/>
+      <w:r>
+        <w:rPr>
+          <w:sz w:val="24"/>
+        </w:rPr>
+        <w:t>yn</w:t>
+      </w:r>
+      <w:proofErr w:type="spellEnd"/>
+      <w:r>
+        <w:rPr>
+          <w:sz w:val="24"/>
+        </w:rPr>
+        <w:t xml:space="preserve">, что </w:t>
+      </w:r>
+      <w:proofErr w:type="spellStart"/>
+      <w:r>
+        <w:rPr>
+          <w:sz w:val="24"/>
+        </w:rPr>
+        <w:t>yi</w:t>
+      </w:r>
+      <w:proofErr w:type="spellEnd"/>
+      <w:r>
+        <w:rPr>
+          <w:sz w:val="24"/>
+        </w:rPr>
+        <w:t xml:space="preserve"> </w:t>
+      </w:r>
+      <w:r>
+        <w:rPr>
+          <w:sz w:val="24"/>
+        </w:rPr>
+        <w:t>/</w:t>
+      </w:r>
+      <w:r>
+        <w:rPr>
+          <w:rFonts w:ascii="Cambria Math" w:hAnsi="Cambria Math" w:cs="Cambria Math"/>
+          <w:sz w:val="24"/>
+        </w:rPr>
+        <w:t>≽</w:t>
+      </w:r>
+      <w:r>
+        <w:rPr>
+          <w:sz w:val="24"/>
+        </w:rPr>
+        <w:t xml:space="preserve"> </w:t>
+      </w:r>
+      <w:proofErr w:type="spellStart"/>
+      <w:r>
+        <w:rPr>
+          <w:sz w:val="24"/>
+        </w:rPr>
+        <w:t>yj</w:t>
+      </w:r>
+      <w:proofErr w:type="spellEnd"/>
+      <w:r>
+        <w:rPr>
+          <w:sz w:val="24"/>
+        </w:rPr>
+        <w:t xml:space="preserve"> при </w:t>
+      </w:r>
+      <w:r>
+        <w:rPr>
+          <w:sz w:val="24"/>
+        </w:rPr>
+        <w:t>I</w:t>
+      </w:r>
+      <w:r>
+        <w:rPr>
+          <w:sz w:val="24"/>
+        </w:rPr>
+        <w:t xml:space="preserve"> !</w:t>
+      </w:r>
+      <w:r>
+        <w:rPr>
+          <w:sz w:val="24"/>
+        </w:rPr>
+        <w:t>= j.</w:t>
+      </w:r>
+    </w:p>
+    <w:p>
+      <w:pPr>
+        <w:pStyle w:val="a5"/>
+        <w:tabs>
+          <w:tab w:val="left" w:pos="825"/>
+        </w:tabs>
+        <w:spacing w:before="62" w:line="232" w:lineRule="auto"/>
+        <w:ind w:left="374" w:right="116" w:firstLine="0"/>
+        <w:jc w:val="both"/>
+        <w:rPr>
+          <w:color w:val="1F497D" w:themeColor="text2"/>
+          <w:sz w:val="24"/>
+          <w:lang w:val="en-US"/>
+        </w:rPr>
+      </w:pPr>
+      <w:r>
+        <w:rPr>
+          <w:color w:val="1F497D" w:themeColor="text2"/>
+          <w:sz w:val="24"/>
+        </w:rPr>
+        <w:t xml:space="preserve">Замечание </w:t>
+      </w:r>
+    </w:p>
+    <w:p>
+      <w:pPr>
+        <w:pStyle w:val="a5"/>
+        <w:tabs>
+          <w:tab w:val="left" w:pos="825"/>
+        </w:tabs>
+        <w:spacing w:before="62" w:line="232" w:lineRule="auto"/>
+        <w:ind w:left="374" w:right="116" w:firstLine="0"/>
+        <w:jc w:val="both"/>
+        <w:rPr>
+          <w:sz w:val="24"/>
+          <w:lang w:val="en-US"/>
+        </w:rPr>
+      </w:pPr>
+      <w:r>
+        <w:rPr>
+          <w:sz w:val="24"/>
+        </w:rPr>
+        <w:t>• Пусть (</w:t>
+      </w:r>
+      <w:proofErr w:type="gramStart"/>
+      <w:r>
+        <w:rPr>
+          <w:sz w:val="24"/>
+          <w:lang w:val="en-US"/>
+        </w:rPr>
+        <w:t>M</w:t>
+      </w:r>
+      <w:r>
+        <w:rPr>
+          <w:sz w:val="24"/>
+        </w:rPr>
+        <w:t>,</w:t>
+      </w:r>
+      <w:r>
+        <w:rPr>
+          <w:rFonts w:ascii="Cambria Math" w:hAnsi="Cambria Math" w:cs="Cambria Math"/>
+          <w:sz w:val="24"/>
+        </w:rPr>
+        <w:t>≻</w:t>
+      </w:r>
+      <w:proofErr w:type="gramEnd"/>
+      <w:r>
+        <w:rPr>
+          <w:sz w:val="24"/>
+        </w:rPr>
+        <w:t xml:space="preserve">) — конечное частично упорядоченное множество. </w:t>
+      </w:r>
+    </w:p>
+    <w:p>
+      <w:pPr>
+        <w:pStyle w:val="a5"/>
+        <w:tabs>
+          <w:tab w:val="left" w:pos="825"/>
+        </w:tabs>
+        <w:spacing w:before="62" w:line="232" w:lineRule="auto"/>
+        <w:ind w:left="374" w:right="116" w:firstLine="0"/>
+        <w:jc w:val="both"/>
+        <w:rPr>
+          <w:sz w:val="24"/>
+          <w:lang w:val="en-US"/>
+        </w:rPr>
+      </w:pPr>
+      <w:r>
+        <w:rPr>
+          <w:sz w:val="24"/>
+        </w:rPr>
+        <w:t xml:space="preserve">• Построим соответствующий ему орграф </w:t>
+      </w:r>
+      <w:r>
+        <w:rPr>
+          <w:sz w:val="24"/>
+          <w:lang w:val="en-US"/>
+        </w:rPr>
+        <w:t>D</w:t>
+      </w:r>
+      <w:r>
+        <w:rPr>
+          <w:sz w:val="24"/>
+          <w:vertAlign w:val="subscript"/>
+          <w:lang w:val="en-US"/>
+        </w:rPr>
+        <w:t>M</w:t>
+      </w:r>
+      <w:r>
+        <w:rPr>
+          <w:sz w:val="24"/>
+        </w:rPr>
+        <w:t xml:space="preserve"> следующим образом: </w:t>
+      </w:r>
+    </w:p>
+    <w:p>
+      <w:pPr>
+        <w:pStyle w:val="a5"/>
+        <w:tabs>
+          <w:tab w:val="left" w:pos="825"/>
+        </w:tabs>
+        <w:spacing w:before="62" w:line="232" w:lineRule="auto"/>
+        <w:ind w:left="374" w:right="116" w:firstLine="0"/>
+        <w:jc w:val="both"/>
+        <w:rPr>
+          <w:sz w:val="24"/>
+          <w:lang w:val="en-US"/>
+        </w:rPr>
+      </w:pPr>
+      <w:r>
+        <w:rPr>
+          <w:rFonts w:ascii="Cambria Math" w:hAnsi="Cambria Math" w:cs="Cambria Math"/>
+          <w:sz w:val="24"/>
+          <w:lang w:val="en-US"/>
+        </w:rPr>
+        <w:t>▶</w:t>
+      </w:r>
+      <w:r>
+        <w:rPr>
+          <w:sz w:val="24"/>
+          <w:lang w:val="en-US"/>
+        </w:rPr>
+        <w:t xml:space="preserve"> V(D</w:t>
+      </w:r>
+      <w:r>
+        <w:rPr>
+          <w:sz w:val="24"/>
+          <w:vertAlign w:val="subscript"/>
+          <w:lang w:val="en-US"/>
+        </w:rPr>
+        <w:t>M</w:t>
+      </w:r>
+      <w:r>
+        <w:rPr>
+          <w:sz w:val="24"/>
+          <w:lang w:val="en-US"/>
+        </w:rPr>
+        <w:t xml:space="preserve">)=M; </w:t>
+      </w:r>
+    </w:p>
+    <w:p>
+      <w:pPr>
+        <w:pStyle w:val="a5"/>
+        <w:tabs>
+          <w:tab w:val="left" w:pos="825"/>
+        </w:tabs>
+        <w:spacing w:before="62" w:line="232" w:lineRule="auto"/>
+        <w:ind w:left="374" w:right="116" w:firstLine="0"/>
+        <w:jc w:val="both"/>
+        <w:rPr>
+          <w:sz w:val="24"/>
+          <w:lang w:val="en-US"/>
+        </w:rPr>
+      </w:pPr>
+      <w:r>
+        <w:rPr>
+          <w:rFonts w:ascii="Cambria Math" w:hAnsi="Cambria Math" w:cs="Cambria Math"/>
+          <w:sz w:val="24"/>
+          <w:lang w:val="en-US"/>
+        </w:rPr>
+        <w:t>▶</w:t>
+      </w:r>
+      <w:r>
+        <w:rPr>
+          <w:sz w:val="24"/>
+          <w:lang w:val="en-US"/>
+        </w:rPr>
+        <w:t xml:space="preserve"> A(D</w:t>
+      </w:r>
+      <w:r>
+        <w:rPr>
+          <w:sz w:val="24"/>
+          <w:vertAlign w:val="subscript"/>
+          <w:lang w:val="en-US"/>
+        </w:rPr>
+        <w:t>M</w:t>
+      </w:r>
+      <w:r>
+        <w:rPr>
+          <w:sz w:val="24"/>
+          <w:lang w:val="en-US"/>
+        </w:rPr>
+        <w:t xml:space="preserve">) </w:t>
+      </w:r>
+      <w:proofErr w:type="gramStart"/>
+      <w:r>
+        <w:rPr>
+          <w:sz w:val="24"/>
+          <w:lang w:val="en-US"/>
+        </w:rPr>
+        <w:t>={</w:t>
+      </w:r>
+      <w:proofErr w:type="spellStart"/>
+      <w:proofErr w:type="gramEnd"/>
+      <w:r>
+        <w:rPr>
+          <w:sz w:val="24"/>
+          <w:lang w:val="en-US"/>
+        </w:rPr>
+        <w:t>xy</w:t>
+      </w:r>
+      <w:proofErr w:type="spellEnd"/>
+      <w:r>
+        <w:rPr>
+          <w:sz w:val="24"/>
+          <w:lang w:val="en-US"/>
+        </w:rPr>
+        <w:t xml:space="preserve"> | x </w:t>
+      </w:r>
+      <w:r>
+        <w:rPr>
+          <w:rFonts w:ascii="Cambria Math" w:hAnsi="Cambria Math" w:cs="Cambria Math"/>
+          <w:sz w:val="24"/>
+          <w:lang w:val="en-US"/>
+        </w:rPr>
+        <w:t>≻</w:t>
+      </w:r>
+      <w:r>
+        <w:rPr>
+          <w:sz w:val="24"/>
+          <w:lang w:val="en-US"/>
+        </w:rPr>
+        <w:t xml:space="preserve">y}. </w:t>
+      </w:r>
+    </w:p>
+    <w:p>
+      <w:pPr>
+        <w:pStyle w:val="a5"/>
+        <w:tabs>
+          <w:tab w:val="left" w:pos="825"/>
+        </w:tabs>
+        <w:spacing w:before="62" w:line="232" w:lineRule="auto"/>
+        <w:ind w:left="374" w:right="116" w:firstLine="0"/>
+        <w:jc w:val="both"/>
+        <w:rPr>
+          <w:sz w:val="24"/>
+          <w:lang w:val="en-US"/>
+        </w:rPr>
+      </w:pPr>
+      <w:r>
+        <w:rPr>
+          <w:sz w:val="24"/>
+        </w:rPr>
+        <w:t xml:space="preserve">• Заметим, что тогда </w:t>
+      </w:r>
+    </w:p>
+    <w:p>
+      <w:pPr>
+        <w:pStyle w:val="a5"/>
+        <w:tabs>
+          <w:tab w:val="left" w:pos="825"/>
+        </w:tabs>
+        <w:spacing w:before="62" w:line="232" w:lineRule="auto"/>
+        <w:ind w:left="374" w:right="116" w:firstLine="0"/>
+        <w:jc w:val="both"/>
+        <w:rPr>
+          <w:sz w:val="24"/>
+          <w:lang w:val="en-US"/>
+        </w:rPr>
+      </w:pPr>
+      <w:r>
+        <w:rPr>
+          <w:rFonts w:ascii="Cambria Math" w:hAnsi="Cambria Math" w:cs="Cambria Math"/>
+          <w:sz w:val="24"/>
+        </w:rPr>
+        <w:t>▶</w:t>
+      </w:r>
+      <w:r>
+        <w:rPr>
+          <w:sz w:val="24"/>
+        </w:rPr>
+        <w:t xml:space="preserve"> </w:t>
+      </w:r>
+      <w:r>
+        <w:rPr>
+          <w:sz w:val="24"/>
+          <w:lang w:val="en-US"/>
+        </w:rPr>
+        <w:t>DM</w:t>
+      </w:r>
+      <w:r>
+        <w:rPr>
+          <w:sz w:val="24"/>
+        </w:rPr>
+        <w:t xml:space="preserve"> —орграф без циклов; </w:t>
+      </w:r>
+    </w:p>
+    <w:p>
+      <w:pPr>
+        <w:pStyle w:val="a5"/>
+        <w:tabs>
+          <w:tab w:val="left" w:pos="825"/>
+        </w:tabs>
+        <w:spacing w:before="62" w:line="232" w:lineRule="auto"/>
+        <w:ind w:left="374" w:right="116" w:firstLine="0"/>
+        <w:jc w:val="both"/>
+        <w:rPr>
+          <w:sz w:val="24"/>
+          <w:lang w:val="en-US"/>
+        </w:rPr>
+      </w:pPr>
+      <w:r>
+        <w:rPr>
+          <w:rFonts w:ascii="Cambria Math" w:hAnsi="Cambria Math" w:cs="Cambria Math"/>
+          <w:sz w:val="24"/>
+        </w:rPr>
+        <w:t>▶</w:t>
+      </w:r>
+      <w:r>
+        <w:rPr>
+          <w:sz w:val="24"/>
+        </w:rPr>
+        <w:t xml:space="preserve"> цепь в </w:t>
+      </w:r>
+      <w:r>
+        <w:rPr>
+          <w:sz w:val="24"/>
+          <w:lang w:val="en-US"/>
+        </w:rPr>
+        <w:t>M</w:t>
+      </w:r>
+      <w:r>
+        <w:rPr>
+          <w:sz w:val="24"/>
+        </w:rPr>
+        <w:t xml:space="preserve"> — это простой ориентированный путь в </w:t>
+      </w:r>
+      <w:r>
+        <w:rPr>
+          <w:sz w:val="24"/>
+          <w:lang w:val="en-US"/>
+        </w:rPr>
+        <w:t>DM</w:t>
+      </w:r>
+      <w:r>
+        <w:rPr>
+          <w:sz w:val="24"/>
+        </w:rPr>
+        <w:t xml:space="preserve">; </w:t>
+      </w:r>
+    </w:p>
+    <w:p>
+      <w:pPr>
+        <w:pStyle w:val="a5"/>
+        <w:tabs>
+          <w:tab w:val="left" w:pos="825"/>
+        </w:tabs>
+        <w:spacing w:before="62" w:line="232" w:lineRule="auto"/>
+        <w:ind w:left="374" w:right="116" w:firstLine="0"/>
+        <w:jc w:val="both"/>
+        <w:rPr>
+          <w:sz w:val="24"/>
+          <w:lang w:val="en-US"/>
+        </w:rPr>
+      </w:pPr>
+      <w:r>
+        <w:rPr>
+          <w:rFonts w:ascii="Cambria Math" w:hAnsi="Cambria Math" w:cs="Cambria Math"/>
+          <w:sz w:val="24"/>
+        </w:rPr>
+        <w:t>▶</w:t>
+      </w:r>
+      <w:r>
+        <w:rPr>
+          <w:sz w:val="24"/>
+        </w:rPr>
+        <w:t xml:space="preserve"> </w:t>
+      </w:r>
+      <w:proofErr w:type="spellStart"/>
+      <w:r>
+        <w:rPr>
+          <w:sz w:val="24"/>
+        </w:rPr>
+        <w:t>антицепь</w:t>
+      </w:r>
+      <w:proofErr w:type="spellEnd"/>
+      <w:r>
+        <w:rPr>
+          <w:sz w:val="24"/>
+        </w:rPr>
+        <w:t xml:space="preserve"> в </w:t>
+      </w:r>
+      <w:r>
+        <w:rPr>
+          <w:sz w:val="24"/>
+          <w:lang w:val="en-US"/>
+        </w:rPr>
+        <w:t>M</w:t>
+      </w:r>
+      <w:r>
+        <w:rPr>
+          <w:sz w:val="24"/>
+        </w:rPr>
+        <w:t xml:space="preserve"> — это независимое множество в </w:t>
+      </w:r>
+      <w:r>
+        <w:rPr>
+          <w:sz w:val="24"/>
+          <w:lang w:val="en-US"/>
+        </w:rPr>
+        <w:t>DM</w:t>
+      </w:r>
+      <w:r>
+        <w:rPr>
+          <w:sz w:val="24"/>
+        </w:rPr>
+        <w:t xml:space="preserve">. </w:t>
+      </w:r>
+    </w:p>
+    <w:p>
+      <w:pPr>
+        <w:pStyle w:val="a5"/>
+        <w:tabs>
+          <w:tab w:val="left" w:pos="825"/>
+        </w:tabs>
+        <w:spacing w:before="62" w:line="232" w:lineRule="auto"/>
+        <w:ind w:left="374" w:right="116" w:firstLine="0"/>
+        <w:jc w:val="both"/>
+        <w:rPr>
+          <w:sz w:val="24"/>
+          <w:lang w:val="en-US"/>
+        </w:rPr>
+      </w:pPr>
+      <w:r>
+        <w:rPr>
+          <w:sz w:val="24"/>
+        </w:rPr>
+        <w:t xml:space="preserve">• Обратно, любой орграф </w:t>
+      </w:r>
+      <w:r>
+        <w:rPr>
+          <w:sz w:val="24"/>
+          <w:lang w:val="en-US"/>
+        </w:rPr>
+        <w:t>D</w:t>
+      </w:r>
+      <w:r>
+        <w:rPr>
+          <w:sz w:val="24"/>
+        </w:rPr>
+        <w:t xml:space="preserve"> без циклов задает отношение частичного порядка на множестве своих вершин. </w:t>
+      </w:r>
+    </w:p>
+    <w:p>
+      <w:pPr>
+        <w:pStyle w:val="a5"/>
+        <w:tabs>
+          <w:tab w:val="left" w:pos="825"/>
+        </w:tabs>
+        <w:spacing w:before="62" w:line="232" w:lineRule="auto"/>
+        <w:ind w:left="374" w:right="116" w:firstLine="0"/>
+        <w:jc w:val="both"/>
+        <w:rPr>
+          <w:sz w:val="24"/>
+          <w:lang w:val="en-US"/>
+        </w:rPr>
+      </w:pPr>
+      <w:r>
+        <w:rPr>
+          <w:rFonts w:ascii="Cambria Math" w:hAnsi="Cambria Math" w:cs="Cambria Math"/>
+          <w:sz w:val="24"/>
+        </w:rPr>
+        <w:t>▶</w:t>
+      </w:r>
+      <w:r>
+        <w:rPr>
+          <w:sz w:val="24"/>
+        </w:rPr>
+        <w:t xml:space="preserve"> Для этого нужно построить транзитивное замыкание орграфа </w:t>
+      </w:r>
+      <w:r>
+        <w:rPr>
+          <w:sz w:val="24"/>
+          <w:lang w:val="en-US"/>
+        </w:rPr>
+        <w:t>D</w:t>
+      </w:r>
+      <w:r>
+        <w:rPr>
+          <w:sz w:val="24"/>
+        </w:rPr>
+        <w:t xml:space="preserve">, то есть провести стрелки, соединяющие начало любого простого пути в </w:t>
+      </w:r>
+      <w:r>
+        <w:rPr>
+          <w:sz w:val="24"/>
+          <w:lang w:val="en-US"/>
+        </w:rPr>
+        <w:t>D</w:t>
+      </w:r>
+      <w:r>
+        <w:rPr>
+          <w:sz w:val="24"/>
+        </w:rPr>
+        <w:t xml:space="preserve"> с его концом.</w:t>
+      </w:r>
+    </w:p>
+    <w:p>
+      <w:pPr>
+        <w:pStyle w:val="a5"/>
+        <w:tabs>
+          <w:tab w:val="left" w:pos="825"/>
+        </w:tabs>
+        <w:spacing w:before="62" w:line="232" w:lineRule="auto"/>
+        <w:ind w:left="374" w:right="116" w:firstLine="0"/>
+        <w:jc w:val="both"/>
+        <w:rPr>
+          <w:sz w:val="24"/>
+          <w:lang w:val="en-US"/>
+        </w:rPr>
+      </w:pPr>
+      <w:r>
+        <w:rPr>
+          <w:b/>
+          <w:bCs/>
+          <w:color w:val="1F497D" w:themeColor="text2"/>
+          <w:sz w:val="24"/>
+        </w:rPr>
+        <w:t>Теорема (Мирский, 1971)</w:t>
+      </w:r>
+      <w:r>
+        <w:rPr>
+          <w:sz w:val="24"/>
+        </w:rPr>
+        <w:t xml:space="preserve"> </w:t>
+      </w:r>
+    </w:p>
+    <w:p>
+      <w:pPr>
+        <w:pStyle w:val="a5"/>
+        <w:tabs>
+          <w:tab w:val="left" w:pos="825"/>
+        </w:tabs>
+        <w:spacing w:before="62" w:line="232" w:lineRule="auto"/>
+        <w:ind w:left="374" w:right="116" w:firstLine="0"/>
+        <w:jc w:val="both"/>
+        <w:rPr>
+          <w:sz w:val="24"/>
+          <w:lang w:val="en-US"/>
+        </w:rPr>
+      </w:pPr>
+      <w:r>
+        <w:rPr>
+          <w:sz w:val="24"/>
+        </w:rPr>
+        <w:t xml:space="preserve">Длина максимальной цепи в </w:t>
+      </w:r>
+      <w:r>
+        <w:rPr>
+          <w:sz w:val="24"/>
+          <w:lang w:val="en-US"/>
+        </w:rPr>
+        <w:t>M</w:t>
+      </w:r>
+      <w:r>
+        <w:rPr>
+          <w:sz w:val="24"/>
+        </w:rPr>
+        <w:t xml:space="preserve"> равна минимальному количеству </w:t>
+      </w:r>
+      <w:proofErr w:type="spellStart"/>
+      <w:r>
+        <w:rPr>
+          <w:sz w:val="24"/>
+        </w:rPr>
+        <w:t>антицепей</w:t>
+      </w:r>
+      <w:proofErr w:type="spellEnd"/>
+      <w:r>
+        <w:rPr>
+          <w:sz w:val="24"/>
+        </w:rPr>
+        <w:t xml:space="preserve">, на которые разбивается </w:t>
+      </w:r>
+      <w:r>
+        <w:rPr>
+          <w:sz w:val="24"/>
+          <w:lang w:val="en-US"/>
+        </w:rPr>
+        <w:t>M</w:t>
+      </w:r>
+      <w:r>
+        <w:rPr>
+          <w:sz w:val="24"/>
+        </w:rPr>
+        <w:t xml:space="preserve">. </w:t>
+      </w:r>
+    </w:p>
+    <w:p>
+      <w:pPr>
+        <w:pStyle w:val="a5"/>
+        <w:tabs>
+          <w:tab w:val="left" w:pos="825"/>
+        </w:tabs>
+        <w:spacing w:before="62" w:line="232" w:lineRule="auto"/>
+        <w:ind w:left="374" w:right="116" w:firstLine="0"/>
+        <w:jc w:val="both"/>
+        <w:rPr>
+          <w:sz w:val="24"/>
+          <w:lang w:val="en-US"/>
+        </w:rPr>
+      </w:pPr>
+      <w:r>
+        <w:rPr>
+          <w:smallCaps/>
+          <w:sz w:val="24"/>
+        </w:rPr>
+        <w:t>Доказательство</w:t>
+      </w:r>
+      <w:r>
+        <w:rPr>
+          <w:sz w:val="24"/>
+        </w:rPr>
+        <w:t xml:space="preserve">. </w:t>
+      </w:r>
+    </w:p>
+    <w:p>
+      <w:pPr>
+        <w:pStyle w:val="a5"/>
+        <w:tabs>
+          <w:tab w:val="left" w:pos="825"/>
+        </w:tabs>
+        <w:spacing w:before="62" w:line="232" w:lineRule="auto"/>
+        <w:ind w:left="374" w:right="116" w:firstLine="0"/>
+        <w:jc w:val="both"/>
+        <w:rPr>
+          <w:sz w:val="24"/>
+          <w:lang w:val="en-US"/>
+        </w:rPr>
+      </w:pPr>
+      <w:r>
+        <w:rPr>
+          <w:sz w:val="24"/>
+        </w:rPr>
+        <w:t xml:space="preserve">• Пусть </w:t>
+      </w:r>
+      <w:r>
+        <w:rPr>
+          <w:sz w:val="24"/>
+          <w:lang w:val="en-US"/>
+        </w:rPr>
+        <w:t>m</w:t>
+      </w:r>
+      <w:r>
+        <w:rPr>
+          <w:sz w:val="24"/>
+        </w:rPr>
+        <w:t xml:space="preserve"> — длина максимальной цепи в </w:t>
+      </w:r>
+      <w:r>
+        <w:rPr>
+          <w:sz w:val="24"/>
+          <w:lang w:val="en-US"/>
+        </w:rPr>
+        <w:t>M</w:t>
+      </w:r>
+      <w:r>
+        <w:rPr>
+          <w:sz w:val="24"/>
+        </w:rPr>
+        <w:t xml:space="preserve">; </w:t>
+      </w:r>
+    </w:p>
+    <w:p>
+      <w:pPr>
+        <w:pStyle w:val="a5"/>
+        <w:tabs>
+          <w:tab w:val="left" w:pos="825"/>
+        </w:tabs>
+        <w:spacing w:before="62" w:line="232" w:lineRule="auto"/>
+        <w:ind w:left="374" w:right="116" w:firstLine="0"/>
+        <w:jc w:val="both"/>
+        <w:rPr>
+          <w:sz w:val="24"/>
+          <w:lang w:val="en-US"/>
+        </w:rPr>
+      </w:pPr>
+      <w:r>
+        <w:rPr>
+          <w:sz w:val="24"/>
+        </w:rPr>
+        <w:t xml:space="preserve">• </w:t>
+      </w:r>
+      <w:r>
+        <w:rPr>
+          <w:sz w:val="24"/>
+          <w:lang w:val="en-US"/>
+        </w:rPr>
+        <w:t>k</w:t>
+      </w:r>
+      <w:r>
+        <w:rPr>
+          <w:sz w:val="24"/>
+        </w:rPr>
+        <w:t xml:space="preserve"> —минимальное число </w:t>
+      </w:r>
+      <w:proofErr w:type="spellStart"/>
+      <w:r>
+        <w:rPr>
+          <w:sz w:val="24"/>
+        </w:rPr>
+        <w:t>антицепей</w:t>
+      </w:r>
+      <w:proofErr w:type="spellEnd"/>
+      <w:r>
+        <w:rPr>
+          <w:sz w:val="24"/>
+        </w:rPr>
+        <w:t xml:space="preserve">, на которые разбивается </w:t>
+      </w:r>
+      <w:r>
+        <w:rPr>
+          <w:sz w:val="24"/>
+          <w:lang w:val="en-US"/>
+        </w:rPr>
+        <w:t>M</w:t>
+      </w:r>
+      <w:r>
+        <w:rPr>
+          <w:sz w:val="24"/>
+        </w:rPr>
+        <w:t xml:space="preserve">. </w:t>
+      </w:r>
+    </w:p>
+    <w:p>
+      <w:pPr>
+        <w:pStyle w:val="a5"/>
+        <w:tabs>
+          <w:tab w:val="left" w:pos="825"/>
+        </w:tabs>
+        <w:spacing w:before="62" w:line="232" w:lineRule="auto"/>
+        <w:ind w:left="374" w:right="116" w:firstLine="0"/>
+        <w:jc w:val="both"/>
+        <w:rPr>
+          <w:sz w:val="24"/>
+          <w:lang w:val="en-US"/>
+        </w:rPr>
+      </w:pPr>
+      <w:r>
+        <w:rPr>
+          <w:sz w:val="24"/>
+        </w:rPr>
+        <w:t xml:space="preserve">• Неравенство </w:t>
+      </w:r>
+      <w:r>
+        <w:rPr>
+          <w:sz w:val="24"/>
+          <w:lang w:val="en-US"/>
+        </w:rPr>
+        <w:t>k</w:t>
+      </w:r>
+      <w:r>
+        <w:rPr>
+          <w:sz w:val="24"/>
+        </w:rPr>
+        <w:t xml:space="preserve"> ≥ </w:t>
+      </w:r>
+      <w:r>
+        <w:rPr>
+          <w:sz w:val="24"/>
+          <w:lang w:val="en-US"/>
+        </w:rPr>
+        <w:t>m</w:t>
+      </w:r>
+      <w:r>
+        <w:rPr>
+          <w:sz w:val="24"/>
+        </w:rPr>
+        <w:t xml:space="preserve"> тривиально, поскольку цепь и </w:t>
+      </w:r>
+      <w:proofErr w:type="spellStart"/>
+      <w:r>
+        <w:rPr>
+          <w:sz w:val="24"/>
+        </w:rPr>
+        <w:t>антицепь</w:t>
+      </w:r>
+      <w:proofErr w:type="spellEnd"/>
+      <w:r>
+        <w:rPr>
+          <w:sz w:val="24"/>
+        </w:rPr>
+        <w:t xml:space="preserve"> могут иметь не более одного общего элемента. </w:t>
+      </w:r>
+    </w:p>
+    <w:p>
+      <w:pPr>
+        <w:pStyle w:val="a5"/>
+        <w:tabs>
+          <w:tab w:val="left" w:pos="825"/>
+        </w:tabs>
+        <w:spacing w:before="62" w:line="232" w:lineRule="auto"/>
+        <w:ind w:left="374" w:right="116" w:firstLine="0"/>
+        <w:jc w:val="both"/>
+        <w:rPr>
+          <w:sz w:val="24"/>
+          <w:lang w:val="en-US"/>
+        </w:rPr>
+      </w:pPr>
+      <w:r>
+        <w:rPr>
+          <w:sz w:val="24"/>
+        </w:rPr>
+        <w:t xml:space="preserve">• Докажем, что </w:t>
+      </w:r>
+      <w:r>
+        <w:rPr>
+          <w:sz w:val="24"/>
+          <w:lang w:val="en-US"/>
+        </w:rPr>
+        <w:t>k</w:t>
+      </w:r>
+      <w:r>
+        <w:rPr>
+          <w:sz w:val="24"/>
+        </w:rPr>
+        <w:t xml:space="preserve"> ≤ </w:t>
+      </w:r>
+      <w:r>
+        <w:rPr>
+          <w:sz w:val="24"/>
+          <w:lang w:val="en-US"/>
+        </w:rPr>
+        <w:t>m</w:t>
+      </w:r>
+      <w:r>
+        <w:rPr>
+          <w:sz w:val="24"/>
+        </w:rPr>
+        <w:t xml:space="preserve">. Для этого нужно построить разбиение множества </w:t>
+      </w:r>
+      <w:r>
+        <w:rPr>
+          <w:sz w:val="24"/>
+          <w:lang w:val="en-US"/>
+        </w:rPr>
+        <w:t>M</w:t>
+      </w:r>
+      <w:r>
+        <w:rPr>
+          <w:sz w:val="24"/>
+        </w:rPr>
+        <w:t xml:space="preserve"> на </w:t>
+      </w:r>
+      <w:r>
+        <w:rPr>
+          <w:sz w:val="24"/>
+          <w:lang w:val="en-US"/>
+        </w:rPr>
+        <w:t>m</w:t>
+      </w:r>
+      <w:r>
+        <w:rPr>
+          <w:sz w:val="24"/>
+        </w:rPr>
+        <w:t xml:space="preserve"> </w:t>
+      </w:r>
+      <w:proofErr w:type="spellStart"/>
+      <w:r>
+        <w:rPr>
+          <w:sz w:val="24"/>
+        </w:rPr>
+        <w:t>антицепей</w:t>
+      </w:r>
+      <w:proofErr w:type="spellEnd"/>
+      <w:r>
+        <w:rPr>
+          <w:sz w:val="24"/>
+        </w:rPr>
+        <w:t xml:space="preserve">. </w:t>
+      </w:r>
+    </w:p>
+    <w:p>
+      <w:pPr>
+        <w:pStyle w:val="a5"/>
+        <w:tabs>
+          <w:tab w:val="left" w:pos="825"/>
+        </w:tabs>
+        <w:spacing w:before="62" w:line="232" w:lineRule="auto"/>
+        <w:ind w:left="374" w:right="116" w:firstLine="0"/>
+        <w:jc w:val="both"/>
+        <w:rPr>
+          <w:sz w:val="24"/>
+          <w:lang w:val="en-US"/>
+        </w:rPr>
+      </w:pPr>
+      <w:r>
+        <w:rPr>
+          <w:rFonts w:ascii="Cambria Math" w:hAnsi="Cambria Math" w:cs="Cambria Math"/>
+          <w:sz w:val="24"/>
+        </w:rPr>
+        <w:t>▶</w:t>
+      </w:r>
+      <w:r>
+        <w:rPr>
+          <w:sz w:val="24"/>
+        </w:rPr>
+        <w:t xml:space="preserve"> Пусть ℓ(</w:t>
+      </w:r>
+      <w:r>
+        <w:rPr>
+          <w:sz w:val="24"/>
+          <w:lang w:val="en-US"/>
+        </w:rPr>
+        <w:t>x</w:t>
+      </w:r>
+      <w:r>
+        <w:rPr>
+          <w:sz w:val="24"/>
+        </w:rPr>
+        <w:t xml:space="preserve">) — длина максимальной цепи с началом в </w:t>
+      </w:r>
+      <w:r>
+        <w:rPr>
+          <w:sz w:val="24"/>
+          <w:lang w:val="en-US"/>
+        </w:rPr>
+        <w:t>x</w:t>
+      </w:r>
+      <w:r>
+        <w:rPr>
+          <w:sz w:val="24"/>
+        </w:rPr>
+        <w:t xml:space="preserve">. </w:t>
+      </w:r>
+    </w:p>
+    <w:p>
+      <w:pPr>
+        <w:pStyle w:val="a5"/>
+        <w:tabs>
+          <w:tab w:val="left" w:pos="825"/>
+        </w:tabs>
+        <w:spacing w:before="62" w:line="232" w:lineRule="auto"/>
+        <w:ind w:left="374" w:right="116" w:firstLine="0"/>
+        <w:jc w:val="both"/>
+        <w:rPr>
+          <w:sz w:val="24"/>
+          <w:lang w:val="en-US"/>
+        </w:rPr>
+      </w:pPr>
+      <w:r>
+        <w:rPr>
+          <w:rFonts w:ascii="Cambria Math" w:hAnsi="Cambria Math" w:cs="Cambria Math"/>
+          <w:sz w:val="24"/>
+        </w:rPr>
+        <w:t>▶</w:t>
+      </w:r>
+      <w:r>
+        <w:rPr>
+          <w:sz w:val="24"/>
+        </w:rPr>
+        <w:t xml:space="preserve"> Для каждого </w:t>
+      </w:r>
+      <w:proofErr w:type="spellStart"/>
+      <w:r>
+        <w:rPr>
+          <w:sz w:val="24"/>
+          <w:lang w:val="en-US"/>
+        </w:rPr>
+        <w:t>i</w:t>
+      </w:r>
+      <w:proofErr w:type="spellEnd"/>
+      <w:r>
+        <w:rPr>
+          <w:sz w:val="24"/>
+        </w:rPr>
+        <w:t xml:space="preserve"> </w:t>
+      </w:r>
+      <w:r>
+        <w:rPr>
+          <w:rFonts w:ascii="Cambria Math" w:hAnsi="Cambria Math" w:cs="Cambria Math"/>
+          <w:sz w:val="24"/>
+        </w:rPr>
+        <w:t>∈</w:t>
+      </w:r>
+      <w:r>
+        <w:rPr>
+          <w:sz w:val="24"/>
+        </w:rPr>
+        <w:t xml:space="preserve"> [</w:t>
+      </w:r>
+      <w:proofErr w:type="gramStart"/>
+      <w:r>
+        <w:rPr>
+          <w:sz w:val="24"/>
+        </w:rPr>
+        <w:t>1..</w:t>
+      </w:r>
+      <w:proofErr w:type="gramEnd"/>
+      <w:r>
+        <w:rPr>
+          <w:sz w:val="24"/>
+          <w:lang w:val="en-US"/>
+        </w:rPr>
+        <w:t>m</w:t>
+      </w:r>
+      <w:r>
+        <w:rPr>
+          <w:sz w:val="24"/>
+        </w:rPr>
+        <w:t xml:space="preserve">] введем обозначение </w:t>
+      </w:r>
+      <w:r>
+        <w:rPr>
+          <w:sz w:val="24"/>
+          <w:lang w:val="en-US"/>
+        </w:rPr>
+        <w:t>Yi</w:t>
+      </w:r>
+      <w:r>
+        <w:rPr>
+          <w:sz w:val="24"/>
+        </w:rPr>
+        <w:t xml:space="preserve"> </w:t>
+      </w:r>
+      <w:r>
+        <w:rPr>
+          <w:sz w:val="24"/>
+          <w:lang w:val="en-US"/>
+        </w:rPr>
+        <w:t>def</w:t>
+      </w:r>
+      <w:r>
+        <w:rPr>
+          <w:sz w:val="24"/>
+        </w:rPr>
+        <w:t xml:space="preserve"> = {</w:t>
+      </w:r>
+      <w:r>
+        <w:rPr>
+          <w:sz w:val="24"/>
+          <w:lang w:val="en-US"/>
+        </w:rPr>
+        <w:t>x</w:t>
+      </w:r>
+      <w:r>
+        <w:rPr>
+          <w:sz w:val="24"/>
+        </w:rPr>
+        <w:t xml:space="preserve"> </w:t>
+      </w:r>
+      <w:r>
+        <w:rPr>
+          <w:rFonts w:ascii="Cambria Math" w:hAnsi="Cambria Math" w:cs="Cambria Math"/>
+          <w:sz w:val="24"/>
+        </w:rPr>
+        <w:t>∈</w:t>
+      </w:r>
+      <w:r>
+        <w:rPr>
+          <w:sz w:val="24"/>
+          <w:lang w:val="en-US"/>
+        </w:rPr>
+        <w:t>M</w:t>
+      </w:r>
+      <w:r>
+        <w:rPr>
+          <w:sz w:val="24"/>
+        </w:rPr>
+        <w:t xml:space="preserve"> |ℓ(</w:t>
+      </w:r>
+      <w:r>
+        <w:rPr>
+          <w:sz w:val="24"/>
+          <w:lang w:val="en-US"/>
+        </w:rPr>
+        <w:t>x</w:t>
+      </w:r>
+      <w:r>
+        <w:rPr>
+          <w:sz w:val="24"/>
+        </w:rPr>
+        <w:t>)=</w:t>
+      </w:r>
+      <w:proofErr w:type="spellStart"/>
+      <w:r>
+        <w:rPr>
+          <w:sz w:val="24"/>
+          <w:lang w:val="en-US"/>
+        </w:rPr>
+        <w:t>i</w:t>
+      </w:r>
+      <w:proofErr w:type="spellEnd"/>
+      <w:r>
+        <w:rPr>
+          <w:sz w:val="24"/>
+        </w:rPr>
+        <w:t xml:space="preserve">}. </w:t>
+      </w:r>
+    </w:p>
+    <w:p>
+      <w:pPr>
+        <w:pStyle w:val="a5"/>
+        <w:tabs>
+          <w:tab w:val="left" w:pos="825"/>
+        </w:tabs>
+        <w:spacing w:before="62" w:line="232" w:lineRule="auto"/>
+        <w:ind w:left="374" w:right="116" w:firstLine="0"/>
+        <w:jc w:val="both"/>
+        <w:rPr>
+          <w:sz w:val="24"/>
+          <w:lang w:val="en-US"/>
+        </w:rPr>
+      </w:pPr>
+      <w:r>
+        <w:rPr>
+          <w:rFonts w:ascii="Cambria Math" w:hAnsi="Cambria Math" w:cs="Cambria Math"/>
+          <w:sz w:val="24"/>
+        </w:rPr>
+        <w:t>▶</w:t>
+      </w:r>
+      <w:r>
+        <w:rPr>
+          <w:sz w:val="24"/>
+        </w:rPr>
+        <w:t xml:space="preserve"> Легко видеть, что </w:t>
+      </w:r>
+      <w:r>
+        <w:rPr>
+          <w:sz w:val="24"/>
+          <w:lang w:val="en-US"/>
+        </w:rPr>
+        <w:t>Y</w:t>
+      </w:r>
+      <w:proofErr w:type="gramStart"/>
+      <w:r>
+        <w:rPr>
+          <w:sz w:val="24"/>
+        </w:rPr>
+        <w:t>1,...</w:t>
+      </w:r>
+      <w:proofErr w:type="gramEnd"/>
+      <w:r>
+        <w:rPr>
+          <w:sz w:val="24"/>
+        </w:rPr>
+        <w:t>,</w:t>
+      </w:r>
+      <w:proofErr w:type="spellStart"/>
+      <w:r>
+        <w:rPr>
+          <w:sz w:val="24"/>
+          <w:lang w:val="en-US"/>
+        </w:rPr>
+        <w:t>Ym</w:t>
+      </w:r>
+      <w:proofErr w:type="spellEnd"/>
+      <w:r>
+        <w:rPr>
+          <w:sz w:val="24"/>
+        </w:rPr>
+        <w:t xml:space="preserve"> — </w:t>
+      </w:r>
+      <w:proofErr w:type="spellStart"/>
+      <w:r>
+        <w:rPr>
+          <w:sz w:val="24"/>
+        </w:rPr>
+        <w:t>антицепи</w:t>
+      </w:r>
+      <w:proofErr w:type="spellEnd"/>
+      <w:r>
+        <w:rPr>
+          <w:sz w:val="24"/>
+        </w:rPr>
+        <w:t xml:space="preserve"> в </w:t>
+      </w:r>
+      <w:r>
+        <w:rPr>
+          <w:sz w:val="24"/>
+          <w:lang w:val="en-US"/>
+        </w:rPr>
+        <w:t>M</w:t>
+      </w:r>
+      <w:r>
+        <w:rPr>
+          <w:sz w:val="24"/>
+        </w:rPr>
+        <w:t xml:space="preserve">, причем каждый элемент </w:t>
+      </w:r>
+      <w:r>
+        <w:rPr>
+          <w:sz w:val="24"/>
+          <w:lang w:val="en-US"/>
+        </w:rPr>
+        <w:t>M</w:t>
+      </w:r>
+      <w:r>
+        <w:rPr>
+          <w:sz w:val="24"/>
+        </w:rPr>
+        <w:t xml:space="preserve"> принадлежит ровно одной из этих </w:t>
+      </w:r>
+      <w:proofErr w:type="spellStart"/>
+      <w:r>
+        <w:rPr>
+          <w:sz w:val="24"/>
+        </w:rPr>
+        <w:t>антицепей</w:t>
+      </w:r>
+      <w:proofErr w:type="spellEnd"/>
+      <w:r>
+        <w:rPr>
+          <w:sz w:val="24"/>
+        </w:rPr>
+        <w:t xml:space="preserve">. </w:t>
+      </w:r>
+    </w:p>
+    <w:p>
+      <w:pPr>
+        <w:pStyle w:val="a5"/>
+        <w:tabs>
+          <w:tab w:val="left" w:pos="825"/>
+        </w:tabs>
+        <w:spacing w:before="62" w:line="232" w:lineRule="auto"/>
+        <w:ind w:left="374" w:right="116" w:firstLine="0"/>
+        <w:jc w:val="both"/>
+        <w:rPr>
+          <w:sz w:val="24"/>
+        </w:rPr>
+      </w:pPr>
+      <w:proofErr w:type="gramStart"/>
+      <w:r>
+        <w:rPr>
+          <w:rFonts w:ascii="Cambria Math" w:hAnsi="Cambria Math" w:cs="Cambria Math"/>
+          <w:sz w:val="24"/>
+        </w:rPr>
+        <w:t>▶</w:t>
+      </w:r>
+      <w:r>
+        <w:rPr>
+          <w:sz w:val="24"/>
+        </w:rPr>
+        <w:t xml:space="preserve"> Следовательно</w:t>
+      </w:r>
+      <w:proofErr w:type="gramEnd"/>
+      <w:r>
+        <w:rPr>
+          <w:sz w:val="24"/>
+        </w:rPr>
+        <w:t xml:space="preserve">, </w:t>
+      </w:r>
+      <w:r>
+        <w:rPr>
+          <w:sz w:val="24"/>
+          <w:lang w:val="en-US"/>
+        </w:rPr>
+        <w:t>Y</w:t>
+      </w:r>
+      <w:proofErr w:type="gramStart"/>
+      <w:r>
+        <w:rPr>
+          <w:sz w:val="24"/>
+        </w:rPr>
+        <w:t>1,...</w:t>
+      </w:r>
+      <w:proofErr w:type="gramEnd"/>
+      <w:r>
+        <w:rPr>
+          <w:sz w:val="24"/>
+        </w:rPr>
+        <w:t>,</w:t>
+      </w:r>
+      <w:proofErr w:type="spellStart"/>
+      <w:r>
+        <w:rPr>
+          <w:sz w:val="24"/>
+          <w:lang w:val="en-US"/>
+        </w:rPr>
+        <w:t>Ym</w:t>
+      </w:r>
+      <w:proofErr w:type="spellEnd"/>
+      <w:r>
+        <w:rPr>
+          <w:sz w:val="24"/>
+        </w:rPr>
+        <w:t xml:space="preserve"> — разбиение </w:t>
+      </w:r>
+      <w:r>
+        <w:rPr>
+          <w:sz w:val="24"/>
+          <w:lang w:val="en-US"/>
+        </w:rPr>
+        <w:t>M</w:t>
+      </w:r>
+      <w:r>
+        <w:rPr>
+          <w:sz w:val="24"/>
+        </w:rPr>
+        <w:t xml:space="preserve"> на </w:t>
+      </w:r>
+      <w:r>
+        <w:rPr>
+          <w:sz w:val="24"/>
+          <w:lang w:val="en-US"/>
+        </w:rPr>
+        <w:t>m</w:t>
+      </w:r>
+      <w:r>
+        <w:rPr>
+          <w:sz w:val="24"/>
+        </w:rPr>
+        <w:t xml:space="preserve"> </w:t>
+      </w:r>
+      <w:proofErr w:type="spellStart"/>
+      <w:r>
+        <w:rPr>
+          <w:sz w:val="24"/>
+        </w:rPr>
+        <w:t>антицепей</w:t>
+      </w:r>
+      <w:proofErr w:type="spellEnd"/>
+      <w:r>
+        <w:rPr>
+          <w:sz w:val="24"/>
+        </w:rPr>
+        <w:t>.</w:t>
+      </w:r>
+    </w:p>
+    <w:p>
+      <w:pPr>
+        <w:pStyle w:val="a5"/>
+        <w:numPr>
+          <w:ilvl w:val="0"/>
+          <w:numId w:val="6"/>
+        </w:numPr>
+        <w:tabs>
+          <w:tab w:val="left" w:pos="795"/>
+        </w:tabs>
+        <w:spacing w:line="286" w:lineRule="exact"/>
+        <w:ind w:left="795" w:hanging="421"/>
+        <w:rPr>
+          <w:sz w:val="32"/>
+          <w:szCs w:val="28"/>
+        </w:rPr>
+      </w:pPr>
+      <w:r>
+        <w:rPr>
+          <w:spacing w:val="-8"/>
+          <w:sz w:val="32"/>
+          <w:szCs w:val="28"/>
+        </w:rPr>
+        <w:t>Теорема</w:t>
+      </w:r>
+      <w:r>
+        <w:rPr>
+          <w:spacing w:val="5"/>
+          <w:sz w:val="32"/>
+          <w:szCs w:val="28"/>
+        </w:rPr>
+        <w:t xml:space="preserve"> </w:t>
+      </w:r>
+      <w:proofErr w:type="spellStart"/>
+      <w:r>
+        <w:rPr>
+          <w:spacing w:val="-8"/>
+          <w:sz w:val="32"/>
+          <w:szCs w:val="28"/>
+        </w:rPr>
+        <w:t>Дилуорса</w:t>
+      </w:r>
+      <w:proofErr w:type="spellEnd"/>
+      <w:r>
+        <w:rPr>
+          <w:spacing w:val="-8"/>
+          <w:sz w:val="32"/>
+          <w:szCs w:val="28"/>
+        </w:rPr>
+        <w:t>.</w:t>
+      </w:r>
+      <w:r>
+        <w:rPr>
+          <w:spacing w:val="4"/>
+          <w:sz w:val="32"/>
+          <w:szCs w:val="28"/>
+        </w:rPr>
+        <w:t xml:space="preserve"> </w:t>
+      </w:r>
+      <w:r>
+        <w:rPr>
+          <w:spacing w:val="-8"/>
+          <w:sz w:val="32"/>
+          <w:szCs w:val="28"/>
+        </w:rPr>
+        <w:t>Доказательство</w:t>
+      </w:r>
+      <w:r>
+        <w:rPr>
+          <w:spacing w:val="5"/>
+          <w:sz w:val="32"/>
+          <w:szCs w:val="28"/>
+        </w:rPr>
+        <w:t xml:space="preserve"> </w:t>
+      </w:r>
+      <w:r>
+        <w:rPr>
+          <w:spacing w:val="-8"/>
+          <w:sz w:val="32"/>
+          <w:szCs w:val="28"/>
+        </w:rPr>
+        <w:t>при</w:t>
+      </w:r>
+      <w:r>
+        <w:rPr>
+          <w:spacing w:val="5"/>
+          <w:sz w:val="32"/>
+          <w:szCs w:val="28"/>
+        </w:rPr>
+        <w:t xml:space="preserve"> </w:t>
+      </w:r>
+      <w:r>
+        <w:rPr>
+          <w:spacing w:val="-8"/>
+          <w:sz w:val="32"/>
+          <w:szCs w:val="28"/>
+        </w:rPr>
+        <w:t>помощи</w:t>
+      </w:r>
+      <w:r>
+        <w:rPr>
+          <w:spacing w:val="4"/>
+          <w:sz w:val="32"/>
+          <w:szCs w:val="28"/>
+        </w:rPr>
+        <w:t xml:space="preserve"> </w:t>
+      </w:r>
+      <w:r>
+        <w:rPr>
+          <w:spacing w:val="-8"/>
+          <w:sz w:val="32"/>
+          <w:szCs w:val="28"/>
+        </w:rPr>
+        <w:t>теоремы</w:t>
+      </w:r>
+      <w:r>
+        <w:rPr>
+          <w:spacing w:val="5"/>
+          <w:sz w:val="32"/>
+          <w:szCs w:val="28"/>
+        </w:rPr>
+        <w:t xml:space="preserve"> </w:t>
+      </w:r>
+      <w:proofErr w:type="spellStart"/>
+      <w:r>
+        <w:rPr>
+          <w:spacing w:val="-8"/>
+          <w:sz w:val="32"/>
+          <w:szCs w:val="28"/>
+        </w:rPr>
+        <w:t>Кёнига</w:t>
+      </w:r>
+      <w:proofErr w:type="spellEnd"/>
+      <w:r>
+        <w:rPr>
+          <w:spacing w:val="-8"/>
+          <w:sz w:val="32"/>
+          <w:szCs w:val="28"/>
+        </w:rPr>
+        <w:t>.</w:t>
+      </w:r>
+    </w:p>
+    <w:p>
+      <w:pPr>
+        <w:pStyle w:val="a5"/>
+        <w:numPr>
+          <w:ilvl w:val="0"/>
+          <w:numId w:val="6"/>
+        </w:numPr>
+        <w:tabs>
+          <w:tab w:val="left" w:pos="795"/>
+        </w:tabs>
+        <w:spacing w:line="289" w:lineRule="exact"/>
+        <w:ind w:left="795" w:hanging="421"/>
+        <w:rPr>
+          <w:sz w:val="32"/>
+          <w:szCs w:val="28"/>
+        </w:rPr>
+      </w:pPr>
+      <w:r>
+        <w:rPr>
+          <w:spacing w:val="-4"/>
+          <w:sz w:val="32"/>
+          <w:szCs w:val="28"/>
+        </w:rPr>
+        <w:t>Вывод</w:t>
+      </w:r>
+      <w:r>
+        <w:rPr>
+          <w:spacing w:val="-8"/>
+          <w:sz w:val="32"/>
+          <w:szCs w:val="28"/>
+        </w:rPr>
+        <w:t xml:space="preserve"> </w:t>
+      </w:r>
+      <w:r>
+        <w:rPr>
+          <w:spacing w:val="-4"/>
+          <w:sz w:val="32"/>
+          <w:szCs w:val="28"/>
+        </w:rPr>
+        <w:t>теоремы</w:t>
+      </w:r>
+      <w:r>
+        <w:rPr>
+          <w:spacing w:val="-8"/>
+          <w:sz w:val="32"/>
+          <w:szCs w:val="28"/>
+        </w:rPr>
+        <w:t xml:space="preserve"> </w:t>
+      </w:r>
+      <w:proofErr w:type="spellStart"/>
+      <w:r>
+        <w:rPr>
+          <w:spacing w:val="-4"/>
+          <w:sz w:val="32"/>
+          <w:szCs w:val="28"/>
+        </w:rPr>
+        <w:t>Кёнига</w:t>
+      </w:r>
+      <w:proofErr w:type="spellEnd"/>
+      <w:r>
+        <w:rPr>
+          <w:spacing w:val="-7"/>
+          <w:sz w:val="32"/>
+          <w:szCs w:val="28"/>
+        </w:rPr>
+        <w:t xml:space="preserve"> </w:t>
+      </w:r>
+      <w:r>
+        <w:rPr>
+          <w:spacing w:val="-4"/>
+          <w:sz w:val="32"/>
+          <w:szCs w:val="28"/>
+        </w:rPr>
+        <w:t>из</w:t>
+      </w:r>
+      <w:r>
+        <w:rPr>
+          <w:spacing w:val="-7"/>
+          <w:sz w:val="32"/>
+          <w:szCs w:val="28"/>
+        </w:rPr>
+        <w:t xml:space="preserve"> </w:t>
+      </w:r>
+      <w:r>
+        <w:rPr>
+          <w:spacing w:val="-4"/>
+          <w:sz w:val="32"/>
+          <w:szCs w:val="28"/>
+        </w:rPr>
+        <w:t>теоремы</w:t>
+      </w:r>
+      <w:r>
+        <w:rPr>
+          <w:spacing w:val="-8"/>
+          <w:sz w:val="32"/>
+          <w:szCs w:val="28"/>
+        </w:rPr>
+        <w:t xml:space="preserve"> </w:t>
+      </w:r>
+      <w:proofErr w:type="spellStart"/>
+      <w:r>
+        <w:rPr>
+          <w:spacing w:val="-4"/>
+          <w:sz w:val="32"/>
+          <w:szCs w:val="28"/>
+        </w:rPr>
+        <w:t>Дилуорса</w:t>
+      </w:r>
+      <w:proofErr w:type="spellEnd"/>
+      <w:r>
+        <w:rPr>
+          <w:spacing w:val="-4"/>
+          <w:sz w:val="32"/>
+          <w:szCs w:val="28"/>
+        </w:rPr>
+        <w:t>.</w:t>
+      </w:r>
+    </w:p>
+    <w:p>
+      <w:pPr>
+        <w:pStyle w:val="a5"/>
+        <w:numPr>
+          <w:ilvl w:val="0"/>
+          <w:numId w:val="6"/>
+        </w:numPr>
+        <w:tabs>
+          <w:tab w:val="left" w:pos="795"/>
+        </w:tabs>
+        <w:spacing w:line="289" w:lineRule="exact"/>
+        <w:ind w:left="795" w:hanging="421"/>
+        <w:rPr>
+          <w:sz w:val="32"/>
+          <w:szCs w:val="28"/>
+        </w:rPr>
+      </w:pPr>
+      <w:r>
+        <w:rPr>
+          <w:spacing w:val="-10"/>
+          <w:sz w:val="32"/>
+          <w:szCs w:val="28"/>
+        </w:rPr>
+        <w:t>Теорема</w:t>
+      </w:r>
+      <w:r>
+        <w:rPr>
+          <w:spacing w:val="4"/>
+          <w:sz w:val="32"/>
+          <w:szCs w:val="28"/>
+        </w:rPr>
+        <w:t xml:space="preserve"> </w:t>
+      </w:r>
+      <w:proofErr w:type="spellStart"/>
+      <w:r>
+        <w:rPr>
+          <w:spacing w:val="-10"/>
+          <w:sz w:val="32"/>
+          <w:szCs w:val="28"/>
+        </w:rPr>
+        <w:t>Эрдёша-Секереша</w:t>
+      </w:r>
+      <w:proofErr w:type="spellEnd"/>
+      <w:r>
+        <w:rPr>
+          <w:spacing w:val="5"/>
+          <w:sz w:val="32"/>
+          <w:szCs w:val="28"/>
+        </w:rPr>
+        <w:t xml:space="preserve"> </w:t>
+      </w:r>
+      <w:r>
+        <w:rPr>
+          <w:spacing w:val="-10"/>
+          <w:sz w:val="32"/>
+          <w:szCs w:val="28"/>
+        </w:rPr>
+        <w:t>о</w:t>
+      </w:r>
+      <w:r>
+        <w:rPr>
+          <w:spacing w:val="5"/>
+          <w:sz w:val="32"/>
+          <w:szCs w:val="28"/>
+        </w:rPr>
+        <w:t xml:space="preserve"> </w:t>
+      </w:r>
+      <w:r>
+        <w:rPr>
+          <w:spacing w:val="-10"/>
+          <w:sz w:val="32"/>
+          <w:szCs w:val="28"/>
+        </w:rPr>
+        <w:t>монотонных</w:t>
+      </w:r>
+      <w:r>
+        <w:rPr>
+          <w:spacing w:val="4"/>
+          <w:sz w:val="32"/>
+          <w:szCs w:val="28"/>
+        </w:rPr>
+        <w:t xml:space="preserve"> </w:t>
+      </w:r>
+      <w:proofErr w:type="spellStart"/>
+      <w:r>
+        <w:rPr>
+          <w:spacing w:val="-10"/>
+          <w:sz w:val="32"/>
+          <w:szCs w:val="28"/>
+        </w:rPr>
+        <w:t>подпоследовательностях</w:t>
+      </w:r>
+      <w:proofErr w:type="spellEnd"/>
+      <w:r>
+        <w:rPr>
+          <w:spacing w:val="-10"/>
+          <w:sz w:val="32"/>
+          <w:szCs w:val="28"/>
+        </w:rPr>
+        <w:t>.</w:t>
+      </w:r>
+    </w:p>
+    <w:p>
+      <w:pPr>
+        <w:pStyle w:val="a5"/>
+        <w:numPr>
+          <w:ilvl w:val="0"/>
+          <w:numId w:val="6"/>
+        </w:numPr>
+        <w:tabs>
+          <w:tab w:val="left" w:pos="770"/>
+        </w:tabs>
+        <w:spacing w:before="2" w:line="232" w:lineRule="auto"/>
+        <w:ind w:right="113" w:firstLine="351"/>
+        <w:rPr>
+          <w:sz w:val="32"/>
+          <w:szCs w:val="28"/>
+        </w:rPr>
+      </w:pPr>
+      <w:r>
+        <w:rPr>
+          <w:w w:val="90"/>
+          <w:sz w:val="32"/>
+          <w:szCs w:val="28"/>
+        </w:rPr>
+        <w:lastRenderedPageBreak/>
+        <w:t>Разбиение множества всех подмножеств конечного множества на симметричные цепи. Теорема</w:t>
+      </w:r>
+      <w:r>
+        <w:rPr>
+          <w:spacing w:val="80"/>
+          <w:sz w:val="32"/>
+          <w:szCs w:val="28"/>
+        </w:rPr>
+        <w:t xml:space="preserve"> </w:t>
+      </w:r>
+      <w:proofErr w:type="spellStart"/>
+      <w:r>
+        <w:rPr>
+          <w:spacing w:val="-4"/>
+          <w:sz w:val="32"/>
+          <w:szCs w:val="28"/>
+        </w:rPr>
+        <w:t>Шпернера</w:t>
+      </w:r>
+      <w:proofErr w:type="spellEnd"/>
+      <w:r>
+        <w:rPr>
+          <w:spacing w:val="-5"/>
+          <w:sz w:val="32"/>
+          <w:szCs w:val="28"/>
+        </w:rPr>
+        <w:t xml:space="preserve"> </w:t>
+      </w:r>
+      <w:r>
+        <w:rPr>
+          <w:spacing w:val="-4"/>
+          <w:sz w:val="32"/>
+          <w:szCs w:val="28"/>
+        </w:rPr>
+        <w:t>о</w:t>
+      </w:r>
+      <w:r>
+        <w:rPr>
+          <w:spacing w:val="-5"/>
+          <w:sz w:val="32"/>
+          <w:szCs w:val="28"/>
+        </w:rPr>
+        <w:t xml:space="preserve"> </w:t>
+      </w:r>
+      <w:r>
+        <w:rPr>
+          <w:spacing w:val="-4"/>
+          <w:sz w:val="32"/>
+          <w:szCs w:val="28"/>
+        </w:rPr>
+        <w:t>максимальной</w:t>
+      </w:r>
+      <w:r>
+        <w:rPr>
+          <w:spacing w:val="-6"/>
+          <w:sz w:val="32"/>
+          <w:szCs w:val="28"/>
+        </w:rPr>
+        <w:t xml:space="preserve"> </w:t>
+      </w:r>
+      <w:proofErr w:type="spellStart"/>
+      <w:r>
+        <w:rPr>
+          <w:spacing w:val="-4"/>
+          <w:sz w:val="32"/>
+          <w:szCs w:val="28"/>
+        </w:rPr>
+        <w:t>антицепи</w:t>
+      </w:r>
+      <w:proofErr w:type="spellEnd"/>
+      <w:r>
+        <w:rPr>
+          <w:spacing w:val="-6"/>
+          <w:sz w:val="32"/>
+          <w:szCs w:val="28"/>
+        </w:rPr>
+        <w:t xml:space="preserve"> </w:t>
+      </w:r>
+      <w:r>
+        <w:rPr>
+          <w:spacing w:val="-4"/>
+          <w:sz w:val="32"/>
+          <w:szCs w:val="28"/>
+        </w:rPr>
+        <w:t>в</w:t>
+      </w:r>
+      <w:r>
+        <w:rPr>
+          <w:spacing w:val="-5"/>
+          <w:sz w:val="32"/>
+          <w:szCs w:val="28"/>
+        </w:rPr>
+        <w:t xml:space="preserve"> </w:t>
+      </w:r>
+      <w:r>
+        <w:rPr>
+          <w:spacing w:val="-4"/>
+          <w:sz w:val="32"/>
+          <w:szCs w:val="28"/>
+        </w:rPr>
+        <w:t>множестве</w:t>
+      </w:r>
+      <w:r>
+        <w:rPr>
+          <w:spacing w:val="-6"/>
+          <w:sz w:val="32"/>
+          <w:szCs w:val="28"/>
+        </w:rPr>
+        <w:t xml:space="preserve"> </w:t>
+      </w:r>
+      <w:r>
+        <w:rPr>
+          <w:spacing w:val="-4"/>
+          <w:sz w:val="32"/>
+          <w:szCs w:val="28"/>
+        </w:rPr>
+        <w:t>всех</w:t>
+      </w:r>
+      <w:r>
+        <w:rPr>
+          <w:spacing w:val="-5"/>
+          <w:sz w:val="32"/>
+          <w:szCs w:val="28"/>
+        </w:rPr>
+        <w:t xml:space="preserve"> </w:t>
+      </w:r>
+      <w:r>
+        <w:rPr>
+          <w:spacing w:val="-4"/>
+          <w:sz w:val="32"/>
+          <w:szCs w:val="28"/>
+        </w:rPr>
+        <w:t>подмножеств.</w:t>
+      </w:r>
+    </w:p>
+    <w:p>
+      <w:pPr>
+        <w:pStyle w:val="a5"/>
+        <w:numPr>
+          <w:ilvl w:val="0"/>
+          <w:numId w:val="6"/>
+        </w:numPr>
+        <w:tabs>
+          <w:tab w:val="left" w:pos="833"/>
+        </w:tabs>
+        <w:spacing w:line="232" w:lineRule="auto"/>
+        <w:ind w:right="113" w:firstLine="351"/>
+        <w:rPr>
+          <w:sz w:val="32"/>
+          <w:szCs w:val="28"/>
+        </w:rPr>
+      </w:pPr>
+      <w:r>
+        <w:rPr>
+          <w:spacing w:val="-4"/>
+          <w:sz w:val="32"/>
+          <w:szCs w:val="28"/>
+        </w:rPr>
+        <w:t>Неравенство</w:t>
+      </w:r>
+      <w:r>
+        <w:rPr>
+          <w:spacing w:val="15"/>
+          <w:sz w:val="32"/>
+          <w:szCs w:val="28"/>
+        </w:rPr>
+        <w:t xml:space="preserve"> </w:t>
+      </w:r>
+      <w:proofErr w:type="spellStart"/>
+      <w:r>
+        <w:rPr>
+          <w:spacing w:val="-4"/>
+          <w:sz w:val="32"/>
+          <w:szCs w:val="28"/>
+        </w:rPr>
+        <w:t>Любелла</w:t>
+      </w:r>
+      <w:proofErr w:type="spellEnd"/>
+      <w:r>
+        <w:rPr>
+          <w:spacing w:val="-4"/>
+          <w:sz w:val="32"/>
+          <w:szCs w:val="28"/>
+        </w:rPr>
+        <w:t>-Ямамото-Мешалкина</w:t>
+      </w:r>
+      <w:r>
+        <w:rPr>
+          <w:spacing w:val="15"/>
+          <w:sz w:val="32"/>
+          <w:szCs w:val="28"/>
+        </w:rPr>
+        <w:t xml:space="preserve"> </w:t>
+      </w:r>
+      <w:r>
+        <w:rPr>
+          <w:spacing w:val="-4"/>
+          <w:sz w:val="32"/>
+          <w:szCs w:val="28"/>
+        </w:rPr>
+        <w:t>для</w:t>
+      </w:r>
+      <w:r>
+        <w:rPr>
+          <w:spacing w:val="16"/>
+          <w:sz w:val="32"/>
+          <w:szCs w:val="28"/>
+        </w:rPr>
+        <w:t xml:space="preserve"> </w:t>
+      </w:r>
+      <w:proofErr w:type="spellStart"/>
+      <w:r>
+        <w:rPr>
+          <w:spacing w:val="-4"/>
+          <w:sz w:val="32"/>
+          <w:szCs w:val="28"/>
+        </w:rPr>
+        <w:t>антицепи</w:t>
+      </w:r>
+      <w:proofErr w:type="spellEnd"/>
+      <w:r>
+        <w:rPr>
+          <w:spacing w:val="15"/>
+          <w:sz w:val="32"/>
+          <w:szCs w:val="28"/>
+        </w:rPr>
+        <w:t xml:space="preserve"> </w:t>
+      </w:r>
+      <w:r>
+        <w:rPr>
+          <w:spacing w:val="-4"/>
+          <w:sz w:val="32"/>
+          <w:szCs w:val="28"/>
+        </w:rPr>
+        <w:t>в</w:t>
+      </w:r>
+      <w:r>
+        <w:rPr>
+          <w:spacing w:val="16"/>
+          <w:sz w:val="32"/>
+          <w:szCs w:val="28"/>
+        </w:rPr>
+        <w:t xml:space="preserve"> </w:t>
+      </w:r>
+      <w:r>
+        <w:rPr>
+          <w:spacing w:val="-4"/>
+          <w:sz w:val="32"/>
+          <w:szCs w:val="28"/>
+        </w:rPr>
+        <w:t>множестве</w:t>
+      </w:r>
+      <w:r>
+        <w:rPr>
+          <w:spacing w:val="15"/>
+          <w:sz w:val="32"/>
+          <w:szCs w:val="28"/>
+        </w:rPr>
+        <w:t xml:space="preserve"> </w:t>
+      </w:r>
+      <w:r>
+        <w:rPr>
+          <w:spacing w:val="-4"/>
+          <w:sz w:val="32"/>
+          <w:szCs w:val="28"/>
+        </w:rPr>
+        <w:t>всех</w:t>
+      </w:r>
+      <w:r>
+        <w:rPr>
+          <w:spacing w:val="15"/>
+          <w:sz w:val="32"/>
+          <w:szCs w:val="28"/>
+        </w:rPr>
+        <w:t xml:space="preserve"> </w:t>
+      </w:r>
+      <w:r>
+        <w:rPr>
+          <w:spacing w:val="-4"/>
+          <w:sz w:val="32"/>
+          <w:szCs w:val="28"/>
+        </w:rPr>
+        <w:t xml:space="preserve">подмножеств </w:t>
+      </w:r>
+      <w:r>
+        <w:rPr>
+          <w:sz w:val="32"/>
+          <w:szCs w:val="28"/>
+        </w:rPr>
+        <w:t>данного множества.</w:t>
+      </w:r>
+    </w:p>
+    <w:p>
+      <w:pPr>
+        <w:pStyle w:val="2"/>
+        <w:numPr>
+          <w:ilvl w:val="0"/>
+          <w:numId w:val="7"/>
+        </w:numPr>
+        <w:tabs>
+          <w:tab w:val="left" w:pos="4195"/>
+        </w:tabs>
+        <w:spacing w:before="236"/>
+        <w:ind w:left="4195" w:hanging="572"/>
+        <w:jc w:val="both"/>
+      </w:pPr>
+      <w:r>
+        <w:t>Производящие</w:t>
+      </w:r>
+      <w:r>
+        <w:rPr>
+          <w:spacing w:val="23"/>
+        </w:rPr>
+        <w:t xml:space="preserve"> </w:t>
+      </w:r>
+      <w:r>
+        <w:rPr>
+          <w:spacing w:val="-2"/>
+        </w:rPr>
+        <w:t>функции</w:t>
+      </w:r>
+    </w:p>
+    <w:p>
+      <w:pPr>
+        <w:pStyle w:val="a5"/>
+        <w:numPr>
+          <w:ilvl w:val="0"/>
+          <w:numId w:val="6"/>
+        </w:numPr>
+        <w:tabs>
+          <w:tab w:val="left" w:pos="794"/>
+        </w:tabs>
+        <w:spacing w:before="61" w:line="232" w:lineRule="auto"/>
+        <w:ind w:right="114" w:firstLine="351"/>
+        <w:jc w:val="both"/>
+        <w:rPr>
+          <w:sz w:val="24"/>
+        </w:rPr>
+      </w:pPr>
+      <w:r>
+        <w:rPr>
+          <w:spacing w:val="-10"/>
+          <w:sz w:val="24"/>
+        </w:rPr>
+        <w:t>Производящие</w:t>
+      </w:r>
+      <w:r>
+        <w:rPr>
+          <w:sz w:val="24"/>
+        </w:rPr>
+        <w:t xml:space="preserve"> </w:t>
+      </w:r>
+      <w:r>
+        <w:rPr>
+          <w:spacing w:val="-10"/>
+          <w:sz w:val="24"/>
+        </w:rPr>
+        <w:t>функции.</w:t>
+      </w:r>
+      <w:r>
+        <w:rPr>
+          <w:sz w:val="24"/>
+        </w:rPr>
+        <w:t xml:space="preserve"> </w:t>
+      </w:r>
+      <w:r>
+        <w:rPr>
+          <w:spacing w:val="-10"/>
+          <w:sz w:val="24"/>
+        </w:rPr>
+        <w:t>Определение</w:t>
+      </w:r>
+      <w:r>
+        <w:rPr>
+          <w:sz w:val="24"/>
+        </w:rPr>
+        <w:t xml:space="preserve"> </w:t>
+      </w:r>
+      <w:r>
+        <w:rPr>
+          <w:spacing w:val="-10"/>
+          <w:sz w:val="24"/>
+        </w:rPr>
+        <w:t>и</w:t>
+      </w:r>
+      <w:r>
+        <w:rPr>
+          <w:sz w:val="24"/>
+        </w:rPr>
+        <w:t xml:space="preserve"> </w:t>
+      </w:r>
+      <w:r>
+        <w:rPr>
+          <w:spacing w:val="-10"/>
+          <w:sz w:val="24"/>
+        </w:rPr>
+        <w:t>простейшие</w:t>
+      </w:r>
+      <w:r>
+        <w:rPr>
+          <w:sz w:val="24"/>
+        </w:rPr>
+        <w:t xml:space="preserve"> </w:t>
+      </w:r>
+      <w:r>
+        <w:rPr>
+          <w:spacing w:val="-10"/>
+          <w:sz w:val="24"/>
+        </w:rPr>
+        <w:t>примеры</w:t>
+      </w:r>
+      <w:r>
+        <w:rPr>
+          <w:sz w:val="24"/>
+        </w:rPr>
+        <w:t xml:space="preserve"> </w:t>
+      </w:r>
+      <w:r>
+        <w:rPr>
+          <w:spacing w:val="-10"/>
+          <w:sz w:val="24"/>
+        </w:rPr>
+        <w:t>в</w:t>
+      </w:r>
+      <w:r>
+        <w:rPr>
+          <w:sz w:val="24"/>
+        </w:rPr>
+        <w:t xml:space="preserve"> </w:t>
+      </w:r>
+      <w:r>
+        <w:rPr>
+          <w:spacing w:val="-10"/>
+          <w:sz w:val="24"/>
+        </w:rPr>
+        <w:t>случае,</w:t>
+      </w:r>
+      <w:r>
+        <w:rPr>
+          <w:sz w:val="24"/>
+        </w:rPr>
+        <w:t xml:space="preserve"> </w:t>
+      </w:r>
+      <w:r>
+        <w:rPr>
+          <w:spacing w:val="-10"/>
+          <w:sz w:val="24"/>
+        </w:rPr>
+        <w:t>когда</w:t>
+      </w:r>
+      <w:r>
+        <w:rPr>
+          <w:sz w:val="24"/>
+        </w:rPr>
+        <w:t xml:space="preserve"> </w:t>
+      </w:r>
+      <w:r>
+        <w:rPr>
+          <w:spacing w:val="-10"/>
+          <w:sz w:val="24"/>
+        </w:rPr>
+        <w:t xml:space="preserve">производящая </w:t>
+      </w:r>
+      <w:r>
+        <w:rPr>
+          <w:spacing w:val="-6"/>
+          <w:sz w:val="24"/>
+        </w:rPr>
+        <w:t>функция</w:t>
+      </w:r>
+      <w:r>
+        <w:rPr>
+          <w:spacing w:val="-11"/>
+          <w:sz w:val="24"/>
+        </w:rPr>
+        <w:t xml:space="preserve"> </w:t>
+      </w:r>
+      <w:r>
+        <w:rPr>
+          <w:spacing w:val="-6"/>
+          <w:sz w:val="24"/>
+        </w:rPr>
+        <w:t>—</w:t>
+      </w:r>
+      <w:r>
+        <w:rPr>
+          <w:spacing w:val="-9"/>
+          <w:sz w:val="24"/>
+        </w:rPr>
+        <w:t xml:space="preserve"> </w:t>
+      </w:r>
+      <w:r>
+        <w:rPr>
+          <w:spacing w:val="-6"/>
+          <w:sz w:val="24"/>
+        </w:rPr>
+        <w:t>многочлен.</w:t>
+      </w:r>
+      <w:r>
+        <w:rPr>
+          <w:spacing w:val="-9"/>
+          <w:sz w:val="24"/>
+        </w:rPr>
+        <w:t xml:space="preserve"> </w:t>
+      </w:r>
+      <w:r>
+        <w:rPr>
+          <w:spacing w:val="-6"/>
+          <w:sz w:val="24"/>
+        </w:rPr>
+        <w:t>Доказательство</w:t>
+      </w:r>
+      <w:r>
+        <w:rPr>
+          <w:spacing w:val="-9"/>
+          <w:sz w:val="24"/>
+        </w:rPr>
+        <w:t xml:space="preserve"> </w:t>
+      </w:r>
+      <w:r>
+        <w:rPr>
+          <w:spacing w:val="-6"/>
+          <w:sz w:val="24"/>
+        </w:rPr>
+        <w:t>формулы</w:t>
+      </w:r>
+      <w:r>
+        <w:rPr>
+          <w:spacing w:val="-9"/>
+          <w:sz w:val="24"/>
+        </w:rPr>
+        <w:t xml:space="preserve"> </w:t>
+      </w:r>
+      <w:r>
+        <w:rPr>
+          <w:spacing w:val="-6"/>
+          <w:sz w:val="24"/>
+        </w:rPr>
+        <w:t>суммы</w:t>
+      </w:r>
+      <w:r>
+        <w:rPr>
+          <w:spacing w:val="-9"/>
+          <w:sz w:val="24"/>
+        </w:rPr>
+        <w:t xml:space="preserve"> </w:t>
+      </w:r>
+      <w:r>
+        <w:rPr>
+          <w:spacing w:val="-6"/>
+          <w:sz w:val="24"/>
+        </w:rPr>
+        <w:t>квадратов</w:t>
+      </w:r>
+      <w:r>
+        <w:rPr>
+          <w:spacing w:val="-9"/>
+          <w:sz w:val="24"/>
+        </w:rPr>
+        <w:t xml:space="preserve"> </w:t>
+      </w:r>
+      <w:r>
+        <w:rPr>
+          <w:spacing w:val="-6"/>
+          <w:sz w:val="24"/>
+        </w:rPr>
+        <w:t>биномиальных</w:t>
+      </w:r>
+      <w:r>
+        <w:rPr>
+          <w:spacing w:val="-9"/>
+          <w:sz w:val="24"/>
+        </w:rPr>
+        <w:t xml:space="preserve"> </w:t>
+      </w:r>
+      <w:r>
+        <w:rPr>
+          <w:spacing w:val="-6"/>
+          <w:sz w:val="24"/>
+        </w:rPr>
+        <w:t>коэффициентов при</w:t>
+      </w:r>
+      <w:r>
+        <w:rPr>
+          <w:spacing w:val="-8"/>
+          <w:sz w:val="24"/>
+        </w:rPr>
+        <w:t xml:space="preserve"> </w:t>
+      </w:r>
+      <w:r>
+        <w:rPr>
+          <w:spacing w:val="-6"/>
+          <w:sz w:val="24"/>
+        </w:rPr>
+        <w:t>помощи</w:t>
+      </w:r>
+      <w:r>
+        <w:rPr>
+          <w:spacing w:val="-8"/>
+          <w:sz w:val="24"/>
+        </w:rPr>
+        <w:t xml:space="preserve"> </w:t>
+      </w:r>
+      <w:r>
+        <w:rPr>
+          <w:spacing w:val="-6"/>
+          <w:sz w:val="24"/>
+        </w:rPr>
+        <w:t>производящих</w:t>
+      </w:r>
+      <w:r>
+        <w:rPr>
+          <w:spacing w:val="-8"/>
+          <w:sz w:val="24"/>
+        </w:rPr>
+        <w:t xml:space="preserve"> </w:t>
+      </w:r>
+      <w:r>
+        <w:rPr>
+          <w:spacing w:val="-6"/>
+          <w:sz w:val="24"/>
+        </w:rPr>
+        <w:t>функций.</w:t>
+      </w:r>
+    </w:p>
+    <w:p>
+      <w:pPr>
+        <w:pStyle w:val="a5"/>
+        <w:numPr>
+          <w:ilvl w:val="0"/>
+          <w:numId w:val="6"/>
+        </w:numPr>
+        <w:tabs>
+          <w:tab w:val="left" w:pos="784"/>
+        </w:tabs>
+        <w:spacing w:line="286" w:lineRule="exact"/>
+        <w:ind w:left="784" w:hanging="410"/>
+        <w:jc w:val="both"/>
+        <w:rPr>
+          <w:sz w:val="24"/>
+        </w:rPr>
+      </w:pPr>
+      <w:r>
+        <w:rPr>
+          <w:w w:val="90"/>
+          <w:sz w:val="24"/>
+        </w:rPr>
+        <w:t>Степенной</w:t>
+      </w:r>
+      <w:r>
+        <w:rPr>
+          <w:spacing w:val="16"/>
+          <w:sz w:val="24"/>
+        </w:rPr>
+        <w:t xml:space="preserve"> </w:t>
+      </w:r>
+      <w:r>
+        <w:rPr>
+          <w:w w:val="90"/>
+          <w:sz w:val="24"/>
+        </w:rPr>
+        <w:t>ряд</w:t>
+      </w:r>
+      <w:r>
+        <w:rPr>
+          <w:spacing w:val="17"/>
+          <w:sz w:val="24"/>
+        </w:rPr>
+        <w:t xml:space="preserve"> </w:t>
+      </w:r>
+      <w:r>
+        <w:rPr>
+          <w:w w:val="90"/>
+          <w:sz w:val="24"/>
+        </w:rPr>
+        <w:t>как</w:t>
+      </w:r>
+      <w:r>
+        <w:rPr>
+          <w:spacing w:val="16"/>
+          <w:sz w:val="24"/>
+        </w:rPr>
+        <w:t xml:space="preserve"> </w:t>
+      </w:r>
+      <w:r>
+        <w:rPr>
+          <w:w w:val="90"/>
+          <w:sz w:val="24"/>
+        </w:rPr>
+        <w:t>функция:</w:t>
+      </w:r>
+      <w:r>
+        <w:rPr>
+          <w:spacing w:val="17"/>
+          <w:sz w:val="24"/>
+        </w:rPr>
+        <w:t xml:space="preserve"> </w:t>
+      </w:r>
+      <w:r>
+        <w:rPr>
+          <w:w w:val="90"/>
+          <w:sz w:val="24"/>
+        </w:rPr>
+        <w:t>формулировки</w:t>
+      </w:r>
+      <w:r>
+        <w:rPr>
+          <w:spacing w:val="16"/>
+          <w:sz w:val="24"/>
+        </w:rPr>
+        <w:t xml:space="preserve"> </w:t>
+      </w:r>
+      <w:r>
+        <w:rPr>
+          <w:w w:val="90"/>
+          <w:sz w:val="24"/>
+        </w:rPr>
+        <w:t>основных</w:t>
+      </w:r>
+      <w:r>
+        <w:rPr>
+          <w:spacing w:val="17"/>
+          <w:sz w:val="24"/>
+        </w:rPr>
+        <w:t xml:space="preserve"> </w:t>
+      </w:r>
+      <w:r>
+        <w:rPr>
+          <w:w w:val="90"/>
+          <w:sz w:val="24"/>
+        </w:rPr>
+        <w:t>теорем</w:t>
+      </w:r>
+      <w:r>
+        <w:rPr>
+          <w:spacing w:val="16"/>
+          <w:sz w:val="24"/>
+        </w:rPr>
+        <w:t xml:space="preserve"> </w:t>
+      </w:r>
+      <w:r>
+        <w:rPr>
+          <w:w w:val="90"/>
+          <w:sz w:val="24"/>
+        </w:rPr>
+        <w:t>о</w:t>
+      </w:r>
+      <w:r>
+        <w:rPr>
+          <w:spacing w:val="17"/>
+          <w:sz w:val="24"/>
+        </w:rPr>
+        <w:t xml:space="preserve"> </w:t>
+      </w:r>
+      <w:r>
+        <w:rPr>
+          <w:w w:val="90"/>
+          <w:sz w:val="24"/>
+        </w:rPr>
+        <w:t>сходимости</w:t>
+      </w:r>
+      <w:r>
+        <w:rPr>
+          <w:spacing w:val="16"/>
+          <w:sz w:val="24"/>
+        </w:rPr>
+        <w:t xml:space="preserve"> </w:t>
+      </w:r>
+      <w:r>
+        <w:rPr>
+          <w:w w:val="90"/>
+          <w:sz w:val="24"/>
+        </w:rPr>
+        <w:t>степенных</w:t>
+      </w:r>
+      <w:r>
+        <w:rPr>
+          <w:spacing w:val="17"/>
+          <w:sz w:val="24"/>
+        </w:rPr>
+        <w:t xml:space="preserve"> </w:t>
+      </w:r>
+      <w:r>
+        <w:rPr>
+          <w:spacing w:val="-2"/>
+          <w:w w:val="90"/>
+          <w:sz w:val="24"/>
+        </w:rPr>
+        <w:t>рядов.</w:t>
+      </w:r>
+    </w:p>
+    <w:p>
+      <w:pPr>
+        <w:pStyle w:val="a5"/>
+        <w:numPr>
+          <w:ilvl w:val="0"/>
+          <w:numId w:val="6"/>
+        </w:numPr>
+        <w:tabs>
+          <w:tab w:val="left" w:pos="795"/>
+        </w:tabs>
+        <w:spacing w:line="289" w:lineRule="exact"/>
+        <w:ind w:left="795" w:hanging="421"/>
+        <w:jc w:val="both"/>
+        <w:rPr>
+          <w:sz w:val="24"/>
+        </w:rPr>
+      </w:pPr>
+      <w:r>
+        <w:rPr>
+          <w:spacing w:val="-6"/>
+          <w:sz w:val="24"/>
+        </w:rPr>
+        <w:t>Кольцо</w:t>
+      </w:r>
+      <w:r>
+        <w:rPr>
+          <w:spacing w:val="-3"/>
+          <w:sz w:val="24"/>
+        </w:rPr>
+        <w:t xml:space="preserve"> </w:t>
+      </w:r>
+      <w:r>
+        <w:rPr>
+          <w:spacing w:val="-6"/>
+          <w:sz w:val="24"/>
+        </w:rPr>
+        <w:t>формальных</w:t>
+      </w:r>
+      <w:r>
+        <w:rPr>
+          <w:spacing w:val="-2"/>
+          <w:sz w:val="24"/>
+        </w:rPr>
+        <w:t xml:space="preserve"> </w:t>
+      </w:r>
+      <w:r>
+        <w:rPr>
+          <w:spacing w:val="-6"/>
+          <w:sz w:val="24"/>
+        </w:rPr>
+        <w:t>степенных</w:t>
+      </w:r>
+      <w:r>
+        <w:rPr>
+          <w:spacing w:val="-3"/>
+          <w:sz w:val="24"/>
+        </w:rPr>
+        <w:t xml:space="preserve"> </w:t>
+      </w:r>
+      <w:r>
+        <w:rPr>
+          <w:spacing w:val="-6"/>
+          <w:sz w:val="24"/>
+        </w:rPr>
+        <w:t>рядов.</w:t>
+      </w:r>
+      <w:r>
+        <w:rPr>
+          <w:spacing w:val="-3"/>
+          <w:sz w:val="24"/>
+        </w:rPr>
+        <w:t xml:space="preserve"> </w:t>
+      </w:r>
+      <w:r>
+        <w:rPr>
+          <w:spacing w:val="-6"/>
+          <w:sz w:val="24"/>
+        </w:rPr>
+        <w:t>Определение</w:t>
+      </w:r>
+      <w:r>
+        <w:rPr>
+          <w:spacing w:val="-2"/>
+          <w:sz w:val="24"/>
+        </w:rPr>
+        <w:t xml:space="preserve"> </w:t>
+      </w:r>
+      <w:r>
+        <w:rPr>
+          <w:spacing w:val="-6"/>
+          <w:sz w:val="24"/>
+        </w:rPr>
+        <w:t>и</w:t>
+      </w:r>
+      <w:r>
+        <w:rPr>
+          <w:spacing w:val="-3"/>
+          <w:sz w:val="24"/>
+        </w:rPr>
+        <w:t xml:space="preserve"> </w:t>
+      </w:r>
+      <w:r>
+        <w:rPr>
+          <w:spacing w:val="-6"/>
+          <w:sz w:val="24"/>
+        </w:rPr>
+        <w:t>доказательство</w:t>
+      </w:r>
+      <w:r>
+        <w:rPr>
+          <w:spacing w:val="-2"/>
+          <w:sz w:val="24"/>
+        </w:rPr>
+        <w:t xml:space="preserve"> </w:t>
+      </w:r>
+      <w:r>
+        <w:rPr>
+          <w:spacing w:val="-6"/>
+          <w:sz w:val="24"/>
+        </w:rPr>
+        <w:t>того,</w:t>
+      </w:r>
+      <w:r>
+        <w:rPr>
+          <w:spacing w:val="-3"/>
+          <w:sz w:val="24"/>
+        </w:rPr>
+        <w:t xml:space="preserve"> </w:t>
+      </w:r>
+      <w:r>
+        <w:rPr>
+          <w:spacing w:val="-6"/>
+          <w:sz w:val="24"/>
+        </w:rPr>
+        <w:t>что</w:t>
+      </w:r>
+      <w:r>
+        <w:rPr>
+          <w:spacing w:val="-3"/>
+          <w:sz w:val="24"/>
+        </w:rPr>
+        <w:t xml:space="preserve"> </w:t>
+      </w:r>
+      <w:r>
+        <w:rPr>
+          <w:spacing w:val="-6"/>
+          <w:sz w:val="24"/>
+        </w:rPr>
+        <w:t>это</w:t>
+      </w:r>
+      <w:r>
+        <w:rPr>
+          <w:spacing w:val="-2"/>
+          <w:sz w:val="24"/>
+        </w:rPr>
+        <w:t xml:space="preserve"> </w:t>
+      </w:r>
+      <w:r>
+        <w:rPr>
+          <w:spacing w:val="-6"/>
+          <w:sz w:val="24"/>
+        </w:rPr>
+        <w:t>кольцо.</w:t>
+      </w:r>
+    </w:p>
+    <w:p>
+      <w:pPr>
+        <w:pStyle w:val="a5"/>
+        <w:numPr>
+          <w:ilvl w:val="0"/>
+          <w:numId w:val="6"/>
+        </w:numPr>
+        <w:tabs>
+          <w:tab w:val="left" w:pos="789"/>
+        </w:tabs>
+        <w:spacing w:before="2" w:line="232" w:lineRule="auto"/>
+        <w:ind w:right="118" w:firstLine="351"/>
+        <w:jc w:val="both"/>
+        <w:rPr>
+          <w:sz w:val="24"/>
+        </w:rPr>
+      </w:pPr>
+      <w:r>
+        <w:rPr>
+          <w:spacing w:val="-8"/>
+          <w:sz w:val="24"/>
+        </w:rPr>
+        <w:t>Обратимые</w:t>
+      </w:r>
+      <w:r>
+        <w:rPr>
+          <w:spacing w:val="-3"/>
+          <w:sz w:val="24"/>
+        </w:rPr>
+        <w:t xml:space="preserve"> </w:t>
+      </w:r>
+      <w:r>
+        <w:rPr>
+          <w:spacing w:val="-8"/>
+          <w:sz w:val="24"/>
+        </w:rPr>
+        <w:t>элементы</w:t>
+      </w:r>
+      <w:r>
+        <w:rPr>
+          <w:spacing w:val="-3"/>
+          <w:sz w:val="24"/>
+        </w:rPr>
+        <w:t xml:space="preserve"> </w:t>
+      </w:r>
+      <w:r>
+        <w:rPr>
+          <w:spacing w:val="-8"/>
+          <w:sz w:val="24"/>
+        </w:rPr>
+        <w:t>кольца</w:t>
+      </w:r>
+      <w:r>
+        <w:rPr>
+          <w:spacing w:val="-3"/>
+          <w:sz w:val="24"/>
+        </w:rPr>
+        <w:t xml:space="preserve"> </w:t>
+      </w:r>
+      <w:r>
+        <w:rPr>
+          <w:spacing w:val="-8"/>
+          <w:sz w:val="24"/>
+        </w:rPr>
+        <w:t>формальных</w:t>
+      </w:r>
+      <w:r>
+        <w:rPr>
+          <w:spacing w:val="-3"/>
+          <w:sz w:val="24"/>
+        </w:rPr>
+        <w:t xml:space="preserve"> </w:t>
+      </w:r>
+      <w:r>
+        <w:rPr>
+          <w:spacing w:val="-8"/>
+          <w:sz w:val="24"/>
+        </w:rPr>
+        <w:t>степенных</w:t>
+      </w:r>
+      <w:r>
+        <w:rPr>
+          <w:spacing w:val="-3"/>
+          <w:sz w:val="24"/>
+        </w:rPr>
+        <w:t xml:space="preserve"> </w:t>
+      </w:r>
+      <w:r>
+        <w:rPr>
+          <w:spacing w:val="-8"/>
+          <w:sz w:val="24"/>
+        </w:rPr>
+        <w:t>рядов.</w:t>
+      </w:r>
+      <w:r>
+        <w:rPr>
+          <w:spacing w:val="-3"/>
+          <w:sz w:val="24"/>
+        </w:rPr>
+        <w:t xml:space="preserve"> </w:t>
+      </w:r>
+      <w:r>
+        <w:rPr>
+          <w:spacing w:val="-8"/>
+          <w:sz w:val="24"/>
+        </w:rPr>
+        <w:t>Сумма</w:t>
+      </w:r>
+      <w:r>
+        <w:rPr>
+          <w:spacing w:val="-3"/>
+          <w:sz w:val="24"/>
+        </w:rPr>
+        <w:t xml:space="preserve"> </w:t>
+      </w:r>
+      <w:r>
+        <w:rPr>
+          <w:spacing w:val="-8"/>
+          <w:sz w:val="24"/>
+        </w:rPr>
+        <w:t>геометрической</w:t>
+      </w:r>
+      <w:r>
+        <w:rPr>
+          <w:spacing w:val="-3"/>
+          <w:sz w:val="24"/>
+        </w:rPr>
+        <w:t xml:space="preserve"> </w:t>
+      </w:r>
+      <w:proofErr w:type="spellStart"/>
+      <w:proofErr w:type="gramStart"/>
+      <w:r>
+        <w:rPr>
+          <w:spacing w:val="-8"/>
+          <w:sz w:val="24"/>
+        </w:rPr>
+        <w:t>прогрес</w:t>
+      </w:r>
+      <w:proofErr w:type="spellEnd"/>
+      <w:r>
+        <w:rPr>
+          <w:spacing w:val="-8"/>
+          <w:sz w:val="24"/>
+        </w:rPr>
+        <w:t xml:space="preserve">- </w:t>
+      </w:r>
+      <w:r>
+        <w:rPr>
+          <w:spacing w:val="-2"/>
+          <w:sz w:val="24"/>
+        </w:rPr>
+        <w:t>сии</w:t>
+      </w:r>
+      <w:proofErr w:type="gramEnd"/>
+      <w:r>
+        <w:rPr>
+          <w:spacing w:val="-10"/>
+          <w:sz w:val="24"/>
+        </w:rPr>
+        <w:t xml:space="preserve"> </w:t>
+      </w:r>
+      <w:r>
+        <w:rPr>
+          <w:spacing w:val="-2"/>
+          <w:sz w:val="24"/>
+        </w:rPr>
+        <w:t>с</w:t>
+      </w:r>
+      <w:r>
+        <w:rPr>
+          <w:spacing w:val="-9"/>
+          <w:sz w:val="24"/>
+        </w:rPr>
+        <w:t xml:space="preserve"> </w:t>
+      </w:r>
+      <w:r>
+        <w:rPr>
+          <w:spacing w:val="-2"/>
+          <w:sz w:val="24"/>
+        </w:rPr>
+        <w:t>точки</w:t>
+      </w:r>
+      <w:r>
+        <w:rPr>
+          <w:spacing w:val="-10"/>
+          <w:sz w:val="24"/>
+        </w:rPr>
+        <w:t xml:space="preserve"> </w:t>
+      </w:r>
+      <w:r>
+        <w:rPr>
+          <w:spacing w:val="-2"/>
+          <w:sz w:val="24"/>
+        </w:rPr>
+        <w:t>зрения</w:t>
+      </w:r>
+      <w:r>
+        <w:rPr>
+          <w:spacing w:val="-9"/>
+          <w:sz w:val="24"/>
+        </w:rPr>
+        <w:t xml:space="preserve"> </w:t>
+      </w:r>
+      <w:r>
+        <w:rPr>
+          <w:spacing w:val="-2"/>
+          <w:sz w:val="24"/>
+        </w:rPr>
+        <w:t>формальных</w:t>
+      </w:r>
+      <w:r>
+        <w:rPr>
+          <w:spacing w:val="-9"/>
+          <w:sz w:val="24"/>
+        </w:rPr>
+        <w:t xml:space="preserve"> </w:t>
+      </w:r>
+      <w:r>
+        <w:rPr>
+          <w:spacing w:val="-2"/>
+          <w:sz w:val="24"/>
+        </w:rPr>
+        <w:t>степенных</w:t>
+      </w:r>
+      <w:r>
+        <w:rPr>
+          <w:spacing w:val="-10"/>
+          <w:sz w:val="24"/>
+        </w:rPr>
+        <w:t xml:space="preserve"> </w:t>
+      </w:r>
+      <w:r>
+        <w:rPr>
+          <w:spacing w:val="-2"/>
+          <w:sz w:val="24"/>
+        </w:rPr>
+        <w:t>рядов.</w:t>
+      </w:r>
+    </w:p>
+    <w:p>
+      <w:pPr>
+        <w:pStyle w:val="a5"/>
+        <w:tabs>
+          <w:tab w:val="left" w:pos="795"/>
+        </w:tabs>
+        <w:spacing w:before="7"/>
+        <w:ind w:left="795" w:firstLine="0"/>
+        <w:rPr>
+          <w:sz w:val="24"/>
+        </w:rPr>
+      </w:pPr>
     </w:p>
     <w:sectPr>
       <w:pgSz w:w="11910" w:h="16840"/>
@@ -12589,6 +17126,129 @@
     </w:lvl>
   </w:abstractNum>
   <w:abstractNum w:abstractNumId="1" w15:restartNumberingAfterBreak="0">
+    <w:nsid w:val="1C4130B0"/>
+    <w:multiLevelType w:val="hybridMultilevel"/>
+    <w:tmpl w:val="FD1A78CE"/>
+    <w:lvl w:ilvl="0" w:tplc="DA0A5F94">
+      <w:start w:val="1"/>
+      <w:numFmt w:val="decimal"/>
+      <w:lvlText w:val="%1."/>
+      <w:lvlJc w:val="left"/>
+      <w:pPr>
+        <w:ind w:left="23" w:hanging="292"/>
+        <w:jc w:val="left"/>
+      </w:pPr>
+      <w:rPr>
+        <w:rFonts w:ascii="Book Antiqua" w:eastAsia="Book Antiqua" w:hAnsi="Book Antiqua" w:cs="Book Antiqua" w:hint="default"/>
+        <w:b/>
+        <w:bCs/>
+        <w:i w:val="0"/>
+        <w:iCs w:val="0"/>
+        <w:spacing w:val="0"/>
+        <w:w w:val="116"/>
+        <w:sz w:val="24"/>
+        <w:szCs w:val="24"/>
+        <w:lang w:val="ru-RU" w:eastAsia="en-US" w:bidi="ar-SA"/>
+      </w:rPr>
+    </w:lvl>
+    <w:lvl w:ilvl="1" w:tplc="20187CDA">
+      <w:numFmt w:val="bullet"/>
+      <w:lvlText w:val="•"/>
+      <w:lvlJc w:val="left"/>
+      <w:pPr>
+        <w:ind w:left="1109" w:hanging="292"/>
+      </w:pPr>
+      <w:rPr>
+        <w:rFonts w:hint="default"/>
+        <w:lang w:val="ru-RU" w:eastAsia="en-US" w:bidi="ar-SA"/>
+      </w:rPr>
+    </w:lvl>
+    <w:lvl w:ilvl="2" w:tplc="30EC1D12">
+      <w:numFmt w:val="bullet"/>
+      <w:lvlText w:val="•"/>
+      <w:lvlJc w:val="left"/>
+      <w:pPr>
+        <w:ind w:left="2198" w:hanging="292"/>
+      </w:pPr>
+      <w:rPr>
+        <w:rFonts w:hint="default"/>
+        <w:lang w:val="ru-RU" w:eastAsia="en-US" w:bidi="ar-SA"/>
+      </w:rPr>
+    </w:lvl>
+    <w:lvl w:ilvl="3" w:tplc="C476984C">
+      <w:numFmt w:val="bullet"/>
+      <w:lvlText w:val="•"/>
+      <w:lvlJc w:val="left"/>
+      <w:pPr>
+        <w:ind w:left="3288" w:hanging="292"/>
+      </w:pPr>
+      <w:rPr>
+        <w:rFonts w:hint="default"/>
+        <w:lang w:val="ru-RU" w:eastAsia="en-US" w:bidi="ar-SA"/>
+      </w:rPr>
+    </w:lvl>
+    <w:lvl w:ilvl="4" w:tplc="42A6310E">
+      <w:numFmt w:val="bullet"/>
+      <w:lvlText w:val="•"/>
+      <w:lvlJc w:val="left"/>
+      <w:pPr>
+        <w:ind w:left="4377" w:hanging="292"/>
+      </w:pPr>
+      <w:rPr>
+        <w:rFonts w:hint="default"/>
+        <w:lang w:val="ru-RU" w:eastAsia="en-US" w:bidi="ar-SA"/>
+      </w:rPr>
+    </w:lvl>
+    <w:lvl w:ilvl="5" w:tplc="4D4A8EC6">
+      <w:numFmt w:val="bullet"/>
+      <w:lvlText w:val="•"/>
+      <w:lvlJc w:val="left"/>
+      <w:pPr>
+        <w:ind w:left="5467" w:hanging="292"/>
+      </w:pPr>
+      <w:rPr>
+        <w:rFonts w:hint="default"/>
+        <w:lang w:val="ru-RU" w:eastAsia="en-US" w:bidi="ar-SA"/>
+      </w:rPr>
+    </w:lvl>
+    <w:lvl w:ilvl="6" w:tplc="A5A8CFE0">
+      <w:numFmt w:val="bullet"/>
+      <w:lvlText w:val="•"/>
+      <w:lvlJc w:val="left"/>
+      <w:pPr>
+        <w:ind w:left="6556" w:hanging="292"/>
+      </w:pPr>
+      <w:rPr>
+        <w:rFonts w:hint="default"/>
+        <w:lang w:val="ru-RU" w:eastAsia="en-US" w:bidi="ar-SA"/>
+      </w:rPr>
+    </w:lvl>
+    <w:lvl w:ilvl="7" w:tplc="5BA2ECCC">
+      <w:numFmt w:val="bullet"/>
+      <w:lvlText w:val="•"/>
+      <w:lvlJc w:val="left"/>
+      <w:pPr>
+        <w:ind w:left="7646" w:hanging="292"/>
+      </w:pPr>
+      <w:rPr>
+        <w:rFonts w:hint="default"/>
+        <w:lang w:val="ru-RU" w:eastAsia="en-US" w:bidi="ar-SA"/>
+      </w:rPr>
+    </w:lvl>
+    <w:lvl w:ilvl="8" w:tplc="CD9681C2">
+      <w:numFmt w:val="bullet"/>
+      <w:lvlText w:val="•"/>
+      <w:lvlJc w:val="left"/>
+      <w:pPr>
+        <w:ind w:left="8735" w:hanging="292"/>
+      </w:pPr>
+      <w:rPr>
+        <w:rFonts w:hint="default"/>
+        <w:lang w:val="ru-RU" w:eastAsia="en-US" w:bidi="ar-SA"/>
+      </w:rPr>
+    </w:lvl>
+  </w:abstractNum>
+  <w:abstractNum w:abstractNumId="2" w15:restartNumberingAfterBreak="0">
     <w:nsid w:val="2AA834C2"/>
     <w:multiLevelType w:val="hybridMultilevel"/>
     <w:tmpl w:val="055C1264"/>
@@ -12710,7 +17370,130 @@
       </w:rPr>
     </w:lvl>
   </w:abstractNum>
-  <w:abstractNum w:abstractNumId="2" w15:restartNumberingAfterBreak="0">
+  <w:abstractNum w:abstractNumId="3" w15:restartNumberingAfterBreak="0">
+    <w:nsid w:val="36906B10"/>
+    <w:multiLevelType w:val="hybridMultilevel"/>
+    <w:tmpl w:val="30302B34"/>
+    <w:lvl w:ilvl="0" w:tplc="BEEAD214">
+      <w:start w:val="1"/>
+      <w:numFmt w:val="upperRoman"/>
+      <w:lvlText w:val="%1."/>
+      <w:lvlJc w:val="left"/>
+      <w:pPr>
+        <w:ind w:left="3890" w:hanging="265"/>
+        <w:jc w:val="right"/>
+      </w:pPr>
+      <w:rPr>
+        <w:rFonts w:ascii="Book Antiqua" w:eastAsia="Book Antiqua" w:hAnsi="Book Antiqua" w:cs="Book Antiqua" w:hint="default"/>
+        <w:b/>
+        <w:bCs/>
+        <w:i w:val="0"/>
+        <w:iCs w:val="0"/>
+        <w:spacing w:val="0"/>
+        <w:w w:val="113"/>
+        <w:sz w:val="24"/>
+        <w:szCs w:val="24"/>
+        <w:lang w:val="ru-RU" w:eastAsia="en-US" w:bidi="ar-SA"/>
+      </w:rPr>
+    </w:lvl>
+    <w:lvl w:ilvl="1" w:tplc="DFCE7812">
+      <w:numFmt w:val="bullet"/>
+      <w:lvlText w:val="•"/>
+      <w:lvlJc w:val="left"/>
+      <w:pPr>
+        <w:ind w:left="4601" w:hanging="265"/>
+      </w:pPr>
+      <w:rPr>
+        <w:rFonts w:hint="default"/>
+        <w:lang w:val="ru-RU" w:eastAsia="en-US" w:bidi="ar-SA"/>
+      </w:rPr>
+    </w:lvl>
+    <w:lvl w:ilvl="2" w:tplc="B1AA5428">
+      <w:numFmt w:val="bullet"/>
+      <w:lvlText w:val="•"/>
+      <w:lvlJc w:val="left"/>
+      <w:pPr>
+        <w:ind w:left="5302" w:hanging="265"/>
+      </w:pPr>
+      <w:rPr>
+        <w:rFonts w:hint="default"/>
+        <w:lang w:val="ru-RU" w:eastAsia="en-US" w:bidi="ar-SA"/>
+      </w:rPr>
+    </w:lvl>
+    <w:lvl w:ilvl="3" w:tplc="E12AB59A">
+      <w:numFmt w:val="bullet"/>
+      <w:lvlText w:val="•"/>
+      <w:lvlJc w:val="left"/>
+      <w:pPr>
+        <w:ind w:left="6004" w:hanging="265"/>
+      </w:pPr>
+      <w:rPr>
+        <w:rFonts w:hint="default"/>
+        <w:lang w:val="ru-RU" w:eastAsia="en-US" w:bidi="ar-SA"/>
+      </w:rPr>
+    </w:lvl>
+    <w:lvl w:ilvl="4" w:tplc="4208807E">
+      <w:numFmt w:val="bullet"/>
+      <w:lvlText w:val="•"/>
+      <w:lvlJc w:val="left"/>
+      <w:pPr>
+        <w:ind w:left="6705" w:hanging="265"/>
+      </w:pPr>
+      <w:rPr>
+        <w:rFonts w:hint="default"/>
+        <w:lang w:val="ru-RU" w:eastAsia="en-US" w:bidi="ar-SA"/>
+      </w:rPr>
+    </w:lvl>
+    <w:lvl w:ilvl="5" w:tplc="02DAE240">
+      <w:numFmt w:val="bullet"/>
+      <w:lvlText w:val="•"/>
+      <w:lvlJc w:val="left"/>
+      <w:pPr>
+        <w:ind w:left="7407" w:hanging="265"/>
+      </w:pPr>
+      <w:rPr>
+        <w:rFonts w:hint="default"/>
+        <w:lang w:val="ru-RU" w:eastAsia="en-US" w:bidi="ar-SA"/>
+      </w:rPr>
+    </w:lvl>
+    <w:lvl w:ilvl="6" w:tplc="6AC0A778">
+      <w:numFmt w:val="bullet"/>
+      <w:lvlText w:val="•"/>
+      <w:lvlJc w:val="left"/>
+      <w:pPr>
+        <w:ind w:left="8108" w:hanging="265"/>
+      </w:pPr>
+      <w:rPr>
+        <w:rFonts w:hint="default"/>
+        <w:lang w:val="ru-RU" w:eastAsia="en-US" w:bidi="ar-SA"/>
+      </w:rPr>
+    </w:lvl>
+    <w:lvl w:ilvl="7" w:tplc="12EA0BE2">
+      <w:numFmt w:val="bullet"/>
+      <w:lvlText w:val="•"/>
+      <w:lvlJc w:val="left"/>
+      <w:pPr>
+        <w:ind w:left="8810" w:hanging="265"/>
+      </w:pPr>
+      <w:rPr>
+        <w:rFonts w:hint="default"/>
+        <w:lang w:val="ru-RU" w:eastAsia="en-US" w:bidi="ar-SA"/>
+      </w:rPr>
+    </w:lvl>
+    <w:lvl w:ilvl="8" w:tplc="2702FAE2">
+      <w:numFmt w:val="bullet"/>
+      <w:lvlText w:val="•"/>
+      <w:lvlJc w:val="left"/>
+      <w:pPr>
+        <w:ind w:left="9511" w:hanging="265"/>
+      </w:pPr>
+      <w:rPr>
+        <w:rFonts w:hint="default"/>
+        <w:lang w:val="ru-RU" w:eastAsia="en-US" w:bidi="ar-SA"/>
+      </w:rPr>
+    </w:lvl>
+  </w:abstractNum>
+  <w:abstractNum w:abstractNumId="4" w15:restartNumberingAfterBreak="0">
     <w:nsid w:val="4A4A3DB8"/>
     <w:multiLevelType w:val="hybridMultilevel"/>
     <w:tmpl w:val="E4868154"/>
@@ -12833,7 +17616,7 @@
       </w:rPr>
     </w:lvl>
   </w:abstractNum>
-  <w:abstractNum w:abstractNumId="3" w15:restartNumberingAfterBreak="0">
+  <w:abstractNum w:abstractNumId="5" w15:restartNumberingAfterBreak="0">
     <w:nsid w:val="59BD6EFC"/>
     <w:multiLevelType w:val="hybridMultilevel"/>
     <w:tmpl w:val="055C1264"/>
@@ -12955,7 +17738,7 @@
       </w:rPr>
     </w:lvl>
   </w:abstractNum>
-  <w:abstractNum w:abstractNumId="4" w15:restartNumberingAfterBreak="0">
+  <w:abstractNum w:abstractNumId="6" w15:restartNumberingAfterBreak="0">
     <w:nsid w:val="614C763F"/>
     <w:multiLevelType w:val="hybridMultilevel"/>
     <w:tmpl w:val="E4868154"/>
@@ -13079,19 +17862,25 @@
     </w:lvl>
   </w:abstractNum>
   <w:num w:numId="1" w16cid:durableId="306905223">
-    <w:abstractNumId w:val="3"/>
+    <w:abstractNumId w:val="5"/>
   </w:num>
   <w:num w:numId="2" w16cid:durableId="805002625">
-    <w:abstractNumId w:val="2"/>
+    <w:abstractNumId w:val="4"/>
   </w:num>
   <w:num w:numId="3" w16cid:durableId="897715583">
     <w:abstractNumId w:val="0"/>
   </w:num>
   <w:num w:numId="4" w16cid:durableId="1142622567">
+    <w:abstractNumId w:val="2"/>
+  </w:num>
+  <w:num w:numId="5" w16cid:durableId="495221980">
+    <w:abstractNumId w:val="6"/>
+  </w:num>
+  <w:num w:numId="6" w16cid:durableId="955211831">
     <w:abstractNumId w:val="1"/>
   </w:num>
-  <w:num w:numId="5" w16cid:durableId="495221980">
-    <w:abstractNumId w:val="4"/>
+  <w:num w:numId="7" w16cid:durableId="743914689">
+    <w:abstractNumId w:val="3"/>
   </w:num>
 </w:numbering>
 </file>
@@ -13520,9 +18309,33 @@
       <w:szCs w:val="24"/>
     </w:rPr>
   </w:style>
+  <w:style w:type="paragraph" w:styleId="2">
+    <w:name w:val="heading 2"/>
+    <w:basedOn w:val="a"/>
+    <w:next w:val="a"/>
+    <w:link w:val="20"/>
+    <w:uiPriority w:val="9"/>
+    <w:semiHidden/>
+    <w:unhideWhenUsed/>
+    <w:qFormat/>
+    <w:rsid w:val="00C017C2"/>
+    <w:pPr>
+      <w:keepNext/>
+      <w:keepLines/>
+      <w:spacing w:before="40"/>
+      <w:outlineLvl w:val="1"/>
+    </w:pPr>
+    <w:rPr>
+      <w:rFonts w:asciiTheme="majorHAnsi" w:eastAsiaTheme="majorEastAsia" w:hAnsiTheme="majorHAnsi" w:cstheme="majorBidi"/>
+      <w:color w:val="365F91" w:themeColor="accent1" w:themeShade="BF"/>
+      <w:sz w:val="26"/>
+      <w:szCs w:val="26"/>
+    </w:rPr>
+  </w:style>
   <w:style w:type="character" w:default="1" w:styleId="a0">
     <w:name w:val="Default Paragraph Font"/>
     <w:uiPriority w:val="1"/>
+    <w:semiHidden/>
     <w:unhideWhenUsed/>
   </w:style>
   <w:style w:type="table" w:default="1" w:styleId="a1">
@@ -13619,6 +18432,21 @@
       <w:bCs/>
       <w:sz w:val="24"/>
       <w:szCs w:val="24"/>
+      <w:lang w:val="ru-RU"/>
+    </w:rPr>
+  </w:style>
+  <w:style w:type="character" w:customStyle="1" w:styleId="20">
+    <w:name w:val="Заголовок 2 Знак"/>
+    <w:basedOn w:val="a0"/>
+    <w:link w:val="2"/>
+    <w:uiPriority w:val="9"/>
+    <w:semiHidden/>
+    <w:rsid w:val="00C017C2"/>
+    <w:rPr>
+      <w:rFonts w:asciiTheme="majorHAnsi" w:eastAsiaTheme="majorEastAsia" w:hAnsiTheme="majorHAnsi" w:cstheme="majorBidi"/>
+      <w:color w:val="365F91" w:themeColor="accent1" w:themeShade="BF"/>
+      <w:sz w:val="26"/>
+      <w:szCs w:val="26"/>
       <w:lang w:val="ru-RU"/>
     </w:rPr>
   </w:style>
